--- a/docs/bai_nckh/tom_tat_ket_qua.docx
+++ b/docs/bai_nckh/tom_tat_ket_qua.docx
@@ -15,7 +15,7 @@
           <w:sz w:val="26"/>
           <w:szCs w:val="26"/>
         </w:rPr>
-        <w:t xml:space="preserve">Hà Nội, ngày 10 tháng 10 năm 2026</w:t>
+        <w:t xml:space="preserve">Hà Nội, ngày 13 tháng 10 năm 2026</w:t>
       </w:r>
     </w:p>
     <w:p>
@@ -133,7 +133,123 @@
           <w:sz w:val="26"/>
           <w:szCs w:val="26"/>
         </w:rPr>
-        <w:t xml:space="preserve">1.1. Câu hỏi nghiên cứu</w:t>
+        <w:t xml:space="preserve">1.1. Giả thuyết và câu hỏi nghiên cứu</w:t>
+      </w:r>
+    </w:p>
+    <w:p>
+      <w:pPr>
+        <w:keepNext/>
+        <w:spacing w:after="120" w:before="0" w:line="312"/>
+        <w:ind w:firstLine="567"/>
+        <w:jc w:val="both"/>
+      </w:pPr>
+      <w:r>
+        <w:rPr>
+          <w:rFonts w:ascii="Times New Roman" w:cs="Times New Roman" w:eastAsia="Times New Roman" w:hAnsi="Times New Roman"/>
+          <w:sz w:val="26"/>
+          <w:szCs w:val="26"/>
+        </w:rPr>
+        <w:t xml:space="preserve">Báo cáo trình bày kết quả theo cấu trúc giảng viên đã góp ý ngày 12/10/2026, gồm ba giả thuyết và một câu hỏi nghiên cứu thứ cấp. Nghiên cứu sử dụng thiết kế cắt ngang, vì vậy các kết quả được diễn giải là mối liên hệ, không phải quan hệ nhân quả.</w:t>
+      </w:r>
+    </w:p>
+    <w:p>
+      <w:pPr>
+        <w:spacing w:after="60" w:before="0" w:line="312"/>
+        <w:ind w:firstLine="0"/>
+        <w:jc w:val="both"/>
+      </w:pPr>
+      <w:r>
+        <w:rPr>
+          <w:rFonts w:ascii="Times New Roman" w:cs="Times New Roman" w:eastAsia="Times New Roman" w:hAnsi="Times New Roman"/>
+          <w:b/>
+          <w:bCs/>
+          <w:sz w:val="26"/>
+          <w:szCs w:val="26"/>
+        </w:rPr>
+        <w:t xml:space="preserve">H1. </w:t>
+      </w:r>
+      <w:r>
+        <w:rPr>
+          <w:rFonts w:ascii="Times New Roman" w:cs="Times New Roman" w:eastAsia="Times New Roman" w:hAnsi="Times New Roman"/>
+          <w:sz w:val="26"/>
+          <w:szCs w:val="26"/>
+        </w:rPr>
+        <w:t xml:space="preserve">Người lao động LGBT gặp kỳ thị tại nơi làm việc nhiều hơn có điểm triệu chứng lo âu và trầm cảm (PHQ-4) cao hơn.</w:t>
+      </w:r>
+    </w:p>
+    <w:p>
+      <w:pPr>
+        <w:spacing w:after="60" w:before="0" w:line="312"/>
+        <w:ind w:firstLine="0"/>
+        <w:jc w:val="both"/>
+      </w:pPr>
+      <w:r>
+        <w:rPr>
+          <w:rFonts w:ascii="Times New Roman" w:cs="Times New Roman" w:eastAsia="Times New Roman" w:hAnsi="Times New Roman"/>
+          <w:b/>
+          <w:bCs/>
+          <w:sz w:val="26"/>
+          <w:szCs w:val="26"/>
+        </w:rPr>
+        <w:t xml:space="preserve">RQ1. </w:t>
+      </w:r>
+      <w:r>
+        <w:rPr>
+          <w:rFonts w:ascii="Times New Roman" w:cs="Times New Roman" w:eastAsia="Times New Roman" w:hAnsi="Times New Roman"/>
+          <w:sz w:val="26"/>
+          <w:szCs w:val="26"/>
+        </w:rPr>
+        <w:t xml:space="preserve">Trong ba nhóm tình huống kỳ thị (giao tiếp, nghề nghiệp, thể hiện giới), nhóm nào có mối liên hệ rõ nhất với điểm PHQ-4?</w:t>
+      </w:r>
+    </w:p>
+    <w:p>
+      <w:pPr>
+        <w:spacing w:after="60" w:before="0" w:line="312"/>
+        <w:ind w:firstLine="0"/>
+        <w:jc w:val="both"/>
+      </w:pPr>
+      <w:r>
+        <w:rPr>
+          <w:rFonts w:ascii="Times New Roman" w:cs="Times New Roman" w:eastAsia="Times New Roman" w:hAnsi="Times New Roman"/>
+          <w:b/>
+          <w:bCs/>
+          <w:sz w:val="26"/>
+          <w:szCs w:val="26"/>
+        </w:rPr>
+        <w:t xml:space="preserve">H2. </w:t>
+      </w:r>
+      <w:r>
+        <w:rPr>
+          <w:rFonts w:ascii="Times New Roman" w:cs="Times New Roman" w:eastAsia="Times New Roman" w:hAnsi="Times New Roman"/>
+          <w:sz w:val="26"/>
+          <w:szCs w:val="26"/>
+        </w:rPr>
+        <w:t xml:space="preserve">Mối liên hệ giữa kỳ thị và PHQ-4 đi qua mức độ che giấu danh tính (trung gian thống kê).</w:t>
+      </w:r>
+    </w:p>
+    <w:p>
+      <w:pPr>
+        <w:spacing w:after="120" w:before="0" w:line="312"/>
+        <w:ind w:firstLine="0"/>
+        <w:jc w:val="both"/>
+      </w:pPr>
+      <w:r>
+        <w:rPr>
+          <w:rFonts w:ascii="Times New Roman" w:cs="Times New Roman" w:eastAsia="Times New Roman" w:hAnsi="Times New Roman"/>
+          <w:b/>
+          <w:bCs/>
+          <w:sz w:val="26"/>
+          <w:szCs w:val="26"/>
+        </w:rPr>
+        <w:t xml:space="preserve">H3. </w:t>
+      </w:r>
+      <w:r>
+        <w:rPr>
+          <w:rFonts w:ascii="Times New Roman" w:cs="Times New Roman" w:eastAsia="Times New Roman" w:hAnsi="Times New Roman"/>
+          <w:sz w:val="26"/>
+          <w:szCs w:val="26"/>
+        </w:rPr>
+        <w:t xml:space="preserve">Mức thực thi DEI được cảm nhận điều tiết mối liên hệ giữa kỳ thị và PHQ-4.</w:t>
       </w:r>
     </w:p>
     <w:p>
@@ -148,7 +264,7 @@
           <w:sz w:val="26"/>
           <w:szCs w:val="26"/>
         </w:rPr>
-        <w:t xml:space="preserve">Nghiên cứu xem xét liệu, trong nhóm người lao động LGBT tại Việt Nam, tần suất kỳ thị thể hiện tại nơi làm việc có liên hệ với mức độ triệu chứng lo âu và trầm cảm hay không, sau khi điều chỉnh các đặc điểm có trước phơi nhiễm. Nghiên cứu sử dụng thiết kế cắt ngang. Số liệu trong báo cáo lấy từ lần chạy Stata ngày 10/10/2026; mọi ước lượng không phụ thuộc vào số ngẫu nhiên đều khớp với bản tái lập độc lập bằng Python.</w:t>
+        <w:t xml:space="preserve">Số liệu trong báo cáo lấy từ lần chạy Stata ngày 13/10/2026. Mọi ước lượng không phụ thuộc vào số ngẫu nhiên đều khớp với bản tái lập độc lập bằng Python.</w:t>
       </w:r>
     </w:p>
     <w:p>
@@ -172,6 +288,7 @@
     </w:p>
     <w:p>
       <w:pPr>
+        <w:keepNext/>
         <w:spacing w:after="120" w:before="0" w:line="312"/>
         <w:ind w:firstLine="567"/>
         <w:jc w:val="both"/>
@@ -182,7 +299,24 @@
           <w:sz w:val="26"/>
           <w:szCs w:val="26"/>
         </w:rPr>
-        <w:t xml:space="preserve">Từ 850 phiếu nhận được, 727 người đủ điều kiện và 640 người phân loại được theo câu tự nhận diện LGBT. Mẫu ước lượng chính gồm 256 người lao động LGBT có đủ điểm PHQ-4, chỉ số kỳ thị và các đặc điểm có trước phơi nhiễm (Bảng 1).</w:t>
+        <w:t xml:space="preserve">Từ 850 phiếu nhận được, 727 người đủ điều kiện và 300 người tự nhận là LGBT. Mẫu chính gồm 278 người có đủ điểm PHQ-4 và chỉ số kỳ thị. Mẫu ước lượng của H1 gồm 256 người có đủ các đặc điểm có trước phơi nhiễm (X</w:t>
+      </w:r>
+      <w:r>
+        <w:rPr>
+          <w:rFonts w:ascii="Times New Roman" w:cs="Times New Roman" w:eastAsia="Times New Roman" w:hAnsi="Times New Roman"/>
+          <w:sz w:val="26"/>
+          <w:szCs w:val="26"/>
+          <w:vertAlign w:val="superscript"/>
+        </w:rPr>
+        <w:t xml:space="preserve">D</w:t>
+      </w:r>
+      <w:r>
+        <w:rPr>
+          <w:rFonts w:ascii="Times New Roman" w:cs="Times New Roman" w:eastAsia="Times New Roman" w:hAnsi="Times New Roman"/>
+          <w:sz w:val="26"/>
+          <w:szCs w:val="26"/>
+        </w:rPr>
+        <w:t xml:space="preserve">). Mẫu của H2, RQ1 và H3 nhỏ hơn một chút do thiếu điểm ở một số câu (Bảng 1).</w:t>
       </w:r>
     </w:p>
     <w:p>
@@ -226,10 +360,8 @@
         <w:tblLayout w:type="fixed"/>
       </w:tblPr>
       <w:tblGrid>
-        <w:gridCol w:w="5071"/>
-        <w:gridCol w:w="1300"/>
-        <w:gridCol w:w="1300"/>
-        <w:gridCol w:w="1400"/>
+        <w:gridCol w:w="7271"/>
+        <w:gridCol w:w="1800"/>
       </w:tblGrid>
       <w:tr>
         <w:trPr>
@@ -237,7 +369,7 @@
         </w:trPr>
         <w:tc>
           <w:tcPr>
-            <w:tcW w:type="dxa" w:w="5071"/>
+            <w:tcW w:type="dxa" w:w="7271"/>
             <w:tcBorders>
               <w:top w:val="none" w:color="FFFFFF" w:sz="0"/>
               <w:left w:val="none" w:color="FFFFFF" w:sz="0"/>
@@ -269,7 +401,7 @@
         </w:tc>
         <w:tc>
           <w:tcPr>
-            <w:tcW w:type="dxa" w:w="1300"/>
+            <w:tcW w:type="dxa" w:w="1800"/>
             <w:tcBorders>
               <w:top w:val="none" w:color="FFFFFF" w:sz="0"/>
               <w:left w:val="none" w:color="FFFFFF" w:sz="0"/>
@@ -295,71 +427,7 @@
                 <w:sz w:val="22"/>
                 <w:szCs w:val="22"/>
               </w:rPr>
-              <w:t xml:space="preserve">Non-LGBT</w:t>
-            </w:r>
-          </w:p>
-        </w:tc>
-        <w:tc>
-          <w:tcPr>
-            <w:tcW w:type="dxa" w:w="1300"/>
-            <w:tcBorders>
-              <w:top w:val="none" w:color="FFFFFF" w:sz="0"/>
-              <w:left w:val="none" w:color="FFFFFF" w:sz="0"/>
-              <w:bottom w:val="single" w:color="000000" w:sz="4"/>
-              <w:right w:val="none" w:color="FFFFFF" w:sz="0"/>
-            </w:tcBorders>
-            <w:tcMar>
-              <w:top w:type="dxa" w:w="40"/>
-              <w:left w:type="dxa" w:w="80"/>
-              <w:bottom w:type="dxa" w:w="40"/>
-              <w:right w:type="dxa" w:w="80"/>
-            </w:tcMar>
-            <w:vAlign w:val="center"/>
-          </w:tcPr>
-          <w:p>
-            <w:pPr>
-              <w:spacing w:after="0" w:before="0" w:line="252"/>
-              <w:jc w:val="center"/>
-            </w:pPr>
-            <w:r>
-              <w:rPr>
-                <w:rFonts w:ascii="Times New Roman" w:cs="Times New Roman" w:eastAsia="Times New Roman" w:hAnsi="Times New Roman"/>
-                <w:sz w:val="22"/>
-                <w:szCs w:val="22"/>
-              </w:rPr>
-              <w:t xml:space="preserve">LGBT</w:t>
-            </w:r>
-          </w:p>
-        </w:tc>
-        <w:tc>
-          <w:tcPr>
-            <w:tcW w:type="dxa" w:w="1400"/>
-            <w:tcBorders>
-              <w:top w:val="none" w:color="FFFFFF" w:sz="0"/>
-              <w:left w:val="none" w:color="FFFFFF" w:sz="0"/>
-              <w:bottom w:val="single" w:color="000000" w:sz="4"/>
-              <w:right w:val="none" w:color="FFFFFF" w:sz="0"/>
-            </w:tcBorders>
-            <w:tcMar>
-              <w:top w:type="dxa" w:w="40"/>
-              <w:left w:type="dxa" w:w="80"/>
-              <w:bottom w:type="dxa" w:w="40"/>
-              <w:right w:type="dxa" w:w="80"/>
-            </w:tcMar>
-            <w:vAlign w:val="center"/>
-          </w:tcPr>
-          <w:p>
-            <w:pPr>
-              <w:spacing w:after="0" w:before="0" w:line="252"/>
-              <w:jc w:val="center"/>
-            </w:pPr>
-            <w:r>
-              <w:rPr>
-                <w:rFonts w:ascii="Times New Roman" w:cs="Times New Roman" w:eastAsia="Times New Roman" w:hAnsi="Times New Roman"/>
-                <w:sz w:val="22"/>
-                <w:szCs w:val="22"/>
-              </w:rPr>
-              <w:t xml:space="preserve">Tổng</w:t>
+              <w:t xml:space="preserve">Số người</w:t>
             </w:r>
           </w:p>
         </w:tc>
@@ -370,7 +438,7 @@
         </w:trPr>
         <w:tc>
           <w:tcPr>
-            <w:tcW w:type="dxa" w:w="5071"/>
+            <w:tcW w:type="dxa" w:w="7271"/>
             <w:tcBorders>
               <w:top w:val="none" w:color="FFFFFF" w:sz="0"/>
               <w:left w:val="none" w:color="FFFFFF" w:sz="0"/>
@@ -402,71 +470,7 @@
         </w:tc>
         <w:tc>
           <w:tcPr>
-            <w:tcW w:type="dxa" w:w="1300"/>
-            <w:tcBorders>
-              <w:top w:val="none" w:color="FFFFFF" w:sz="0"/>
-              <w:left w:val="none" w:color="FFFFFF" w:sz="0"/>
-              <w:bottom w:val="none" w:color="FFFFFF" w:sz="0"/>
-              <w:right w:val="none" w:color="FFFFFF" w:sz="0"/>
-            </w:tcBorders>
-            <w:tcMar>
-              <w:top w:type="dxa" w:w="40"/>
-              <w:left w:type="dxa" w:w="80"/>
-              <w:bottom w:type="dxa" w:w="40"/>
-              <w:right w:type="dxa" w:w="80"/>
-            </w:tcMar>
-            <w:vAlign w:val="center"/>
-          </w:tcPr>
-          <w:p>
-            <w:pPr>
-              <w:spacing w:after="0" w:before="0" w:line="252"/>
-              <w:jc w:val="center"/>
-            </w:pPr>
-            <w:r>
-              <w:rPr>
-                <w:rFonts w:ascii="Times New Roman" w:cs="Times New Roman" w:eastAsia="Times New Roman" w:hAnsi="Times New Roman"/>
-                <w:sz w:val="22"/>
-                <w:szCs w:val="22"/>
-              </w:rPr>
-              <w:t xml:space="preserve"/>
-            </w:r>
-          </w:p>
-        </w:tc>
-        <w:tc>
-          <w:tcPr>
-            <w:tcW w:type="dxa" w:w="1300"/>
-            <w:tcBorders>
-              <w:top w:val="none" w:color="FFFFFF" w:sz="0"/>
-              <w:left w:val="none" w:color="FFFFFF" w:sz="0"/>
-              <w:bottom w:val="none" w:color="FFFFFF" w:sz="0"/>
-              <w:right w:val="none" w:color="FFFFFF" w:sz="0"/>
-            </w:tcBorders>
-            <w:tcMar>
-              <w:top w:type="dxa" w:w="40"/>
-              <w:left w:type="dxa" w:w="80"/>
-              <w:bottom w:type="dxa" w:w="40"/>
-              <w:right w:type="dxa" w:w="80"/>
-            </w:tcMar>
-            <w:vAlign w:val="center"/>
-          </w:tcPr>
-          <w:p>
-            <w:pPr>
-              <w:spacing w:after="0" w:before="0" w:line="252"/>
-              <w:jc w:val="center"/>
-            </w:pPr>
-            <w:r>
-              <w:rPr>
-                <w:rFonts w:ascii="Times New Roman" w:cs="Times New Roman" w:eastAsia="Times New Roman" w:hAnsi="Times New Roman"/>
-                <w:sz w:val="22"/>
-                <w:szCs w:val="22"/>
-              </w:rPr>
-              <w:t xml:space="preserve"/>
-            </w:r>
-          </w:p>
-        </w:tc>
-        <w:tc>
-          <w:tcPr>
-            <w:tcW w:type="dxa" w:w="1400"/>
+            <w:tcW w:type="dxa" w:w="1800"/>
             <w:tcBorders>
               <w:top w:val="none" w:color="FFFFFF" w:sz="0"/>
               <w:left w:val="none" w:color="FFFFFF" w:sz="0"/>
@@ -503,7 +507,7 @@
         </w:trPr>
         <w:tc>
           <w:tcPr>
-            <w:tcW w:type="dxa" w:w="5071"/>
+            <w:tcW w:type="dxa" w:w="7271"/>
             <w:tcBorders>
               <w:top w:val="none" w:color="FFFFFF" w:sz="0"/>
               <w:left w:val="none" w:color="FFFFFF" w:sz="0"/>
@@ -535,71 +539,7 @@
         </w:tc>
         <w:tc>
           <w:tcPr>
-            <w:tcW w:type="dxa" w:w="1300"/>
-            <w:tcBorders>
-              <w:top w:val="none" w:color="FFFFFF" w:sz="0"/>
-              <w:left w:val="none" w:color="FFFFFF" w:sz="0"/>
-              <w:bottom w:val="none" w:color="FFFFFF" w:sz="0"/>
-              <w:right w:val="none" w:color="FFFFFF" w:sz="0"/>
-            </w:tcBorders>
-            <w:tcMar>
-              <w:top w:type="dxa" w:w="40"/>
-              <w:left w:type="dxa" w:w="80"/>
-              <w:bottom w:type="dxa" w:w="40"/>
-              <w:right w:type="dxa" w:w="80"/>
-            </w:tcMar>
-            <w:vAlign w:val="center"/>
-          </w:tcPr>
-          <w:p>
-            <w:pPr>
-              <w:spacing w:after="0" w:before="0" w:line="252"/>
-              <w:jc w:val="center"/>
-            </w:pPr>
-            <w:r>
-              <w:rPr>
-                <w:rFonts w:ascii="Times New Roman" w:cs="Times New Roman" w:eastAsia="Times New Roman" w:hAnsi="Times New Roman"/>
-                <w:sz w:val="22"/>
-                <w:szCs w:val="22"/>
-              </w:rPr>
-              <w:t xml:space="preserve"/>
-            </w:r>
-          </w:p>
-        </w:tc>
-        <w:tc>
-          <w:tcPr>
-            <w:tcW w:type="dxa" w:w="1300"/>
-            <w:tcBorders>
-              <w:top w:val="none" w:color="FFFFFF" w:sz="0"/>
-              <w:left w:val="none" w:color="FFFFFF" w:sz="0"/>
-              <w:bottom w:val="none" w:color="FFFFFF" w:sz="0"/>
-              <w:right w:val="none" w:color="FFFFFF" w:sz="0"/>
-            </w:tcBorders>
-            <w:tcMar>
-              <w:top w:type="dxa" w:w="40"/>
-              <w:left w:type="dxa" w:w="80"/>
-              <w:bottom w:type="dxa" w:w="40"/>
-              <w:right w:type="dxa" w:w="80"/>
-            </w:tcMar>
-            <w:vAlign w:val="center"/>
-          </w:tcPr>
-          <w:p>
-            <w:pPr>
-              <w:spacing w:after="0" w:before="0" w:line="252"/>
-              <w:jc w:val="center"/>
-            </w:pPr>
-            <w:r>
-              <w:rPr>
-                <w:rFonts w:ascii="Times New Roman" w:cs="Times New Roman" w:eastAsia="Times New Roman" w:hAnsi="Times New Roman"/>
-                <w:sz w:val="22"/>
-                <w:szCs w:val="22"/>
-              </w:rPr>
-              <w:t xml:space="preserve"/>
-            </w:r>
-          </w:p>
-        </w:tc>
-        <w:tc>
-          <w:tcPr>
-            <w:tcW w:type="dxa" w:w="1400"/>
+            <w:tcW w:type="dxa" w:w="1800"/>
             <w:tcBorders>
               <w:top w:val="none" w:color="FFFFFF" w:sz="0"/>
               <w:left w:val="none" w:color="FFFFFF" w:sz="0"/>
@@ -636,7 +576,7 @@
         </w:trPr>
         <w:tc>
           <w:tcPr>
-            <w:tcW w:type="dxa" w:w="5071"/>
+            <w:tcW w:type="dxa" w:w="7271"/>
             <w:tcBorders>
               <w:top w:val="none" w:color="FFFFFF" w:sz="0"/>
               <w:left w:val="none" w:color="FFFFFF" w:sz="0"/>
@@ -662,77 +602,13 @@
                 <w:sz w:val="22"/>
                 <w:szCs w:val="22"/>
               </w:rPr>
-              <w:t xml:space="preserve">Phân loại được theo câu tự nhận diện</w:t>
-            </w:r>
-          </w:p>
-        </w:tc>
-        <w:tc>
-          <w:tcPr>
-            <w:tcW w:type="dxa" w:w="1300"/>
-            <w:tcBorders>
-              <w:top w:val="none" w:color="FFFFFF" w:sz="0"/>
-              <w:left w:val="none" w:color="FFFFFF" w:sz="0"/>
-              <w:bottom w:val="none" w:color="FFFFFF" w:sz="0"/>
-              <w:right w:val="none" w:color="FFFFFF" w:sz="0"/>
-            </w:tcBorders>
-            <w:tcMar>
-              <w:top w:type="dxa" w:w="40"/>
-              <w:left w:type="dxa" w:w="80"/>
-              <w:bottom w:type="dxa" w:w="40"/>
-              <w:right w:type="dxa" w:w="80"/>
-            </w:tcMar>
-            <w:vAlign w:val="center"/>
-          </w:tcPr>
-          <w:p>
-            <w:pPr>
-              <w:spacing w:after="0" w:before="0" w:line="252"/>
-              <w:jc w:val="center"/>
-            </w:pPr>
-            <w:r>
-              <w:rPr>
-                <w:rFonts w:ascii="Times New Roman" w:cs="Times New Roman" w:eastAsia="Times New Roman" w:hAnsi="Times New Roman"/>
-                <w:sz w:val="22"/>
-                <w:szCs w:val="22"/>
-              </w:rPr>
-              <w:t xml:space="preserve">340</w:t>
-            </w:r>
-          </w:p>
-        </w:tc>
-        <w:tc>
-          <w:tcPr>
-            <w:tcW w:type="dxa" w:w="1300"/>
-            <w:tcBorders>
-              <w:top w:val="none" w:color="FFFFFF" w:sz="0"/>
-              <w:left w:val="none" w:color="FFFFFF" w:sz="0"/>
-              <w:bottom w:val="none" w:color="FFFFFF" w:sz="0"/>
-              <w:right w:val="none" w:color="FFFFFF" w:sz="0"/>
-            </w:tcBorders>
-            <w:tcMar>
-              <w:top w:type="dxa" w:w="40"/>
-              <w:left w:type="dxa" w:w="80"/>
-              <w:bottom w:type="dxa" w:w="40"/>
-              <w:right w:type="dxa" w:w="80"/>
-            </w:tcMar>
-            <w:vAlign w:val="center"/>
-          </w:tcPr>
-          <w:p>
-            <w:pPr>
-              <w:spacing w:after="0" w:before="0" w:line="252"/>
-              <w:jc w:val="center"/>
-            </w:pPr>
-            <w:r>
-              <w:rPr>
-                <w:rFonts w:ascii="Times New Roman" w:cs="Times New Roman" w:eastAsia="Times New Roman" w:hAnsi="Times New Roman"/>
-                <w:sz w:val="22"/>
-                <w:szCs w:val="22"/>
-              </w:rPr>
-              <w:t xml:space="preserve">300</w:t>
-            </w:r>
-          </w:p>
-        </w:tc>
-        <w:tc>
-          <w:tcPr>
-            <w:tcW w:type="dxa" w:w="1400"/>
+              <w:t xml:space="preserve">Trả lời câu tự nhận diện LGBT</w:t>
+            </w:r>
+          </w:p>
+        </w:tc>
+        <w:tc>
+          <w:tcPr>
+            <w:tcW w:type="dxa" w:w="1800"/>
             <w:tcBorders>
               <w:top w:val="none" w:color="FFFFFF" w:sz="0"/>
               <w:left w:val="none" w:color="FFFFFF" w:sz="0"/>
@@ -769,7 +645,7 @@
         </w:trPr>
         <w:tc>
           <w:tcPr>
-            <w:tcW w:type="dxa" w:w="5071"/>
+            <w:tcW w:type="dxa" w:w="7271"/>
             <w:tcBorders>
               <w:top w:val="none" w:color="FFFFFF" w:sz="0"/>
               <w:left w:val="none" w:color="FFFFFF" w:sz="0"/>
@@ -795,103 +671,39 @@
                 <w:sz w:val="22"/>
                 <w:szCs w:val="22"/>
               </w:rPr>
-              <w:t xml:space="preserve">Có đủ điểm PHQ-4</w:t>
-            </w:r>
-          </w:p>
-        </w:tc>
-        <w:tc>
-          <w:tcPr>
-            <w:tcW w:type="dxa" w:w="1300"/>
-            <w:tcBorders>
-              <w:top w:val="none" w:color="FFFFFF" w:sz="0"/>
-              <w:left w:val="none" w:color="FFFFFF" w:sz="0"/>
-              <w:bottom w:val="none" w:color="FFFFFF" w:sz="0"/>
-              <w:right w:val="none" w:color="FFFFFF" w:sz="0"/>
-            </w:tcBorders>
-            <w:tcMar>
-              <w:top w:type="dxa" w:w="40"/>
-              <w:left w:type="dxa" w:w="80"/>
-              <w:bottom w:type="dxa" w:w="40"/>
-              <w:right w:type="dxa" w:w="80"/>
-            </w:tcMar>
-            <w:vAlign w:val="center"/>
-          </w:tcPr>
-          <w:p>
-            <w:pPr>
-              <w:spacing w:after="0" w:before="0" w:line="252"/>
-              <w:jc w:val="center"/>
-            </w:pPr>
-            <w:r>
-              <w:rPr>
-                <w:rFonts w:ascii="Times New Roman" w:cs="Times New Roman" w:eastAsia="Times New Roman" w:hAnsi="Times New Roman"/>
-                <w:sz w:val="22"/>
-                <w:szCs w:val="22"/>
-              </w:rPr>
-              <w:t xml:space="preserve">323</w:t>
-            </w:r>
-          </w:p>
-        </w:tc>
-        <w:tc>
-          <w:tcPr>
-            <w:tcW w:type="dxa" w:w="1300"/>
-            <w:tcBorders>
-              <w:top w:val="none" w:color="FFFFFF" w:sz="0"/>
-              <w:left w:val="none" w:color="FFFFFF" w:sz="0"/>
-              <w:bottom w:val="none" w:color="FFFFFF" w:sz="0"/>
-              <w:right w:val="none" w:color="FFFFFF" w:sz="0"/>
-            </w:tcBorders>
-            <w:tcMar>
-              <w:top w:type="dxa" w:w="40"/>
-              <w:left w:type="dxa" w:w="80"/>
-              <w:bottom w:type="dxa" w:w="40"/>
-              <w:right w:type="dxa" w:w="80"/>
-            </w:tcMar>
-            <w:vAlign w:val="center"/>
-          </w:tcPr>
-          <w:p>
-            <w:pPr>
-              <w:spacing w:after="0" w:before="0" w:line="252"/>
-              <w:jc w:val="center"/>
-            </w:pPr>
-            <w:r>
-              <w:rPr>
-                <w:rFonts w:ascii="Times New Roman" w:cs="Times New Roman" w:eastAsia="Times New Roman" w:hAnsi="Times New Roman"/>
-                <w:sz w:val="22"/>
-                <w:szCs w:val="22"/>
-              </w:rPr>
-              <w:t xml:space="preserve">278</w:t>
-            </w:r>
-          </w:p>
-        </w:tc>
-        <w:tc>
-          <w:tcPr>
-            <w:tcW w:type="dxa" w:w="1400"/>
-            <w:tcBorders>
-              <w:top w:val="none" w:color="FFFFFF" w:sz="0"/>
-              <w:left w:val="none" w:color="FFFFFF" w:sz="0"/>
-              <w:bottom w:val="none" w:color="FFFFFF" w:sz="0"/>
-              <w:right w:val="none" w:color="FFFFFF" w:sz="0"/>
-            </w:tcBorders>
-            <w:tcMar>
-              <w:top w:type="dxa" w:w="40"/>
-              <w:left w:type="dxa" w:w="80"/>
-              <w:bottom w:type="dxa" w:w="40"/>
-              <w:right w:type="dxa" w:w="80"/>
-            </w:tcMar>
-            <w:vAlign w:val="center"/>
-          </w:tcPr>
-          <w:p>
-            <w:pPr>
-              <w:spacing w:after="0" w:before="0" w:line="252"/>
-              <w:jc w:val="center"/>
-            </w:pPr>
-            <w:r>
-              <w:rPr>
-                <w:rFonts w:ascii="Times New Roman" w:cs="Times New Roman" w:eastAsia="Times New Roman" w:hAnsi="Times New Roman"/>
-                <w:sz w:val="22"/>
-                <w:szCs w:val="22"/>
-              </w:rPr>
-              <w:t xml:space="preserve">601</w:t>
+              <w:t xml:space="preserve">Tự nhận là LGBT</w:t>
+            </w:r>
+          </w:p>
+        </w:tc>
+        <w:tc>
+          <w:tcPr>
+            <w:tcW w:type="dxa" w:w="1800"/>
+            <w:tcBorders>
+              <w:top w:val="none" w:color="FFFFFF" w:sz="0"/>
+              <w:left w:val="none" w:color="FFFFFF" w:sz="0"/>
+              <w:bottom w:val="none" w:color="FFFFFF" w:sz="0"/>
+              <w:right w:val="none" w:color="FFFFFF" w:sz="0"/>
+            </w:tcBorders>
+            <w:tcMar>
+              <w:top w:type="dxa" w:w="40"/>
+              <w:left w:type="dxa" w:w="80"/>
+              <w:bottom w:type="dxa" w:w="40"/>
+              <w:right w:type="dxa" w:w="80"/>
+            </w:tcMar>
+            <w:vAlign w:val="center"/>
+          </w:tcPr>
+          <w:p>
+            <w:pPr>
+              <w:spacing w:after="0" w:before="0" w:line="252"/>
+              <w:jc w:val="center"/>
+            </w:pPr>
+            <w:r>
+              <w:rPr>
+                <w:rFonts w:ascii="Times New Roman" w:cs="Times New Roman" w:eastAsia="Times New Roman" w:hAnsi="Times New Roman"/>
+                <w:sz w:val="22"/>
+                <w:szCs w:val="22"/>
+              </w:rPr>
+              <w:t xml:space="preserve">300</w:t>
             </w:r>
           </w:p>
         </w:tc>
@@ -902,7 +714,7 @@
         </w:trPr>
         <w:tc>
           <w:tcPr>
-            <w:tcW w:type="dxa" w:w="5071"/>
+            <w:tcW w:type="dxa" w:w="7271"/>
             <w:tcBorders>
               <w:top w:val="none" w:color="FFFFFF" w:sz="0"/>
               <w:left w:val="none" w:color="FFFFFF" w:sz="0"/>
@@ -928,45 +740,13 @@
                 <w:sz w:val="22"/>
                 <w:szCs w:val="22"/>
               </w:rPr>
-              <w:t xml:space="preserve">Mẫu chính: đủ PHQ-4 và chỉ số kỳ thị</w:t>
-            </w:r>
-          </w:p>
-        </w:tc>
-        <w:tc>
-          <w:tcPr>
-            <w:tcW w:type="dxa" w:w="1300"/>
-            <w:tcBorders>
-              <w:top w:val="none" w:color="FFFFFF" w:sz="0"/>
-              <w:left w:val="none" w:color="FFFFFF" w:sz="0"/>
-              <w:bottom w:val="none" w:color="FFFFFF" w:sz="0"/>
-              <w:right w:val="none" w:color="FFFFFF" w:sz="0"/>
-            </w:tcBorders>
-            <w:tcMar>
-              <w:top w:type="dxa" w:w="40"/>
-              <w:left w:type="dxa" w:w="80"/>
-              <w:bottom w:type="dxa" w:w="40"/>
-              <w:right w:type="dxa" w:w="80"/>
-            </w:tcMar>
-            <w:vAlign w:val="center"/>
-          </w:tcPr>
-          <w:p>
-            <w:pPr>
-              <w:spacing w:after="0" w:before="0" w:line="252"/>
-              <w:jc w:val="center"/>
-            </w:pPr>
-            <w:r>
-              <w:rPr>
-                <w:rFonts w:ascii="Times New Roman" w:cs="Times New Roman" w:eastAsia="Times New Roman" w:hAnsi="Times New Roman"/>
-                <w:sz w:val="22"/>
-                <w:szCs w:val="22"/>
-              </w:rPr>
-              <w:t xml:space="preserve"/>
-            </w:r>
-          </w:p>
-        </w:tc>
-        <w:tc>
-          <w:tcPr>
-            <w:tcW w:type="dxa" w:w="1300"/>
+              <w:t xml:space="preserve">Mẫu chính: đủ điểm PHQ-4 và chỉ số kỳ thị</w:t>
+            </w:r>
+          </w:p>
+        </w:tc>
+        <w:tc>
+          <w:tcPr>
+            <w:tcW w:type="dxa" w:w="1800"/>
             <w:tcBorders>
               <w:top w:val="none" w:color="FFFFFF" w:sz="0"/>
               <w:left w:val="none" w:color="FFFFFF" w:sz="0"/>
@@ -993,38 +773,6 @@
                 <w:szCs w:val="22"/>
               </w:rPr>
               <w:t xml:space="preserve">278</w:t>
-            </w:r>
-          </w:p>
-        </w:tc>
-        <w:tc>
-          <w:tcPr>
-            <w:tcW w:type="dxa" w:w="1400"/>
-            <w:tcBorders>
-              <w:top w:val="none" w:color="FFFFFF" w:sz="0"/>
-              <w:left w:val="none" w:color="FFFFFF" w:sz="0"/>
-              <w:bottom w:val="none" w:color="FFFFFF" w:sz="0"/>
-              <w:right w:val="none" w:color="FFFFFF" w:sz="0"/>
-            </w:tcBorders>
-            <w:tcMar>
-              <w:top w:type="dxa" w:w="40"/>
-              <w:left w:type="dxa" w:w="80"/>
-              <w:bottom w:type="dxa" w:w="40"/>
-              <w:right w:type="dxa" w:w="80"/>
-            </w:tcMar>
-            <w:vAlign w:val="center"/>
-          </w:tcPr>
-          <w:p>
-            <w:pPr>
-              <w:spacing w:after="0" w:before="0" w:line="252"/>
-              <w:jc w:val="center"/>
-            </w:pPr>
-            <w:r>
-              <w:rPr>
-                <w:rFonts w:ascii="Times New Roman" w:cs="Times New Roman" w:eastAsia="Times New Roman" w:hAnsi="Times New Roman"/>
-                <w:sz w:val="22"/>
-                <w:szCs w:val="22"/>
-              </w:rPr>
-              <w:t xml:space="preserve"/>
             </w:r>
           </w:p>
         </w:tc>
@@ -1035,7 +783,7 @@
         </w:trPr>
         <w:tc>
           <w:tcPr>
-            <w:tcW w:type="dxa" w:w="5071"/>
+            <w:tcW w:type="dxa" w:w="7271"/>
             <w:tcBorders>
               <w:top w:val="none" w:color="FFFFFF" w:sz="0"/>
               <w:left w:val="none" w:color="FFFFFF" w:sz="0"/>
@@ -1078,45 +826,13 @@
                 <w:sz w:val="22"/>
                 <w:szCs w:val="22"/>
               </w:rPr>
-              <w:t xml:space="preserve">, quy tắc chính</w:t>
-            </w:r>
-          </w:p>
-        </w:tc>
-        <w:tc>
-          <w:tcPr>
-            <w:tcW w:type="dxa" w:w="1300"/>
-            <w:tcBorders>
-              <w:top w:val="none" w:color="FFFFFF" w:sz="0"/>
-              <w:left w:val="none" w:color="FFFFFF" w:sz="0"/>
-              <w:bottom w:val="none" w:color="FFFFFF" w:sz="0"/>
-              <w:right w:val="none" w:color="FFFFFF" w:sz="0"/>
-            </w:tcBorders>
-            <w:tcMar>
-              <w:top w:type="dxa" w:w="40"/>
-              <w:left w:type="dxa" w:w="80"/>
-              <w:bottom w:type="dxa" w:w="40"/>
-              <w:right w:type="dxa" w:w="80"/>
-            </w:tcMar>
-            <w:vAlign w:val="center"/>
-          </w:tcPr>
-          <w:p>
-            <w:pPr>
-              <w:spacing w:after="0" w:before="0" w:line="252"/>
-              <w:jc w:val="center"/>
-            </w:pPr>
-            <w:r>
-              <w:rPr>
-                <w:rFonts w:ascii="Times New Roman" w:cs="Times New Roman" w:eastAsia="Times New Roman" w:hAnsi="Times New Roman"/>
-                <w:sz w:val="22"/>
-                <w:szCs w:val="22"/>
-              </w:rPr>
-              <w:t xml:space="preserve"/>
-            </w:r>
-          </w:p>
-        </w:tc>
-        <w:tc>
-          <w:tcPr>
-            <w:tcW w:type="dxa" w:w="1300"/>
+              <w:t xml:space="preserve">, quy tắc chính (H1)</w:t>
+            </w:r>
+          </w:p>
+        </w:tc>
+        <w:tc>
+          <w:tcPr>
+            <w:tcW w:type="dxa" w:w="1800"/>
             <w:tcBorders>
               <w:top w:val="none" w:color="FFFFFF" w:sz="0"/>
               <w:left w:val="none" w:color="FFFFFF" w:sz="0"/>
@@ -1143,38 +859,6 @@
                 <w:szCs w:val="22"/>
               </w:rPr>
               <w:t xml:space="preserve">256</w:t>
-            </w:r>
-          </w:p>
-        </w:tc>
-        <w:tc>
-          <w:tcPr>
-            <w:tcW w:type="dxa" w:w="1400"/>
-            <w:tcBorders>
-              <w:top w:val="none" w:color="FFFFFF" w:sz="0"/>
-              <w:left w:val="none" w:color="FFFFFF" w:sz="0"/>
-              <w:bottom w:val="none" w:color="FFFFFF" w:sz="0"/>
-              <w:right w:val="none" w:color="FFFFFF" w:sz="0"/>
-            </w:tcBorders>
-            <w:tcMar>
-              <w:top w:type="dxa" w:w="40"/>
-              <w:left w:type="dxa" w:w="80"/>
-              <w:bottom w:type="dxa" w:w="40"/>
-              <w:right w:type="dxa" w:w="80"/>
-            </w:tcMar>
-            <w:vAlign w:val="center"/>
-          </w:tcPr>
-          <w:p>
-            <w:pPr>
-              <w:spacing w:after="0" w:before="0" w:line="252"/>
-              <w:jc w:val="center"/>
-            </w:pPr>
-            <w:r>
-              <w:rPr>
-                <w:rFonts w:ascii="Times New Roman" w:cs="Times New Roman" w:eastAsia="Times New Roman" w:hAnsi="Times New Roman"/>
-                <w:sz w:val="22"/>
-                <w:szCs w:val="22"/>
-              </w:rPr>
-              <w:t xml:space="preserve"/>
             </w:r>
           </w:p>
         </w:tc>
@@ -1185,7 +869,7 @@
         </w:trPr>
         <w:tc>
           <w:tcPr>
-            <w:tcW w:type="dxa" w:w="5071"/>
+            <w:tcW w:type="dxa" w:w="7271"/>
             <w:tcBorders>
               <w:top w:val="none" w:color="FFFFFF" w:sz="0"/>
               <w:left w:val="none" w:color="FFFFFF" w:sz="0"/>
@@ -1234,39 +918,7 @@
         </w:tc>
         <w:tc>
           <w:tcPr>
-            <w:tcW w:type="dxa" w:w="1300"/>
-            <w:tcBorders>
-              <w:top w:val="none" w:color="FFFFFF" w:sz="0"/>
-              <w:left w:val="none" w:color="FFFFFF" w:sz="0"/>
-              <w:bottom w:val="none" w:color="FFFFFF" w:sz="0"/>
-              <w:right w:val="none" w:color="FFFFFF" w:sz="0"/>
-            </w:tcBorders>
-            <w:tcMar>
-              <w:top w:type="dxa" w:w="40"/>
-              <w:left w:type="dxa" w:w="80"/>
-              <w:bottom w:type="dxa" w:w="40"/>
-              <w:right w:type="dxa" w:w="80"/>
-            </w:tcMar>
-            <w:vAlign w:val="center"/>
-          </w:tcPr>
-          <w:p>
-            <w:pPr>
-              <w:spacing w:after="0" w:before="0" w:line="252"/>
-              <w:jc w:val="center"/>
-            </w:pPr>
-            <w:r>
-              <w:rPr>
-                <w:rFonts w:ascii="Times New Roman" w:cs="Times New Roman" w:eastAsia="Times New Roman" w:hAnsi="Times New Roman"/>
-                <w:sz w:val="22"/>
-                <w:szCs w:val="22"/>
-              </w:rPr>
-              <w:t xml:space="preserve"/>
-            </w:r>
-          </w:p>
-        </w:tc>
-        <w:tc>
-          <w:tcPr>
-            <w:tcW w:type="dxa" w:w="1300"/>
+            <w:tcW w:type="dxa" w:w="1800"/>
             <w:tcBorders>
               <w:top w:val="none" w:color="FFFFFF" w:sz="0"/>
               <w:left w:val="none" w:color="FFFFFF" w:sz="0"/>
@@ -1293,38 +945,6 @@
                 <w:szCs w:val="22"/>
               </w:rPr>
               <w:t xml:space="preserve">247</w:t>
-            </w:r>
-          </w:p>
-        </w:tc>
-        <w:tc>
-          <w:tcPr>
-            <w:tcW w:type="dxa" w:w="1400"/>
-            <w:tcBorders>
-              <w:top w:val="none" w:color="FFFFFF" w:sz="0"/>
-              <w:left w:val="none" w:color="FFFFFF" w:sz="0"/>
-              <w:bottom w:val="none" w:color="FFFFFF" w:sz="0"/>
-              <w:right w:val="none" w:color="FFFFFF" w:sz="0"/>
-            </w:tcBorders>
-            <w:tcMar>
-              <w:top w:type="dxa" w:w="40"/>
-              <w:left w:type="dxa" w:w="80"/>
-              <w:bottom w:type="dxa" w:w="40"/>
-              <w:right w:type="dxa" w:w="80"/>
-            </w:tcMar>
-            <w:vAlign w:val="center"/>
-          </w:tcPr>
-          <w:p>
-            <w:pPr>
-              <w:spacing w:after="0" w:before="0" w:line="252"/>
-              <w:jc w:val="center"/>
-            </w:pPr>
-            <w:r>
-              <w:rPr>
-                <w:rFonts w:ascii="Times New Roman" w:cs="Times New Roman" w:eastAsia="Times New Roman" w:hAnsi="Times New Roman"/>
-                <w:sz w:val="22"/>
-                <w:szCs w:val="22"/>
-              </w:rPr>
-              <w:t xml:space="preserve"/>
             </w:r>
           </w:p>
         </w:tc>
@@ -1335,7 +955,145 @@
         </w:trPr>
         <w:tc>
           <w:tcPr>
-            <w:tcW w:type="dxa" w:w="5071"/>
+            <w:tcW w:type="dxa" w:w="7271"/>
+            <w:tcBorders>
+              <w:top w:val="none" w:color="FFFFFF" w:sz="0"/>
+              <w:left w:val="none" w:color="FFFFFF" w:sz="0"/>
+              <w:bottom w:val="none" w:color="FFFFFF" w:sz="0"/>
+              <w:right w:val="none" w:color="FFFFFF" w:sz="0"/>
+            </w:tcBorders>
+            <w:tcMar>
+              <w:top w:type="dxa" w:w="40"/>
+              <w:left w:type="dxa" w:w="80"/>
+              <w:bottom w:type="dxa" w:w="40"/>
+              <w:right w:type="dxa" w:w="80"/>
+            </w:tcMar>
+            <w:vAlign w:val="center"/>
+          </w:tcPr>
+          <w:p>
+            <w:pPr>
+              <w:spacing w:after="0" w:before="0" w:line="252"/>
+              <w:jc w:val="left"/>
+            </w:pPr>
+            <w:r>
+              <w:rPr>
+                <w:rFonts w:ascii="Times New Roman" w:cs="Times New Roman" w:eastAsia="Times New Roman" w:hAnsi="Times New Roman"/>
+                <w:sz w:val="22"/>
+                <w:szCs w:val="22"/>
+              </w:rPr>
+              <w:t xml:space="preserve">Mẫu H2: có điểm che giấu danh tính</w:t>
+            </w:r>
+          </w:p>
+        </w:tc>
+        <w:tc>
+          <w:tcPr>
+            <w:tcW w:type="dxa" w:w="1800"/>
+            <w:tcBorders>
+              <w:top w:val="none" w:color="FFFFFF" w:sz="0"/>
+              <w:left w:val="none" w:color="FFFFFF" w:sz="0"/>
+              <w:bottom w:val="none" w:color="FFFFFF" w:sz="0"/>
+              <w:right w:val="none" w:color="FFFFFF" w:sz="0"/>
+            </w:tcBorders>
+            <w:tcMar>
+              <w:top w:type="dxa" w:w="40"/>
+              <w:left w:type="dxa" w:w="80"/>
+              <w:bottom w:type="dxa" w:w="40"/>
+              <w:right w:type="dxa" w:w="80"/>
+            </w:tcMar>
+            <w:vAlign w:val="center"/>
+          </w:tcPr>
+          <w:p>
+            <w:pPr>
+              <w:spacing w:after="0" w:before="0" w:line="252"/>
+              <w:jc w:val="center"/>
+            </w:pPr>
+            <w:r>
+              <w:rPr>
+                <w:rFonts w:ascii="Times New Roman" w:cs="Times New Roman" w:eastAsia="Times New Roman" w:hAnsi="Times New Roman"/>
+                <w:sz w:val="22"/>
+                <w:szCs w:val="22"/>
+              </w:rPr>
+              <w:t xml:space="preserve">254</w:t>
+            </w:r>
+          </w:p>
+        </w:tc>
+      </w:tr>
+      <w:tr>
+        <w:trPr>
+          <w:cantSplit/>
+        </w:trPr>
+        <w:tc>
+          <w:tcPr>
+            <w:tcW w:type="dxa" w:w="7271"/>
+            <w:tcBorders>
+              <w:top w:val="none" w:color="FFFFFF" w:sz="0"/>
+              <w:left w:val="none" w:color="FFFFFF" w:sz="0"/>
+              <w:bottom w:val="none" w:color="FFFFFF" w:sz="0"/>
+              <w:right w:val="none" w:color="FFFFFF" w:sz="0"/>
+            </w:tcBorders>
+            <w:tcMar>
+              <w:top w:type="dxa" w:w="40"/>
+              <w:left w:type="dxa" w:w="80"/>
+              <w:bottom w:type="dxa" w:w="40"/>
+              <w:right w:type="dxa" w:w="80"/>
+            </w:tcMar>
+            <w:vAlign w:val="center"/>
+          </w:tcPr>
+          <w:p>
+            <w:pPr>
+              <w:spacing w:after="0" w:before="0" w:line="252"/>
+              <w:jc w:val="left"/>
+            </w:pPr>
+            <w:r>
+              <w:rPr>
+                <w:rFonts w:ascii="Times New Roman" w:cs="Times New Roman" w:eastAsia="Times New Roman" w:hAnsi="Times New Roman"/>
+                <w:sz w:val="22"/>
+                <w:szCs w:val="22"/>
+              </w:rPr>
+              <w:t xml:space="preserve">Mẫu RQ1: có điểm của cả ba nhóm tình huống</w:t>
+            </w:r>
+          </w:p>
+        </w:tc>
+        <w:tc>
+          <w:tcPr>
+            <w:tcW w:type="dxa" w:w="1800"/>
+            <w:tcBorders>
+              <w:top w:val="none" w:color="FFFFFF" w:sz="0"/>
+              <w:left w:val="none" w:color="FFFFFF" w:sz="0"/>
+              <w:bottom w:val="none" w:color="FFFFFF" w:sz="0"/>
+              <w:right w:val="none" w:color="FFFFFF" w:sz="0"/>
+            </w:tcBorders>
+            <w:tcMar>
+              <w:top w:type="dxa" w:w="40"/>
+              <w:left w:type="dxa" w:w="80"/>
+              <w:bottom w:type="dxa" w:w="40"/>
+              <w:right w:type="dxa" w:w="80"/>
+            </w:tcMar>
+            <w:vAlign w:val="center"/>
+          </w:tcPr>
+          <w:p>
+            <w:pPr>
+              <w:spacing w:after="0" w:before="0" w:line="252"/>
+              <w:jc w:val="center"/>
+            </w:pPr>
+            <w:r>
+              <w:rPr>
+                <w:rFonts w:ascii="Times New Roman" w:cs="Times New Roman" w:eastAsia="Times New Roman" w:hAnsi="Times New Roman"/>
+                <w:sz w:val="22"/>
+                <w:szCs w:val="22"/>
+              </w:rPr>
+              <w:t xml:space="preserve">238</w:t>
+            </w:r>
+          </w:p>
+        </w:tc>
+      </w:tr>
+      <w:tr>
+        <w:trPr>
+          <w:cantSplit/>
+        </w:trPr>
+        <w:tc>
+          <w:tcPr>
+            <w:tcW w:type="dxa" w:w="7271"/>
             <w:tcBorders>
               <w:top w:val="none" w:color="FFFFFF" w:sz="0"/>
               <w:left w:val="none" w:color="FFFFFF" w:sz="0"/>
@@ -1361,13 +1119,13 @@
                 <w:sz w:val="22"/>
                 <w:szCs w:val="22"/>
               </w:rPr>
-              <w:t xml:space="preserve">Mẫu E5: có điểm thực thi DEI</w:t>
-            </w:r>
-          </w:p>
-        </w:tc>
-        <w:tc>
-          <w:tcPr>
-            <w:tcW w:type="dxa" w:w="1300"/>
+              <w:t xml:space="preserve">Mẫu H3: có điểm thực thi DEI</w:t>
+            </w:r>
+          </w:p>
+        </w:tc>
+        <w:tc>
+          <w:tcPr>
+            <w:tcW w:type="dxa" w:w="1800"/>
             <w:tcBorders>
               <w:top w:val="none" w:color="FFFFFF" w:sz="0"/>
               <w:left w:val="none" w:color="FFFFFF" w:sz="0"/>
@@ -1393,71 +1151,7 @@
                 <w:sz w:val="22"/>
                 <w:szCs w:val="22"/>
               </w:rPr>
-              <w:t xml:space="preserve"/>
-            </w:r>
-          </w:p>
-        </w:tc>
-        <w:tc>
-          <w:tcPr>
-            <w:tcW w:type="dxa" w:w="1300"/>
-            <w:tcBorders>
-              <w:top w:val="none" w:color="FFFFFF" w:sz="0"/>
-              <w:left w:val="none" w:color="FFFFFF" w:sz="0"/>
-              <w:bottom w:val="single" w:color="000000" w:sz="4"/>
-              <w:right w:val="none" w:color="FFFFFF" w:sz="0"/>
-            </w:tcBorders>
-            <w:tcMar>
-              <w:top w:type="dxa" w:w="40"/>
-              <w:left w:type="dxa" w:w="80"/>
-              <w:bottom w:type="dxa" w:w="40"/>
-              <w:right w:type="dxa" w:w="80"/>
-            </w:tcMar>
-            <w:vAlign w:val="center"/>
-          </w:tcPr>
-          <w:p>
-            <w:pPr>
-              <w:spacing w:after="0" w:before="0" w:line="252"/>
-              <w:jc w:val="center"/>
-            </w:pPr>
-            <w:r>
-              <w:rPr>
-                <w:rFonts w:ascii="Times New Roman" w:cs="Times New Roman" w:eastAsia="Times New Roman" w:hAnsi="Times New Roman"/>
-                <w:sz w:val="22"/>
-                <w:szCs w:val="22"/>
-              </w:rPr>
               <w:t xml:space="preserve">243</w:t>
-            </w:r>
-          </w:p>
-        </w:tc>
-        <w:tc>
-          <w:tcPr>
-            <w:tcW w:type="dxa" w:w="1400"/>
-            <w:tcBorders>
-              <w:top w:val="none" w:color="FFFFFF" w:sz="0"/>
-              <w:left w:val="none" w:color="FFFFFF" w:sz="0"/>
-              <w:bottom w:val="single" w:color="000000" w:sz="4"/>
-              <w:right w:val="none" w:color="FFFFFF" w:sz="0"/>
-            </w:tcBorders>
-            <w:tcMar>
-              <w:top w:type="dxa" w:w="40"/>
-              <w:left w:type="dxa" w:w="80"/>
-              <w:bottom w:type="dxa" w:w="40"/>
-              <w:right w:type="dxa" w:w="80"/>
-            </w:tcMar>
-            <w:vAlign w:val="center"/>
-          </w:tcPr>
-          <w:p>
-            <w:pPr>
-              <w:spacing w:after="0" w:before="0" w:line="252"/>
-              <w:jc w:val="center"/>
-            </w:pPr>
-            <w:r>
-              <w:rPr>
-                <w:rFonts w:ascii="Times New Roman" w:cs="Times New Roman" w:eastAsia="Times New Roman" w:hAnsi="Times New Roman"/>
-                <w:sz w:val="22"/>
-                <w:szCs w:val="22"/>
-              </w:rPr>
-              <w:t xml:space="preserve"/>
             </w:r>
           </w:p>
         </w:tc>
@@ -1484,7 +1178,7 @@
           <w:sz w:val="22"/>
           <w:szCs w:val="22"/>
         </w:rPr>
-        <w:t xml:space="preserve">Quy tắc chính coi phương án “không muốn trả lời” ở các biến kiểm soát là một nhóm riêng; quy tắc thay thế coi đó là giá trị thiếu.</w:t>
+        <w:t xml:space="preserve">Quy tắc chính coi phương án “không muốn trả lời” ở các biến kiểm soát là một nhóm riêng; quy tắc thay thế coi đó là giá trị thiếu. Mẫu H2, RQ1 và H3 đều lấy từ mẫu 256 người theo quy tắc chính.</w:t>
       </w:r>
     </w:p>
     <w:p>
@@ -1518,7 +1212,7 @@
           <w:sz w:val="26"/>
           <w:szCs w:val="26"/>
         </w:rPr>
-        <w:t xml:space="preserve">Triệu chứng lo âu và trầm cảm trong hai tuần gần nhất được đo bằng PHQ-4 (0–12 điểm), gồm hai thang con GAD-2 (lo âu) và PHQ-2 (trầm cảm), mỗi thang 0–6 điểm. Ngưỡng 6 điểm của PHQ-4 chỉ được dùng để mô tả tỷ lệ vượt ngưỡng sàng lọc, không mang ý nghĩa chẩn đoán. Chỉ số kỳ thị S là trung bình tần suất của bảy tình huống kỳ thị tại nơi làm việc trong 12 tháng, từ 0 (không bao giờ) đến 4 (rất thường xuyên).</w:t>
+        <w:t xml:space="preserve">Triệu chứng lo âu và trầm cảm trong hai tuần gần nhất được đo bằng PHQ-4, gồm hai câu về lo âu và hai câu về trầm cảm, tổng điểm từ 0 đến 12 (α = 0,82). Ngưỡng 6 điểm chỉ được dùng để mô tả tỷ lệ vượt ngưỡng sàng lọc, không mang ý nghĩa chẩn đoán.</w:t>
       </w:r>
     </w:p>
     <w:p>
@@ -1533,6 +1227,36 @@
           <w:sz w:val="26"/>
           <w:szCs w:val="26"/>
         </w:rPr>
+        <w:t xml:space="preserve">Chỉ số kỳ thị S là trung bình tần suất của bảy tình huống kỳ thị tại nơi làm việc trong 12 tháng, từ 0 (không bao giờ) đến 4 (rất thường xuyên). Với RQ1, bảy tình huống được chia thành ba nhóm. Nhóm giao tiếp gồm tình huống 1–3: câu đùa hoặc bình luận xúc phạm, câu hỏi riêng tư không mong muốn, bị tiết lộ hoặc đe dọa tiết lộ danh tính. Nhóm nghề nghiệp gồm tình huống 4–6: bị loại khỏi cơ hội đào tạo, bị đánh giá hoặc thăng tiến không công bằng, bị phân công công việc bất lợi. Nhóm thể hiện giới gồm tình huống 7: áp lực tuân theo khuôn mẫu giới. Tình huống 8 (khó khăn về tên gọi, đại từ, trang phục, nhà vệ sinh) không thuộc chỉ số S vì nhiều người chọn “không áp dụng”; tình huống này chỉ được thêm vào nhóm thể hiện giới trong phân tích độ nhạy.</w:t>
+      </w:r>
+    </w:p>
+    <w:p>
+      <w:pPr>
+        <w:spacing w:after="120" w:before="0" w:line="312"/>
+        <w:ind w:firstLine="567"/>
+        <w:jc w:val="both"/>
+      </w:pPr>
+      <w:r>
+        <w:rPr>
+          <w:rFonts w:ascii="Times New Roman" w:cs="Times New Roman" w:eastAsia="Times New Roman" w:hAnsi="Times New Roman"/>
+          <w:sz w:val="26"/>
+          <w:szCs w:val="26"/>
+        </w:rPr>
+        <w:t xml:space="preserve">Mức che giấu danh tính C là trung bình bốn câu, thang 1–5 (α = 0,78). Mức thực thi DEI được cảm nhận Q là trung bình bốn câu, thang 1–5 (α = 0,63), phản ánh việc người lao động thấy an toàn khi phản ánh, được quản lý tôn trọng, thấy hành vi xúc phạm bị xử lý và được dùng tên gọi, đại từ, trang phục phù hợp.</w:t>
+      </w:r>
+    </w:p>
+    <w:p>
+      <w:pPr>
+        <w:spacing w:after="120" w:before="0" w:line="312"/>
+        <w:ind w:firstLine="567"/>
+        <w:jc w:val="both"/>
+      </w:pPr>
+      <w:r>
+        <w:rPr>
+          <w:rFonts w:ascii="Times New Roman" w:cs="Times New Roman" w:eastAsia="Times New Roman" w:hAnsi="Times New Roman"/>
+          <w:sz w:val="26"/>
+          <w:szCs w:val="26"/>
+        </w:rPr>
         <w:t xml:space="preserve">Mô hình chính là hồi quy OLS với sai số chuẩn HC3, điều chỉnh các đặc điểm có trước phơi nhiễm (X</w:t>
       </w:r>
       <w:r>
@@ -1550,7 +1274,22 @@
           <w:sz w:val="26"/>
           <w:szCs w:val="26"/>
         </w:rPr>
-        <w:t xml:space="preserve">): nhóm tuổi, giới tính khi sinh, học vấn, tình trạng quan hệ và địa bàn làm việc. Đại lượng ước lượng η là chênh lệch điểm triệu chứng trung bình giữa hai người lao động LGBT có chỉ số kỳ thị chênh nhau một đơn vị nhưng giống nhau về các đặc điểm này. Giá trị p của H2a, H2b và H3 được hiệu chỉnh theo Holm; của E2 và E4 theo Benjamini-Hochberg. Khi khoảng tin cậy 95% (KTC 95%) chứa cả 0 và những giá trị có ý nghĩa thực tiễn, kết quả được kết luận là chưa xác định.</w:t>
+        <w:t xml:space="preserve">): nhóm tuổi, giới tính khi sinh, học vấn, tình trạng quan hệ và địa bàn làm việc. Ở RQ1, điểm của mỗi nhóm tình huống được chuẩn hóa, nên hệ số thể hiện chênh lệch điểm PHQ-4 trên một độ lệch chuẩn và so sánh được giữa các nhóm. H2 được kiểm định bằng phép kiểm định giao-hợp, theo đó cả hai nhánh của đường dẫn phải có ý nghĩa; tích a × b được ước lượng thêm bằng bootstrap. H3 được kiểm định bằng tương tác giữa S và Q, với Q được trung tâm hóa tại giá trị trung bình.</w:t>
+      </w:r>
+    </w:p>
+    <w:p>
+      <w:pPr>
+        <w:spacing w:after="120" w:before="0" w:line="312"/>
+        <w:ind w:firstLine="567"/>
+        <w:jc w:val="both"/>
+      </w:pPr>
+      <w:r>
+        <w:rPr>
+          <w:rFonts w:ascii="Times New Roman" w:cs="Times New Roman" w:eastAsia="Times New Roman" w:hAnsi="Times New Roman"/>
+          <w:sz w:val="26"/>
+          <w:szCs w:val="26"/>
+        </w:rPr>
+        <w:t xml:space="preserve">Giá trị p của H2 và H3 được hiệu chỉnh theo Holm; của RQ1 và của từng tình huống theo Benjamini-Hochberg (BH). Khi khoảng tin cậy 95% (KTC 95%) chứa cả 0 và những giá trị có ý nghĩa thực tiễn, kết quả được kết luận là chưa xác định.</w:t>
       </w:r>
     </w:p>
     <w:p>
@@ -1566,7 +1305,7 @@
           <w:sz w:val="26"/>
           <w:szCs w:val="26"/>
         </w:rPr>
-        <w:t xml:space="preserve">Một đơn vị S tương ứng với việc cả bảy tình huống cùng tăng một bậc tần suất, lớn hơn nhiều so với phân bố thực tế của mẫu (độ lệch chuẩn 0,48; trung vị 0,14). Vì vậy, bên cạnh hệ số trên một đơn vị S, báo cáo trình bày thêm hệ số trên một độ lệch chuẩn của S. Bảng 2 mô tả các biến nghiên cứu.</w:t>
+        <w:t xml:space="preserve">Một đơn vị S tương ứng với việc cả bảy tình huống cùng tăng một bậc tần suất, lớn hơn nhiều so với phân bố thực tế của mẫu (độ lệch chuẩn 0,48; trung vị 0,14). Vì vậy, kết quả H1 được trình bày cả theo đơn vị S và theo độ lệch chuẩn của S. Bảng 2 mô tả các biến nghiên cứu.</w:t>
       </w:r>
     </w:p>
     <w:p>
@@ -2043,7 +1782,7 @@
                 <w:sz w:val="22"/>
                 <w:szCs w:val="22"/>
               </w:rPr>
-              <w:t xml:space="preserve">GAD-2</w:t>
+              <w:t xml:space="preserve">Chỉ số kỳ thị S</w:t>
             </w:r>
           </w:p>
         </w:tc>
@@ -2107,7 +1846,7 @@
                 <w:sz w:val="22"/>
                 <w:szCs w:val="22"/>
               </w:rPr>
-              <w:t xml:space="preserve">1,60</w:t>
+              <w:t xml:space="preserve">0,33</w:t>
             </w:r>
           </w:p>
         </w:tc>
@@ -2139,7 +1878,7 @@
                 <w:sz w:val="22"/>
                 <w:szCs w:val="22"/>
               </w:rPr>
-              <w:t xml:space="preserve">1,66</w:t>
+              <w:t xml:space="preserve">0,48</w:t>
             </w:r>
           </w:p>
         </w:tc>
@@ -2171,7 +1910,7 @@
                 <w:sz w:val="22"/>
                 <w:szCs w:val="22"/>
               </w:rPr>
-              <w:t xml:space="preserve">1,00</w:t>
+              <w:t xml:space="preserve">0,14</w:t>
             </w:r>
           </w:p>
         </w:tc>
@@ -2203,7 +1942,7 @@
                 <w:sz w:val="22"/>
                 <w:szCs w:val="22"/>
               </w:rPr>
-              <w:t xml:space="preserve">0–6</w:t>
+              <w:t xml:space="preserve">0–2,86</w:t>
             </w:r>
           </w:p>
         </w:tc>
@@ -2232,6 +1971,7 @@
           <w:p>
             <w:pPr>
               <w:spacing w:after="0" w:before="0" w:line="252"/>
+              <w:ind w:left="200"/>
               <w:jc w:val="left"/>
             </w:pPr>
             <w:r>
@@ -2240,7 +1980,7 @@
                 <w:sz w:val="22"/>
                 <w:szCs w:val="22"/>
               </w:rPr>
-              <w:t xml:space="preserve">PHQ-2</w:t>
+              <w:t xml:space="preserve">Nhóm giao tiếp (1–3)</w:t>
             </w:r>
           </w:p>
         </w:tc>
@@ -2304,7 +2044,7 @@
                 <w:sz w:val="22"/>
                 <w:szCs w:val="22"/>
               </w:rPr>
-              <w:t xml:space="preserve">1,70</w:t>
+              <w:t xml:space="preserve">0,51</w:t>
             </w:r>
           </w:p>
         </w:tc>
@@ -2336,7 +2076,7 @@
                 <w:sz w:val="22"/>
                 <w:szCs w:val="22"/>
               </w:rPr>
-              <w:t xml:space="preserve">1,79</w:t>
+              <w:t xml:space="preserve">0,74</w:t>
             </w:r>
           </w:p>
         </w:tc>
@@ -2368,7 +2108,7 @@
                 <w:sz w:val="22"/>
                 <w:szCs w:val="22"/>
               </w:rPr>
-              <w:t xml:space="preserve">1,00</w:t>
+              <w:t xml:space="preserve">0,00</w:t>
             </w:r>
           </w:p>
         </w:tc>
@@ -2400,7 +2140,7 @@
                 <w:sz w:val="22"/>
                 <w:szCs w:val="22"/>
               </w:rPr>
-              <w:t xml:space="preserve">0–6</w:t>
+              <w:t xml:space="preserve">0–4</w:t>
             </w:r>
           </w:p>
         </w:tc>
@@ -2429,6 +2169,7 @@
           <w:p>
             <w:pPr>
               <w:spacing w:after="0" w:before="0" w:line="252"/>
+              <w:ind w:left="200"/>
               <w:jc w:val="left"/>
             </w:pPr>
             <w:r>
@@ -2437,7 +2178,7 @@
                 <w:sz w:val="22"/>
                 <w:szCs w:val="22"/>
               </w:rPr>
-              <w:t xml:space="preserve">Chỉ số kỳ thị S</w:t>
+              <w:t xml:space="preserve">Nhóm nghề nghiệp (4–6)</w:t>
             </w:r>
           </w:p>
         </w:tc>
@@ -2469,7 +2210,7 @@
                 <w:sz w:val="22"/>
                 <w:szCs w:val="22"/>
               </w:rPr>
-              <w:t xml:space="preserve">256</w:t>
+              <w:t xml:space="preserve">254</w:t>
             </w:r>
           </w:p>
         </w:tc>
@@ -2501,7 +2242,7 @@
                 <w:sz w:val="22"/>
                 <w:szCs w:val="22"/>
               </w:rPr>
-              <w:t xml:space="preserve">0,33</w:t>
+              <w:t xml:space="preserve">0,17</w:t>
             </w:r>
           </w:p>
         </w:tc>
@@ -2533,7 +2274,7 @@
                 <w:sz w:val="22"/>
                 <w:szCs w:val="22"/>
               </w:rPr>
-              <w:t xml:space="preserve">0,48</w:t>
+              <w:t xml:space="preserve">0,44</w:t>
             </w:r>
           </w:p>
         </w:tc>
@@ -2565,7 +2306,7 @@
                 <w:sz w:val="22"/>
                 <w:szCs w:val="22"/>
               </w:rPr>
-              <w:t xml:space="preserve">0,14</w:t>
+              <w:t xml:space="preserve">0,00</w:t>
             </w:r>
           </w:p>
         </w:tc>
@@ -2597,7 +2338,205 @@
                 <w:sz w:val="22"/>
                 <w:szCs w:val="22"/>
               </w:rPr>
-              <w:t xml:space="preserve">0–2,86</w:t>
+              <w:t xml:space="preserve">0–3</w:t>
+            </w:r>
+          </w:p>
+        </w:tc>
+      </w:tr>
+      <w:tr>
+        <w:trPr>
+          <w:cantSplit/>
+        </w:trPr>
+        <w:tc>
+          <w:tcPr>
+            <w:tcW w:type="dxa" w:w="3271"/>
+            <w:tcBorders>
+              <w:top w:val="none" w:color="FFFFFF" w:sz="0"/>
+              <w:left w:val="none" w:color="FFFFFF" w:sz="0"/>
+              <w:bottom w:val="none" w:color="FFFFFF" w:sz="0"/>
+              <w:right w:val="none" w:color="FFFFFF" w:sz="0"/>
+            </w:tcBorders>
+            <w:tcMar>
+              <w:top w:type="dxa" w:w="40"/>
+              <w:left w:type="dxa" w:w="80"/>
+              <w:bottom w:type="dxa" w:w="40"/>
+              <w:right w:type="dxa" w:w="80"/>
+            </w:tcMar>
+            <w:vAlign w:val="center"/>
+          </w:tcPr>
+          <w:p>
+            <w:pPr>
+              <w:spacing w:after="0" w:before="0" w:line="252"/>
+              <w:ind w:left="200"/>
+              <w:jc w:val="left"/>
+            </w:pPr>
+            <w:r>
+              <w:rPr>
+                <w:rFonts w:ascii="Times New Roman" w:cs="Times New Roman" w:eastAsia="Times New Roman" w:hAnsi="Times New Roman"/>
+                <w:sz w:val="22"/>
+                <w:szCs w:val="22"/>
+              </w:rPr>
+              <w:t xml:space="preserve">Nhóm thể hiện giới (7)</w:t>
+            </w:r>
+          </w:p>
+        </w:tc>
+        <w:tc>
+          <w:tcPr>
+            <w:tcW w:type="dxa" w:w="900"/>
+            <w:tcBorders>
+              <w:top w:val="none" w:color="FFFFFF" w:sz="0"/>
+              <w:left w:val="none" w:color="FFFFFF" w:sz="0"/>
+              <w:bottom w:val="none" w:color="FFFFFF" w:sz="0"/>
+              <w:right w:val="none" w:color="FFFFFF" w:sz="0"/>
+            </w:tcBorders>
+            <w:tcMar>
+              <w:top w:type="dxa" w:w="40"/>
+              <w:left w:type="dxa" w:w="80"/>
+              <w:bottom w:type="dxa" w:w="40"/>
+              <w:right w:type="dxa" w:w="80"/>
+            </w:tcMar>
+            <w:vAlign w:val="center"/>
+          </w:tcPr>
+          <w:p>
+            <w:pPr>
+              <w:spacing w:after="0" w:before="0" w:line="252"/>
+              <w:jc w:val="center"/>
+            </w:pPr>
+            <w:r>
+              <w:rPr>
+                <w:rFonts w:ascii="Times New Roman" w:cs="Times New Roman" w:eastAsia="Times New Roman" w:hAnsi="Times New Roman"/>
+                <w:sz w:val="22"/>
+                <w:szCs w:val="22"/>
+              </w:rPr>
+              <w:t xml:space="preserve">240</w:t>
+            </w:r>
+          </w:p>
+        </w:tc>
+        <w:tc>
+          <w:tcPr>
+            <w:tcW w:type="dxa" w:w="1300"/>
+            <w:tcBorders>
+              <w:top w:val="none" w:color="FFFFFF" w:sz="0"/>
+              <w:left w:val="none" w:color="FFFFFF" w:sz="0"/>
+              <w:bottom w:val="none" w:color="FFFFFF" w:sz="0"/>
+              <w:right w:val="none" w:color="FFFFFF" w:sz="0"/>
+            </w:tcBorders>
+            <w:tcMar>
+              <w:top w:type="dxa" w:w="40"/>
+              <w:left w:type="dxa" w:w="80"/>
+              <w:bottom w:type="dxa" w:w="40"/>
+              <w:right w:type="dxa" w:w="80"/>
+            </w:tcMar>
+            <w:vAlign w:val="center"/>
+          </w:tcPr>
+          <w:p>
+            <w:pPr>
+              <w:spacing w:after="0" w:before="0" w:line="252"/>
+              <w:jc w:val="center"/>
+            </w:pPr>
+            <w:r>
+              <w:rPr>
+                <w:rFonts w:ascii="Times New Roman" w:cs="Times New Roman" w:eastAsia="Times New Roman" w:hAnsi="Times New Roman"/>
+                <w:sz w:val="22"/>
+                <w:szCs w:val="22"/>
+              </w:rPr>
+              <w:t xml:space="preserve">0,30</w:t>
+            </w:r>
+          </w:p>
+        </w:tc>
+        <w:tc>
+          <w:tcPr>
+            <w:tcW w:type="dxa" w:w="1300"/>
+            <w:tcBorders>
+              <w:top w:val="none" w:color="FFFFFF" w:sz="0"/>
+              <w:left w:val="none" w:color="FFFFFF" w:sz="0"/>
+              <w:bottom w:val="none" w:color="FFFFFF" w:sz="0"/>
+              <w:right w:val="none" w:color="FFFFFF" w:sz="0"/>
+            </w:tcBorders>
+            <w:tcMar>
+              <w:top w:type="dxa" w:w="40"/>
+              <w:left w:type="dxa" w:w="80"/>
+              <w:bottom w:type="dxa" w:w="40"/>
+              <w:right w:type="dxa" w:w="80"/>
+            </w:tcMar>
+            <w:vAlign w:val="center"/>
+          </w:tcPr>
+          <w:p>
+            <w:pPr>
+              <w:spacing w:after="0" w:before="0" w:line="252"/>
+              <w:jc w:val="center"/>
+            </w:pPr>
+            <w:r>
+              <w:rPr>
+                <w:rFonts w:ascii="Times New Roman" w:cs="Times New Roman" w:eastAsia="Times New Roman" w:hAnsi="Times New Roman"/>
+                <w:sz w:val="22"/>
+                <w:szCs w:val="22"/>
+              </w:rPr>
+              <w:t xml:space="preserve">0,77</w:t>
+            </w:r>
+          </w:p>
+        </w:tc>
+        <w:tc>
+          <w:tcPr>
+            <w:tcW w:type="dxa" w:w="1100"/>
+            <w:tcBorders>
+              <w:top w:val="none" w:color="FFFFFF" w:sz="0"/>
+              <w:left w:val="none" w:color="FFFFFF" w:sz="0"/>
+              <w:bottom w:val="none" w:color="FFFFFF" w:sz="0"/>
+              <w:right w:val="none" w:color="FFFFFF" w:sz="0"/>
+            </w:tcBorders>
+            <w:tcMar>
+              <w:top w:type="dxa" w:w="40"/>
+              <w:left w:type="dxa" w:w="80"/>
+              <w:bottom w:type="dxa" w:w="40"/>
+              <w:right w:type="dxa" w:w="80"/>
+            </w:tcMar>
+            <w:vAlign w:val="center"/>
+          </w:tcPr>
+          <w:p>
+            <w:pPr>
+              <w:spacing w:after="0" w:before="0" w:line="252"/>
+              <w:jc w:val="center"/>
+            </w:pPr>
+            <w:r>
+              <w:rPr>
+                <w:rFonts w:ascii="Times New Roman" w:cs="Times New Roman" w:eastAsia="Times New Roman" w:hAnsi="Times New Roman"/>
+                <w:sz w:val="22"/>
+                <w:szCs w:val="22"/>
+              </w:rPr>
+              <w:t xml:space="preserve">0,00</w:t>
+            </w:r>
+          </w:p>
+        </w:tc>
+        <w:tc>
+          <w:tcPr>
+            <w:tcW w:type="dxa" w:w="1200"/>
+            <w:tcBorders>
+              <w:top w:val="none" w:color="FFFFFF" w:sz="0"/>
+              <w:left w:val="none" w:color="FFFFFF" w:sz="0"/>
+              <w:bottom w:val="none" w:color="FFFFFF" w:sz="0"/>
+              <w:right w:val="none" w:color="FFFFFF" w:sz="0"/>
+            </w:tcBorders>
+            <w:tcMar>
+              <w:top w:type="dxa" w:w="40"/>
+              <w:left w:type="dxa" w:w="80"/>
+              <w:bottom w:type="dxa" w:w="40"/>
+              <w:right w:type="dxa" w:w="80"/>
+            </w:tcMar>
+            <w:vAlign w:val="center"/>
+          </w:tcPr>
+          <w:p>
+            <w:pPr>
+              <w:spacing w:after="0" w:before="0" w:line="252"/>
+              <w:jc w:val="center"/>
+            </w:pPr>
+            <w:r>
+              <w:rPr>
+                <w:rFonts w:ascii="Times New Roman" w:cs="Times New Roman" w:eastAsia="Times New Roman" w:hAnsi="Times New Roman"/>
+                <w:sz w:val="22"/>
+                <w:szCs w:val="22"/>
+              </w:rPr>
+              <w:t xml:space="preserve">0–4</w:t>
             </w:r>
           </w:p>
         </w:tc>
@@ -3018,7 +2957,22 @@
           <w:sz w:val="22"/>
           <w:szCs w:val="22"/>
         </w:rPr>
-        <w:t xml:space="preserve">21,5% người trong mẫu có điểm PHQ-4 từ 6 trở lên; 55,1% gặp ít nhất một trong bảy tình huống kỳ thị. Hệ số tương quan giữa S và PHQ-4 là r = 0,23.</w:t>
+        <w:t xml:space="preserve">21,5% người trong mẫu có điểm PHQ-4 từ 6 trở lên; 55,1% gặp ít nhất một trong bảy tình huống kỳ thị. Hệ số tương quan với PHQ-4: chỉ số S r = 0,23; nhóm giao tiếp r = 0,24; nhóm nghề nghiệp r = 0,13; nhóm thể hiện giới r = 0,07.</w:t>
+      </w:r>
+    </w:p>
+    <w:p>
+      <w:pPr>
+        <w:spacing w:after="120" w:before="0" w:line="312"/>
+        <w:ind w:firstLine="567"/>
+        <w:jc w:val="both"/>
+      </w:pPr>
+      <w:r>
+        <w:rPr>
+          <w:rFonts w:ascii="Times New Roman" w:cs="Times New Roman" w:eastAsia="Times New Roman" w:hAnsi="Times New Roman"/>
+          <w:sz w:val="26"/>
+          <w:szCs w:val="26"/>
+        </w:rPr>
+        <w:t xml:space="preserve">Độ tin cậy nội tại của nhóm giao tiếp và nhóm nghề nghiệp thấp (α = 0,51 và 0,40). Các tình huống trong thang đo là danh mục sự kiện có thể xảy ra độc lập với nhau, không phải các biểu hiện của cùng một khái niệm tiềm ẩn. Vì vậy, hệ số α thấp không nhất thiết phản ánh sai số đo lớn.</w:t>
       </w:r>
     </w:p>
     <w:p>
@@ -3035,7 +2989,7 @@
           <w:sz w:val="26"/>
           <w:szCs w:val="26"/>
         </w:rPr>
-        <w:t xml:space="preserve">2. Kết quả kiểm định giả thuyết</w:t>
+        <w:t xml:space="preserve">2. Kết quả</w:t>
       </w:r>
     </w:p>
     <w:p>
@@ -3051,7 +3005,7 @@
           <w:sz w:val="26"/>
           <w:szCs w:val="26"/>
         </w:rPr>
-        <w:t xml:space="preserve">Ba trong bốn giả thuyết được ủng hộ. Chỉ số kỳ thị liên hệ đồng biến với điểm PHQ-4 (H1), với điểm lo âu (H2a) và với điểm trầm cảm (H2b). Giả thuyết về đường dẫn qua che giấu danh tính (H3) không được ủng hộ (Bảng 3).</w:t>
+        <w:t xml:space="preserve">Bảng 3 tóm tắt kết quả. H1 được ủng hộ. Ở RQ1, chỉ nhóm tình huống giao tiếp có mối liên hệ được xác định rõ với điểm PHQ-4. H2 không được ủng hộ, và kết quả của H3 là chưa xác định.</w:t>
       </w:r>
     </w:p>
     <w:p>
@@ -3078,7 +3032,7 @@
           <w:sz w:val="26"/>
           <w:szCs w:val="26"/>
         </w:rPr>
-        <w:t xml:space="preserve">Kết quả kiểm định các giả thuyết H1–H3</w:t>
+        <w:t xml:space="preserve">Tóm tắt kết quả kiểm định các giả thuyết và câu hỏi nghiên cứu</w:t>
       </w:r>
     </w:p>
     <w:tbl>
@@ -3095,12 +3049,11 @@
         <w:tblLayout w:type="fixed"/>
       </w:tblPr>
       <w:tblGrid>
-        <w:gridCol w:w="900"/>
-        <w:gridCol w:w="1650"/>
-        <w:gridCol w:w="2271"/>
-        <w:gridCol w:w="1750"/>
-        <w:gridCol w:w="1100"/>
-        <w:gridCol w:w="1400"/>
+        <w:gridCol w:w="800"/>
+        <w:gridCol w:w="2471"/>
+        <w:gridCol w:w="2600"/>
+        <w:gridCol w:w="1300"/>
+        <w:gridCol w:w="1900"/>
       </w:tblGrid>
       <w:tr>
         <w:trPr>
@@ -3108,7 +3061,7 @@
         </w:trPr>
         <w:tc>
           <w:tcPr>
-            <w:tcW w:type="dxa" w:w="900"/>
+            <w:tcW w:type="dxa" w:w="800"/>
             <w:tcBorders>
               <w:top w:val="none" w:color="FFFFFF" w:sz="0"/>
               <w:left w:val="none" w:color="FFFFFF" w:sz="0"/>
@@ -3134,13 +3087,13 @@
                 <w:sz w:val="22"/>
                 <w:szCs w:val="22"/>
               </w:rPr>
-              <w:t xml:space="preserve">Giả thuyết</w:t>
-            </w:r>
-          </w:p>
-        </w:tc>
-        <w:tc>
-          <w:tcPr>
-            <w:tcW w:type="dxa" w:w="1650"/>
+              <w:t xml:space="preserve">Mục</w:t>
+            </w:r>
+          </w:p>
+        </w:tc>
+        <w:tc>
+          <w:tcPr>
+            <w:tcW w:type="dxa" w:w="2471"/>
             <w:tcBorders>
               <w:top w:val="none" w:color="FFFFFF" w:sz="0"/>
               <w:left w:val="none" w:color="FFFFFF" w:sz="0"/>
@@ -3166,13 +3119,13 @@
                 <w:sz w:val="22"/>
                 <w:szCs w:val="22"/>
               </w:rPr>
-              <w:t xml:space="preserve">Biến phụ thuộc</w:t>
-            </w:r>
-          </w:p>
-        </w:tc>
-        <w:tc>
-          <w:tcPr>
-            <w:tcW w:type="dxa" w:w="2271"/>
+              <w:t xml:space="preserve">Nội dung</w:t>
+            </w:r>
+          </w:p>
+        </w:tc>
+        <w:tc>
+          <w:tcPr>
+            <w:tcW w:type="dxa" w:w="2600"/>
             <w:tcBorders>
               <w:top w:val="none" w:color="FFFFFF" w:sz="0"/>
               <w:left w:val="none" w:color="FFFFFF" w:sz="0"/>
@@ -3198,13 +3151,13 @@
                 <w:sz w:val="22"/>
                 <w:szCs w:val="22"/>
               </w:rPr>
-              <w:t xml:space="preserve">Hệ số trên 1 đơn vị S [KTC 95%]</w:t>
-            </w:r>
-          </w:p>
-        </w:tc>
-        <w:tc>
-          <w:tcPr>
-            <w:tcW w:type="dxa" w:w="1750"/>
+              <w:t xml:space="preserve">Hệ số [KTC 95%]</w:t>
+            </w:r>
+          </w:p>
+        </w:tc>
+        <w:tc>
+          <w:tcPr>
+            <w:tcW w:type="dxa" w:w="1300"/>
             <w:tcBorders>
               <w:top w:val="none" w:color="FFFFFF" w:sz="0"/>
               <w:left w:val="none" w:color="FFFFFF" w:sz="0"/>
@@ -3230,45 +3183,13 @@
                 <w:sz w:val="22"/>
                 <w:szCs w:val="22"/>
               </w:rPr>
-              <w:t xml:space="preserve">Hệ số trên 1 ĐLC của S [KTC 95%]</w:t>
-            </w:r>
-          </w:p>
-        </w:tc>
-        <w:tc>
-          <w:tcPr>
-            <w:tcW w:type="dxa" w:w="1100"/>
-            <w:tcBorders>
-              <w:top w:val="none" w:color="FFFFFF" w:sz="0"/>
-              <w:left w:val="none" w:color="FFFFFF" w:sz="0"/>
-              <w:bottom w:val="single" w:color="000000" w:sz="4"/>
-              <w:right w:val="none" w:color="FFFFFF" w:sz="0"/>
-            </w:tcBorders>
-            <w:tcMar>
-              <w:top w:type="dxa" w:w="40"/>
-              <w:left w:type="dxa" w:w="80"/>
-              <w:bottom w:type="dxa" w:w="40"/>
-              <w:right w:type="dxa" w:w="80"/>
-            </w:tcMar>
-            <w:vAlign w:val="center"/>
-          </w:tcPr>
-          <w:p>
-            <w:pPr>
-              <w:spacing w:after="0" w:before="0" w:line="252"/>
-              <w:jc w:val="center"/>
-            </w:pPr>
-            <w:r>
-              <w:rPr>
-                <w:rFonts w:ascii="Times New Roman" w:cs="Times New Roman" w:eastAsia="Times New Roman" w:hAnsi="Times New Roman"/>
-                <w:sz w:val="22"/>
-                <w:szCs w:val="22"/>
-              </w:rPr>
               <w:t xml:space="preserve">p</w:t>
             </w:r>
           </w:p>
         </w:tc>
         <w:tc>
           <w:tcPr>
-            <w:tcW w:type="dxa" w:w="1400"/>
+            <w:tcW w:type="dxa" w:w="1900"/>
             <w:tcBorders>
               <w:top w:val="none" w:color="FFFFFF" w:sz="0"/>
               <w:left w:val="none" w:color="FFFFFF" w:sz="0"/>
@@ -3305,7 +3226,7 @@
         </w:trPr>
         <w:tc>
           <w:tcPr>
-            <w:tcW w:type="dxa" w:w="900"/>
+            <w:tcW w:type="dxa" w:w="800"/>
             <w:tcBorders>
               <w:top w:val="none" w:color="FFFFFF" w:sz="0"/>
               <w:left w:val="none" w:color="FFFFFF" w:sz="0"/>
@@ -3337,39 +3258,39 @@
         </w:tc>
         <w:tc>
           <w:tcPr>
-            <w:tcW w:type="dxa" w:w="1650"/>
-            <w:tcBorders>
-              <w:top w:val="none" w:color="FFFFFF" w:sz="0"/>
-              <w:left w:val="none" w:color="FFFFFF" w:sz="0"/>
-              <w:bottom w:val="none" w:color="FFFFFF" w:sz="0"/>
-              <w:right w:val="none" w:color="FFFFFF" w:sz="0"/>
-            </w:tcBorders>
-            <w:tcMar>
-              <w:top w:type="dxa" w:w="40"/>
-              <w:left w:type="dxa" w:w="80"/>
-              <w:bottom w:type="dxa" w:w="40"/>
-              <w:right w:type="dxa" w:w="80"/>
-            </w:tcMar>
-            <w:vAlign w:val="center"/>
-          </w:tcPr>
-          <w:p>
-            <w:pPr>
-              <w:spacing w:after="0" w:before="0" w:line="252"/>
-              <w:jc w:val="center"/>
-            </w:pPr>
-            <w:r>
-              <w:rPr>
-                <w:rFonts w:ascii="Times New Roman" w:cs="Times New Roman" w:eastAsia="Times New Roman" w:hAnsi="Times New Roman"/>
-                <w:sz w:val="22"/>
-                <w:szCs w:val="22"/>
-              </w:rPr>
-              <w:t xml:space="preserve">PHQ-4</w:t>
-            </w:r>
-          </w:p>
-        </w:tc>
-        <w:tc>
-          <w:tcPr>
-            <w:tcW w:type="dxa" w:w="2271"/>
+            <w:tcW w:type="dxa" w:w="2471"/>
+            <w:tcBorders>
+              <w:top w:val="none" w:color="FFFFFF" w:sz="0"/>
+              <w:left w:val="none" w:color="FFFFFF" w:sz="0"/>
+              <w:bottom w:val="none" w:color="FFFFFF" w:sz="0"/>
+              <w:right w:val="none" w:color="FFFFFF" w:sz="0"/>
+            </w:tcBorders>
+            <w:tcMar>
+              <w:top w:type="dxa" w:w="40"/>
+              <w:left w:type="dxa" w:w="80"/>
+              <w:bottom w:type="dxa" w:w="40"/>
+              <w:right w:type="dxa" w:w="80"/>
+            </w:tcMar>
+            <w:vAlign w:val="center"/>
+          </w:tcPr>
+          <w:p>
+            <w:pPr>
+              <w:spacing w:after="0" w:before="0" w:line="252"/>
+              <w:jc w:val="center"/>
+            </w:pPr>
+            <w:r>
+              <w:rPr>
+                <w:rFonts w:ascii="Times New Roman" w:cs="Times New Roman" w:eastAsia="Times New Roman" w:hAnsi="Times New Roman"/>
+                <w:sz w:val="22"/>
+                <w:szCs w:val="22"/>
+              </w:rPr>
+              <w:t xml:space="preserve">Chỉ số kỳ thị S, trên 1 đơn vị</w:t>
+            </w:r>
+          </w:p>
+        </w:tc>
+        <w:tc>
+          <w:tcPr>
+            <w:tcW w:type="dxa" w:w="2600"/>
             <w:tcBorders>
               <w:top w:val="none" w:color="FFFFFF" w:sz="0"/>
               <w:left w:val="none" w:color="FFFFFF" w:sz="0"/>
@@ -3401,39 +3322,7 @@
         </w:tc>
         <w:tc>
           <w:tcPr>
-            <w:tcW w:type="dxa" w:w="1750"/>
-            <w:tcBorders>
-              <w:top w:val="none" w:color="FFFFFF" w:sz="0"/>
-              <w:left w:val="none" w:color="FFFFFF" w:sz="0"/>
-              <w:bottom w:val="none" w:color="FFFFFF" w:sz="0"/>
-              <w:right w:val="none" w:color="FFFFFF" w:sz="0"/>
-            </w:tcBorders>
-            <w:tcMar>
-              <w:top w:type="dxa" w:w="40"/>
-              <w:left w:type="dxa" w:w="80"/>
-              <w:bottom w:type="dxa" w:w="40"/>
-              <w:right w:type="dxa" w:w="80"/>
-            </w:tcMar>
-            <w:vAlign w:val="center"/>
-          </w:tcPr>
-          <w:p>
-            <w:pPr>
-              <w:spacing w:after="0" w:before="0" w:line="252"/>
-              <w:jc w:val="center"/>
-            </w:pPr>
-            <w:r>
-              <w:rPr>
-                <w:rFonts w:ascii="Times New Roman" w:cs="Times New Roman" w:eastAsia="Times New Roman" w:hAnsi="Times New Roman"/>
-                <w:sz w:val="22"/>
-                <w:szCs w:val="22"/>
-              </w:rPr>
-              <w:t xml:space="preserve">0,82 [0,35; 1,28]</w:t>
-            </w:r>
-          </w:p>
-        </w:tc>
-        <w:tc>
-          <w:tcPr>
-            <w:tcW w:type="dxa" w:w="1100"/>
+            <w:tcW w:type="dxa" w:w="1300"/>
             <w:tcBorders>
               <w:top w:val="none" w:color="FFFFFF" w:sz="0"/>
               <w:left w:val="none" w:color="FFFFFF" w:sz="0"/>
@@ -3465,7 +3354,7 @@
         </w:tc>
         <w:tc>
           <w:tcPr>
-            <w:tcW w:type="dxa" w:w="1400"/>
+            <w:tcW w:type="dxa" w:w="1900"/>
             <w:tcBorders>
               <w:top w:val="none" w:color="FFFFFF" w:sz="0"/>
               <w:left w:val="none" w:color="FFFFFF" w:sz="0"/>
@@ -3502,7 +3391,7 @@
         </w:trPr>
         <w:tc>
           <w:tcPr>
-            <w:tcW w:type="dxa" w:w="900"/>
+            <w:tcW w:type="dxa" w:w="800"/>
             <w:tcBorders>
               <w:top w:val="none" w:color="FFFFFF" w:sz="0"/>
               <w:left w:val="none" w:color="FFFFFF" w:sz="0"/>
@@ -3528,176 +3417,135 @@
                 <w:sz w:val="22"/>
                 <w:szCs w:val="22"/>
               </w:rPr>
-              <w:t xml:space="preserve">H2a</w:t>
-            </w:r>
-          </w:p>
-        </w:tc>
-        <w:tc>
-          <w:tcPr>
-            <w:tcW w:type="dxa" w:w="1650"/>
-            <w:tcBorders>
-              <w:top w:val="none" w:color="FFFFFF" w:sz="0"/>
-              <w:left w:val="none" w:color="FFFFFF" w:sz="0"/>
-              <w:bottom w:val="none" w:color="FFFFFF" w:sz="0"/>
-              <w:right w:val="none" w:color="FFFFFF" w:sz="0"/>
-            </w:tcBorders>
-            <w:tcMar>
-              <w:top w:type="dxa" w:w="40"/>
-              <w:left w:type="dxa" w:w="80"/>
-              <w:bottom w:type="dxa" w:w="40"/>
-              <w:right w:type="dxa" w:w="80"/>
-            </w:tcMar>
-            <w:vAlign w:val="center"/>
-          </w:tcPr>
-          <w:p>
-            <w:pPr>
-              <w:spacing w:after="0" w:before="0" w:line="252"/>
-              <w:jc w:val="center"/>
-            </w:pPr>
-            <w:r>
-              <w:rPr>
-                <w:rFonts w:ascii="Times New Roman" w:cs="Times New Roman" w:eastAsia="Times New Roman" w:hAnsi="Times New Roman"/>
-                <w:sz w:val="22"/>
-                <w:szCs w:val="22"/>
-              </w:rPr>
-              <w:t xml:space="preserve">GAD-2</w:t>
-            </w:r>
-          </w:p>
-        </w:tc>
-        <w:tc>
-          <w:tcPr>
-            <w:tcW w:type="dxa" w:w="2271"/>
-            <w:tcBorders>
-              <w:top w:val="none" w:color="FFFFFF" w:sz="0"/>
-              <w:left w:val="none" w:color="FFFFFF" w:sz="0"/>
-              <w:bottom w:val="none" w:color="FFFFFF" w:sz="0"/>
-              <w:right w:val="none" w:color="FFFFFF" w:sz="0"/>
-            </w:tcBorders>
-            <w:tcMar>
-              <w:top w:type="dxa" w:w="40"/>
-              <w:left w:type="dxa" w:w="80"/>
-              <w:bottom w:type="dxa" w:w="40"/>
-              <w:right w:type="dxa" w:w="80"/>
-            </w:tcMar>
-            <w:vAlign w:val="center"/>
-          </w:tcPr>
-          <w:p>
-            <w:pPr>
-              <w:spacing w:after="0" w:before="0" w:line="252"/>
-              <w:jc w:val="center"/>
-            </w:pPr>
-            <w:r>
-              <w:rPr>
-                <w:rFonts w:ascii="Times New Roman" w:cs="Times New Roman" w:eastAsia="Times New Roman" w:hAnsi="Times New Roman"/>
-                <w:sz w:val="22"/>
-                <w:szCs w:val="22"/>
-              </w:rPr>
-              <w:t xml:space="preserve">0,75 [0,24; 1,26]</w:t>
-            </w:r>
-          </w:p>
-        </w:tc>
-        <w:tc>
-          <w:tcPr>
-            <w:tcW w:type="dxa" w:w="1750"/>
-            <w:tcBorders>
-              <w:top w:val="none" w:color="FFFFFF" w:sz="0"/>
-              <w:left w:val="none" w:color="FFFFFF" w:sz="0"/>
-              <w:bottom w:val="none" w:color="FFFFFF" w:sz="0"/>
-              <w:right w:val="none" w:color="FFFFFF" w:sz="0"/>
-            </w:tcBorders>
-            <w:tcMar>
-              <w:top w:type="dxa" w:w="40"/>
-              <w:left w:type="dxa" w:w="80"/>
-              <w:bottom w:type="dxa" w:w="40"/>
-              <w:right w:type="dxa" w:w="80"/>
-            </w:tcMar>
-            <w:vAlign w:val="center"/>
-          </w:tcPr>
-          <w:p>
-            <w:pPr>
-              <w:spacing w:after="0" w:before="0" w:line="252"/>
-              <w:jc w:val="center"/>
-            </w:pPr>
-            <w:r>
-              <w:rPr>
-                <w:rFonts w:ascii="Times New Roman" w:cs="Times New Roman" w:eastAsia="Times New Roman" w:hAnsi="Times New Roman"/>
-                <w:sz w:val="22"/>
-                <w:szCs w:val="22"/>
-              </w:rPr>
-              <w:t xml:space="preserve">0,36 [0,11; 0,60]</w:t>
-            </w:r>
-          </w:p>
-        </w:tc>
-        <w:tc>
-          <w:tcPr>
-            <w:tcW w:type="dxa" w:w="1100"/>
-            <w:tcBorders>
-              <w:top w:val="none" w:color="FFFFFF" w:sz="0"/>
-              <w:left w:val="none" w:color="FFFFFF" w:sz="0"/>
-              <w:bottom w:val="none" w:color="FFFFFF" w:sz="0"/>
-              <w:right w:val="none" w:color="FFFFFF" w:sz="0"/>
-            </w:tcBorders>
-            <w:tcMar>
-              <w:top w:type="dxa" w:w="40"/>
-              <w:left w:type="dxa" w:w="80"/>
-              <w:bottom w:type="dxa" w:w="40"/>
-              <w:right w:type="dxa" w:w="80"/>
-            </w:tcMar>
-            <w:vAlign w:val="center"/>
-          </w:tcPr>
-          <w:p>
-            <w:pPr>
-              <w:spacing w:after="0" w:before="0" w:line="252"/>
-              <w:jc w:val="center"/>
-            </w:pPr>
-            <w:r>
-              <w:rPr>
-                <w:rFonts w:ascii="Times New Roman" w:cs="Times New Roman" w:eastAsia="Times New Roman" w:hAnsi="Times New Roman"/>
-                <w:sz w:val="22"/>
-                <w:szCs w:val="22"/>
-              </w:rPr>
-              <w:t xml:space="preserve">0,009</w:t>
-            </w:r>
-            <w:r>
-              <w:rPr>
-                <w:rFonts w:ascii="Times New Roman" w:cs="Times New Roman" w:eastAsia="Times New Roman" w:hAnsi="Times New Roman"/>
-                <w:sz w:val="22"/>
-                <w:szCs w:val="22"/>
-                <w:vertAlign w:val="superscript"/>
-              </w:rPr>
-              <w:t xml:space="preserve">a</w:t>
-            </w:r>
-          </w:p>
-        </w:tc>
-        <w:tc>
-          <w:tcPr>
-            <w:tcW w:type="dxa" w:w="1400"/>
-            <w:tcBorders>
-              <w:top w:val="none" w:color="FFFFFF" w:sz="0"/>
-              <w:left w:val="none" w:color="FFFFFF" w:sz="0"/>
-              <w:bottom w:val="none" w:color="FFFFFF" w:sz="0"/>
-              <w:right w:val="none" w:color="FFFFFF" w:sz="0"/>
-            </w:tcBorders>
-            <w:tcMar>
-              <w:top w:type="dxa" w:w="40"/>
-              <w:left w:type="dxa" w:w="80"/>
-              <w:bottom w:type="dxa" w:w="40"/>
-              <w:right w:type="dxa" w:w="80"/>
-            </w:tcMar>
-            <w:vAlign w:val="center"/>
-          </w:tcPr>
-          <w:p>
-            <w:pPr>
-              <w:spacing w:after="0" w:before="0" w:line="252"/>
-              <w:jc w:val="center"/>
-            </w:pPr>
-            <w:r>
-              <w:rPr>
-                <w:rFonts w:ascii="Times New Roman" w:cs="Times New Roman" w:eastAsia="Times New Roman" w:hAnsi="Times New Roman"/>
-                <w:sz w:val="22"/>
-                <w:szCs w:val="22"/>
-              </w:rPr>
-              <w:t xml:space="preserve">Được ủng hộ</w:t>
+              <w:t xml:space="preserve"/>
+            </w:r>
+          </w:p>
+        </w:tc>
+        <w:tc>
+          <w:tcPr>
+            <w:tcW w:type="dxa" w:w="2471"/>
+            <w:tcBorders>
+              <w:top w:val="none" w:color="FFFFFF" w:sz="0"/>
+              <w:left w:val="none" w:color="FFFFFF" w:sz="0"/>
+              <w:bottom w:val="none" w:color="FFFFFF" w:sz="0"/>
+              <w:right w:val="none" w:color="FFFFFF" w:sz="0"/>
+            </w:tcBorders>
+            <w:tcMar>
+              <w:top w:type="dxa" w:w="40"/>
+              <w:left w:type="dxa" w:w="80"/>
+              <w:bottom w:type="dxa" w:w="40"/>
+              <w:right w:type="dxa" w:w="80"/>
+            </w:tcMar>
+            <w:vAlign w:val="center"/>
+          </w:tcPr>
+          <w:p>
+            <w:pPr>
+              <w:spacing w:after="0" w:before="0" w:line="252"/>
+              <w:jc w:val="center"/>
+            </w:pPr>
+            <w:r>
+              <w:rPr>
+                <w:rFonts w:ascii="Times New Roman" w:cs="Times New Roman" w:eastAsia="Times New Roman" w:hAnsi="Times New Roman"/>
+                <w:sz w:val="22"/>
+                <w:szCs w:val="22"/>
+              </w:rPr>
+              <w:t xml:space="preserve">Chỉ số kỳ thị S, trên 1 độ lệch chuẩn</w:t>
+            </w:r>
+          </w:p>
+        </w:tc>
+        <w:tc>
+          <w:tcPr>
+            <w:tcW w:type="dxa" w:w="2600"/>
+            <w:tcBorders>
+              <w:top w:val="none" w:color="FFFFFF" w:sz="0"/>
+              <w:left w:val="none" w:color="FFFFFF" w:sz="0"/>
+              <w:bottom w:val="none" w:color="FFFFFF" w:sz="0"/>
+              <w:right w:val="none" w:color="FFFFFF" w:sz="0"/>
+            </w:tcBorders>
+            <w:tcMar>
+              <w:top w:type="dxa" w:w="40"/>
+              <w:left w:type="dxa" w:w="80"/>
+              <w:bottom w:type="dxa" w:w="40"/>
+              <w:right w:type="dxa" w:w="80"/>
+            </w:tcMar>
+            <w:vAlign w:val="center"/>
+          </w:tcPr>
+          <w:p>
+            <w:pPr>
+              <w:spacing w:after="0" w:before="0" w:line="252"/>
+              <w:jc w:val="center"/>
+            </w:pPr>
+            <w:r>
+              <w:rPr>
+                <w:rFonts w:ascii="Times New Roman" w:cs="Times New Roman" w:eastAsia="Times New Roman" w:hAnsi="Times New Roman"/>
+                <w:sz w:val="22"/>
+                <w:szCs w:val="22"/>
+              </w:rPr>
+              <w:t xml:space="preserve">0,82 [0,35; 1,28]</w:t>
+            </w:r>
+          </w:p>
+        </w:tc>
+        <w:tc>
+          <w:tcPr>
+            <w:tcW w:type="dxa" w:w="1300"/>
+            <w:tcBorders>
+              <w:top w:val="none" w:color="FFFFFF" w:sz="0"/>
+              <w:left w:val="none" w:color="FFFFFF" w:sz="0"/>
+              <w:bottom w:val="none" w:color="FFFFFF" w:sz="0"/>
+              <w:right w:val="none" w:color="FFFFFF" w:sz="0"/>
+            </w:tcBorders>
+            <w:tcMar>
+              <w:top w:type="dxa" w:w="40"/>
+              <w:left w:type="dxa" w:w="80"/>
+              <w:bottom w:type="dxa" w:w="40"/>
+              <w:right w:type="dxa" w:w="80"/>
+            </w:tcMar>
+            <w:vAlign w:val="center"/>
+          </w:tcPr>
+          <w:p>
+            <w:pPr>
+              <w:spacing w:after="0" w:before="0" w:line="252"/>
+              <w:jc w:val="center"/>
+            </w:pPr>
+            <w:r>
+              <w:rPr>
+                <w:rFonts w:ascii="Times New Roman" w:cs="Times New Roman" w:eastAsia="Times New Roman" w:hAnsi="Times New Roman"/>
+                <w:sz w:val="22"/>
+                <w:szCs w:val="22"/>
+              </w:rPr>
+              <w:t xml:space="preserve">&lt; 0,001</w:t>
+            </w:r>
+          </w:p>
+        </w:tc>
+        <w:tc>
+          <w:tcPr>
+            <w:tcW w:type="dxa" w:w="1900"/>
+            <w:tcBorders>
+              <w:top w:val="none" w:color="FFFFFF" w:sz="0"/>
+              <w:left w:val="none" w:color="FFFFFF" w:sz="0"/>
+              <w:bottom w:val="none" w:color="FFFFFF" w:sz="0"/>
+              <w:right w:val="none" w:color="FFFFFF" w:sz="0"/>
+            </w:tcBorders>
+            <w:tcMar>
+              <w:top w:type="dxa" w:w="40"/>
+              <w:left w:type="dxa" w:w="80"/>
+              <w:bottom w:type="dxa" w:w="40"/>
+              <w:right w:type="dxa" w:w="80"/>
+            </w:tcMar>
+            <w:vAlign w:val="center"/>
+          </w:tcPr>
+          <w:p>
+            <w:pPr>
+              <w:spacing w:after="0" w:before="0" w:line="252"/>
+              <w:jc w:val="center"/>
+            </w:pPr>
+            <w:r>
+              <w:rPr>
+                <w:rFonts w:ascii="Times New Roman" w:cs="Times New Roman" w:eastAsia="Times New Roman" w:hAnsi="Times New Roman"/>
+                <w:sz w:val="22"/>
+                <w:szCs w:val="22"/>
+              </w:rPr>
+              <w:t xml:space="preserve"/>
             </w:r>
           </w:p>
         </w:tc>
@@ -3708,7 +3556,7 @@
         </w:trPr>
         <w:tc>
           <w:tcPr>
-            <w:tcW w:type="dxa" w:w="900"/>
+            <w:tcW w:type="dxa" w:w="800"/>
             <w:tcBorders>
               <w:top w:val="none" w:color="FFFFFF" w:sz="0"/>
               <w:left w:val="none" w:color="FFFFFF" w:sz="0"/>
@@ -3734,135 +3582,103 @@
                 <w:sz w:val="22"/>
                 <w:szCs w:val="22"/>
               </w:rPr>
-              <w:t xml:space="preserve">H2b</w:t>
-            </w:r>
-          </w:p>
-        </w:tc>
-        <w:tc>
-          <w:tcPr>
-            <w:tcW w:type="dxa" w:w="1650"/>
-            <w:tcBorders>
-              <w:top w:val="none" w:color="FFFFFF" w:sz="0"/>
-              <w:left w:val="none" w:color="FFFFFF" w:sz="0"/>
-              <w:bottom w:val="none" w:color="FFFFFF" w:sz="0"/>
-              <w:right w:val="none" w:color="FFFFFF" w:sz="0"/>
-            </w:tcBorders>
-            <w:tcMar>
-              <w:top w:type="dxa" w:w="40"/>
-              <w:left w:type="dxa" w:w="80"/>
-              <w:bottom w:type="dxa" w:w="40"/>
-              <w:right w:type="dxa" w:w="80"/>
-            </w:tcMar>
-            <w:vAlign w:val="center"/>
-          </w:tcPr>
-          <w:p>
-            <w:pPr>
-              <w:spacing w:after="0" w:before="0" w:line="252"/>
-              <w:jc w:val="center"/>
-            </w:pPr>
-            <w:r>
-              <w:rPr>
-                <w:rFonts w:ascii="Times New Roman" w:cs="Times New Roman" w:eastAsia="Times New Roman" w:hAnsi="Times New Roman"/>
-                <w:sz w:val="22"/>
-                <w:szCs w:val="22"/>
-              </w:rPr>
-              <w:t xml:space="preserve">PHQ-2</w:t>
-            </w:r>
-          </w:p>
-        </w:tc>
-        <w:tc>
-          <w:tcPr>
-            <w:tcW w:type="dxa" w:w="2271"/>
-            <w:tcBorders>
-              <w:top w:val="none" w:color="FFFFFF" w:sz="0"/>
-              <w:left w:val="none" w:color="FFFFFF" w:sz="0"/>
-              <w:bottom w:val="none" w:color="FFFFFF" w:sz="0"/>
-              <w:right w:val="none" w:color="FFFFFF" w:sz="0"/>
-            </w:tcBorders>
-            <w:tcMar>
-              <w:top w:type="dxa" w:w="40"/>
-              <w:left w:type="dxa" w:w="80"/>
-              <w:bottom w:type="dxa" w:w="40"/>
-              <w:right w:type="dxa" w:w="80"/>
-            </w:tcMar>
-            <w:vAlign w:val="center"/>
-          </w:tcPr>
-          <w:p>
-            <w:pPr>
-              <w:spacing w:after="0" w:before="0" w:line="252"/>
-              <w:jc w:val="center"/>
-            </w:pPr>
-            <w:r>
-              <w:rPr>
-                <w:rFonts w:ascii="Times New Roman" w:cs="Times New Roman" w:eastAsia="Times New Roman" w:hAnsi="Times New Roman"/>
-                <w:sz w:val="22"/>
-                <w:szCs w:val="22"/>
-              </w:rPr>
-              <w:t xml:space="preserve">0,97 [0,44; 1,49]</w:t>
-            </w:r>
-          </w:p>
-        </w:tc>
-        <w:tc>
-          <w:tcPr>
-            <w:tcW w:type="dxa" w:w="1750"/>
-            <w:tcBorders>
-              <w:top w:val="none" w:color="FFFFFF" w:sz="0"/>
-              <w:left w:val="none" w:color="FFFFFF" w:sz="0"/>
-              <w:bottom w:val="none" w:color="FFFFFF" w:sz="0"/>
-              <w:right w:val="none" w:color="FFFFFF" w:sz="0"/>
-            </w:tcBorders>
-            <w:tcMar>
-              <w:top w:type="dxa" w:w="40"/>
-              <w:left w:type="dxa" w:w="80"/>
-              <w:bottom w:type="dxa" w:w="40"/>
-              <w:right w:type="dxa" w:w="80"/>
-            </w:tcMar>
-            <w:vAlign w:val="center"/>
-          </w:tcPr>
-          <w:p>
-            <w:pPr>
-              <w:spacing w:after="0" w:before="0" w:line="252"/>
-              <w:jc w:val="center"/>
-            </w:pPr>
-            <w:r>
-              <w:rPr>
-                <w:rFonts w:ascii="Times New Roman" w:cs="Times New Roman" w:eastAsia="Times New Roman" w:hAnsi="Times New Roman"/>
-                <w:sz w:val="22"/>
-                <w:szCs w:val="22"/>
-              </w:rPr>
-              <w:t xml:space="preserve">0,46 [0,21; 0,71]</w:t>
-            </w:r>
-          </w:p>
-        </w:tc>
-        <w:tc>
-          <w:tcPr>
-            <w:tcW w:type="dxa" w:w="1100"/>
-            <w:tcBorders>
-              <w:top w:val="none" w:color="FFFFFF" w:sz="0"/>
-              <w:left w:val="none" w:color="FFFFFF" w:sz="0"/>
-              <w:bottom w:val="none" w:color="FFFFFF" w:sz="0"/>
-              <w:right w:val="none" w:color="FFFFFF" w:sz="0"/>
-            </w:tcBorders>
-            <w:tcMar>
-              <w:top w:type="dxa" w:w="40"/>
-              <w:left w:type="dxa" w:w="80"/>
-              <w:bottom w:type="dxa" w:w="40"/>
-              <w:right w:type="dxa" w:w="80"/>
-            </w:tcMar>
-            <w:vAlign w:val="center"/>
-          </w:tcPr>
-          <w:p>
-            <w:pPr>
-              <w:spacing w:after="0" w:before="0" w:line="252"/>
-              <w:jc w:val="center"/>
-            </w:pPr>
-            <w:r>
-              <w:rPr>
-                <w:rFonts w:ascii="Times New Roman" w:cs="Times New Roman" w:eastAsia="Times New Roman" w:hAnsi="Times New Roman"/>
-                <w:sz w:val="22"/>
-                <w:szCs w:val="22"/>
-              </w:rPr>
-              <w:t xml:space="preserve">0,001</w:t>
+              <w:t xml:space="preserve">RQ1</w:t>
+            </w:r>
+          </w:p>
+        </w:tc>
+        <w:tc>
+          <w:tcPr>
+            <w:tcW w:type="dxa" w:w="2471"/>
+            <w:tcBorders>
+              <w:top w:val="none" w:color="FFFFFF" w:sz="0"/>
+              <w:left w:val="none" w:color="FFFFFF" w:sz="0"/>
+              <w:bottom w:val="none" w:color="FFFFFF" w:sz="0"/>
+              <w:right w:val="none" w:color="FFFFFF" w:sz="0"/>
+            </w:tcBorders>
+            <w:tcMar>
+              <w:top w:type="dxa" w:w="40"/>
+              <w:left w:type="dxa" w:w="80"/>
+              <w:bottom w:type="dxa" w:w="40"/>
+              <w:right w:type="dxa" w:w="80"/>
+            </w:tcMar>
+            <w:vAlign w:val="center"/>
+          </w:tcPr>
+          <w:p>
+            <w:pPr>
+              <w:spacing w:after="0" w:before="0" w:line="252"/>
+              <w:jc w:val="center"/>
+            </w:pPr>
+            <w:r>
+              <w:rPr>
+                <w:rFonts w:ascii="Times New Roman" w:cs="Times New Roman" w:eastAsia="Times New Roman" w:hAnsi="Times New Roman"/>
+                <w:sz w:val="22"/>
+                <w:szCs w:val="22"/>
+              </w:rPr>
+              <w:t xml:space="preserve">Nhóm giao tiếp</w:t>
+            </w:r>
+          </w:p>
+        </w:tc>
+        <w:tc>
+          <w:tcPr>
+            <w:tcW w:type="dxa" w:w="2600"/>
+            <w:tcBorders>
+              <w:top w:val="none" w:color="FFFFFF" w:sz="0"/>
+              <w:left w:val="none" w:color="FFFFFF" w:sz="0"/>
+              <w:bottom w:val="none" w:color="FFFFFF" w:sz="0"/>
+              <w:right w:val="none" w:color="FFFFFF" w:sz="0"/>
+            </w:tcBorders>
+            <w:tcMar>
+              <w:top w:type="dxa" w:w="40"/>
+              <w:left w:type="dxa" w:w="80"/>
+              <w:bottom w:type="dxa" w:w="40"/>
+              <w:right w:type="dxa" w:w="80"/>
+            </w:tcMar>
+            <w:vAlign w:val="center"/>
+          </w:tcPr>
+          <w:p>
+            <w:pPr>
+              <w:spacing w:after="0" w:before="0" w:line="252"/>
+              <w:jc w:val="center"/>
+            </w:pPr>
+            <w:r>
+              <w:rPr>
+                <w:rFonts w:ascii="Times New Roman" w:cs="Times New Roman" w:eastAsia="Times New Roman" w:hAnsi="Times New Roman"/>
+                <w:sz w:val="22"/>
+                <w:szCs w:val="22"/>
+              </w:rPr>
+              <w:t xml:space="preserve">0,82 [0,39; 1,25]</w:t>
+            </w:r>
+          </w:p>
+        </w:tc>
+        <w:tc>
+          <w:tcPr>
+            <w:tcW w:type="dxa" w:w="1300"/>
+            <w:tcBorders>
+              <w:top w:val="none" w:color="FFFFFF" w:sz="0"/>
+              <w:left w:val="none" w:color="FFFFFF" w:sz="0"/>
+              <w:bottom w:val="none" w:color="FFFFFF" w:sz="0"/>
+              <w:right w:val="none" w:color="FFFFFF" w:sz="0"/>
+            </w:tcBorders>
+            <w:tcMar>
+              <w:top w:type="dxa" w:w="40"/>
+              <w:left w:type="dxa" w:w="80"/>
+              <w:bottom w:type="dxa" w:w="40"/>
+              <w:right w:type="dxa" w:w="80"/>
+            </w:tcMar>
+            <w:vAlign w:val="center"/>
+          </w:tcPr>
+          <w:p>
+            <w:pPr>
+              <w:spacing w:after="0" w:before="0" w:line="252"/>
+              <w:jc w:val="center"/>
+            </w:pPr>
+            <w:r>
+              <w:rPr>
+                <w:rFonts w:ascii="Times New Roman" w:cs="Times New Roman" w:eastAsia="Times New Roman" w:hAnsi="Times New Roman"/>
+                <w:sz w:val="22"/>
+                <w:szCs w:val="22"/>
+              </w:rPr>
+              <w:t xml:space="preserve">&lt; 0,001</w:t>
             </w:r>
             <w:r>
               <w:rPr>
@@ -3871,39 +3687,39 @@
                 <w:szCs w:val="22"/>
                 <w:vertAlign w:val="superscript"/>
               </w:rPr>
-              <w:t xml:space="preserve">a</w:t>
-            </w:r>
-          </w:p>
-        </w:tc>
-        <w:tc>
-          <w:tcPr>
-            <w:tcW w:type="dxa" w:w="1400"/>
-            <w:tcBorders>
-              <w:top w:val="none" w:color="FFFFFF" w:sz="0"/>
-              <w:left w:val="none" w:color="FFFFFF" w:sz="0"/>
-              <w:bottom w:val="none" w:color="FFFFFF" w:sz="0"/>
-              <w:right w:val="none" w:color="FFFFFF" w:sz="0"/>
-            </w:tcBorders>
-            <w:tcMar>
-              <w:top w:type="dxa" w:w="40"/>
-              <w:left w:type="dxa" w:w="80"/>
-              <w:bottom w:type="dxa" w:w="40"/>
-              <w:right w:type="dxa" w:w="80"/>
-            </w:tcMar>
-            <w:vAlign w:val="center"/>
-          </w:tcPr>
-          <w:p>
-            <w:pPr>
-              <w:spacing w:after="0" w:before="0" w:line="252"/>
-              <w:jc w:val="center"/>
-            </w:pPr>
-            <w:r>
-              <w:rPr>
-                <w:rFonts w:ascii="Times New Roman" w:cs="Times New Roman" w:eastAsia="Times New Roman" w:hAnsi="Times New Roman"/>
-                <w:sz w:val="22"/>
-                <w:szCs w:val="22"/>
-              </w:rPr>
-              <w:t xml:space="preserve">Được ủng hộ</w:t>
+              <w:t xml:space="preserve">b</w:t>
+            </w:r>
+          </w:p>
+        </w:tc>
+        <w:tc>
+          <w:tcPr>
+            <w:tcW w:type="dxa" w:w="1900"/>
+            <w:tcBorders>
+              <w:top w:val="none" w:color="FFFFFF" w:sz="0"/>
+              <w:left w:val="none" w:color="FFFFFF" w:sz="0"/>
+              <w:bottom w:val="none" w:color="FFFFFF" w:sz="0"/>
+              <w:right w:val="none" w:color="FFFFFF" w:sz="0"/>
+            </w:tcBorders>
+            <w:tcMar>
+              <w:top w:type="dxa" w:w="40"/>
+              <w:left w:type="dxa" w:w="80"/>
+              <w:bottom w:type="dxa" w:w="40"/>
+              <w:right w:type="dxa" w:w="80"/>
+            </w:tcMar>
+            <w:vAlign w:val="center"/>
+          </w:tcPr>
+          <w:p>
+            <w:pPr>
+              <w:spacing w:after="0" w:before="0" w:line="252"/>
+              <w:jc w:val="center"/>
+            </w:pPr>
+            <w:r>
+              <w:rPr>
+                <w:rFonts w:ascii="Times New Roman" w:cs="Times New Roman" w:eastAsia="Times New Roman" w:hAnsi="Times New Roman"/>
+                <w:sz w:val="22"/>
+                <w:szCs w:val="22"/>
+              </w:rPr>
+              <w:t xml:space="preserve">Liên hệ rõ</w:t>
             </w:r>
           </w:p>
         </w:tc>
@@ -3914,7 +3730,529 @@
         </w:trPr>
         <w:tc>
           <w:tcPr>
-            <w:tcW w:type="dxa" w:w="900"/>
+            <w:tcW w:type="dxa" w:w="800"/>
+            <w:tcBorders>
+              <w:top w:val="none" w:color="FFFFFF" w:sz="0"/>
+              <w:left w:val="none" w:color="FFFFFF" w:sz="0"/>
+              <w:bottom w:val="none" w:color="FFFFFF" w:sz="0"/>
+              <w:right w:val="none" w:color="FFFFFF" w:sz="0"/>
+            </w:tcBorders>
+            <w:tcMar>
+              <w:top w:type="dxa" w:w="40"/>
+              <w:left w:type="dxa" w:w="80"/>
+              <w:bottom w:type="dxa" w:w="40"/>
+              <w:right w:type="dxa" w:w="80"/>
+            </w:tcMar>
+            <w:vAlign w:val="center"/>
+          </w:tcPr>
+          <w:p>
+            <w:pPr>
+              <w:spacing w:after="0" w:before="0" w:line="252"/>
+              <w:jc w:val="left"/>
+            </w:pPr>
+            <w:r>
+              <w:rPr>
+                <w:rFonts w:ascii="Times New Roman" w:cs="Times New Roman" w:eastAsia="Times New Roman" w:hAnsi="Times New Roman"/>
+                <w:sz w:val="22"/>
+                <w:szCs w:val="22"/>
+              </w:rPr>
+              <w:t xml:space="preserve"/>
+            </w:r>
+          </w:p>
+        </w:tc>
+        <w:tc>
+          <w:tcPr>
+            <w:tcW w:type="dxa" w:w="2471"/>
+            <w:tcBorders>
+              <w:top w:val="none" w:color="FFFFFF" w:sz="0"/>
+              <w:left w:val="none" w:color="FFFFFF" w:sz="0"/>
+              <w:bottom w:val="none" w:color="FFFFFF" w:sz="0"/>
+              <w:right w:val="none" w:color="FFFFFF" w:sz="0"/>
+            </w:tcBorders>
+            <w:tcMar>
+              <w:top w:type="dxa" w:w="40"/>
+              <w:left w:type="dxa" w:w="80"/>
+              <w:bottom w:type="dxa" w:w="40"/>
+              <w:right w:type="dxa" w:w="80"/>
+            </w:tcMar>
+            <w:vAlign w:val="center"/>
+          </w:tcPr>
+          <w:p>
+            <w:pPr>
+              <w:spacing w:after="0" w:before="0" w:line="252"/>
+              <w:jc w:val="center"/>
+            </w:pPr>
+            <w:r>
+              <w:rPr>
+                <w:rFonts w:ascii="Times New Roman" w:cs="Times New Roman" w:eastAsia="Times New Roman" w:hAnsi="Times New Roman"/>
+                <w:sz w:val="22"/>
+                <w:szCs w:val="22"/>
+              </w:rPr>
+              <w:t xml:space="preserve">Nhóm nghề nghiệp</w:t>
+            </w:r>
+          </w:p>
+        </w:tc>
+        <w:tc>
+          <w:tcPr>
+            <w:tcW w:type="dxa" w:w="2600"/>
+            <w:tcBorders>
+              <w:top w:val="none" w:color="FFFFFF" w:sz="0"/>
+              <w:left w:val="none" w:color="FFFFFF" w:sz="0"/>
+              <w:bottom w:val="none" w:color="FFFFFF" w:sz="0"/>
+              <w:right w:val="none" w:color="FFFFFF" w:sz="0"/>
+            </w:tcBorders>
+            <w:tcMar>
+              <w:top w:type="dxa" w:w="40"/>
+              <w:left w:type="dxa" w:w="80"/>
+              <w:bottom w:type="dxa" w:w="40"/>
+              <w:right w:type="dxa" w:w="80"/>
+            </w:tcMar>
+            <w:vAlign w:val="center"/>
+          </w:tcPr>
+          <w:p>
+            <w:pPr>
+              <w:spacing w:after="0" w:before="0" w:line="252"/>
+              <w:jc w:val="center"/>
+            </w:pPr>
+            <w:r>
+              <w:rPr>
+                <w:rFonts w:ascii="Times New Roman" w:cs="Times New Roman" w:eastAsia="Times New Roman" w:hAnsi="Times New Roman"/>
+                <w:sz w:val="22"/>
+                <w:szCs w:val="22"/>
+              </w:rPr>
+              <w:t xml:space="preserve">0,47 [−0,14; 1,07]</w:t>
+            </w:r>
+          </w:p>
+        </w:tc>
+        <w:tc>
+          <w:tcPr>
+            <w:tcW w:type="dxa" w:w="1300"/>
+            <w:tcBorders>
+              <w:top w:val="none" w:color="FFFFFF" w:sz="0"/>
+              <w:left w:val="none" w:color="FFFFFF" w:sz="0"/>
+              <w:bottom w:val="none" w:color="FFFFFF" w:sz="0"/>
+              <w:right w:val="none" w:color="FFFFFF" w:sz="0"/>
+            </w:tcBorders>
+            <w:tcMar>
+              <w:top w:type="dxa" w:w="40"/>
+              <w:left w:type="dxa" w:w="80"/>
+              <w:bottom w:type="dxa" w:w="40"/>
+              <w:right w:type="dxa" w:w="80"/>
+            </w:tcMar>
+            <w:vAlign w:val="center"/>
+          </w:tcPr>
+          <w:p>
+            <w:pPr>
+              <w:spacing w:after="0" w:before="0" w:line="252"/>
+              <w:jc w:val="center"/>
+            </w:pPr>
+            <w:r>
+              <w:rPr>
+                <w:rFonts w:ascii="Times New Roman" w:cs="Times New Roman" w:eastAsia="Times New Roman" w:hAnsi="Times New Roman"/>
+                <w:sz w:val="22"/>
+                <w:szCs w:val="22"/>
+              </w:rPr>
+              <w:t xml:space="preserve">0,184</w:t>
+            </w:r>
+            <w:r>
+              <w:rPr>
+                <w:rFonts w:ascii="Times New Roman" w:cs="Times New Roman" w:eastAsia="Times New Roman" w:hAnsi="Times New Roman"/>
+                <w:sz w:val="22"/>
+                <w:szCs w:val="22"/>
+                <w:vertAlign w:val="superscript"/>
+              </w:rPr>
+              <w:t xml:space="preserve">b</w:t>
+            </w:r>
+          </w:p>
+        </w:tc>
+        <w:tc>
+          <w:tcPr>
+            <w:tcW w:type="dxa" w:w="1900"/>
+            <w:tcBorders>
+              <w:top w:val="none" w:color="FFFFFF" w:sz="0"/>
+              <w:left w:val="none" w:color="FFFFFF" w:sz="0"/>
+              <w:bottom w:val="none" w:color="FFFFFF" w:sz="0"/>
+              <w:right w:val="none" w:color="FFFFFF" w:sz="0"/>
+            </w:tcBorders>
+            <w:tcMar>
+              <w:top w:type="dxa" w:w="40"/>
+              <w:left w:type="dxa" w:w="80"/>
+              <w:bottom w:type="dxa" w:w="40"/>
+              <w:right w:type="dxa" w:w="80"/>
+            </w:tcMar>
+            <w:vAlign w:val="center"/>
+          </w:tcPr>
+          <w:p>
+            <w:pPr>
+              <w:spacing w:after="0" w:before="0" w:line="252"/>
+              <w:jc w:val="center"/>
+            </w:pPr>
+            <w:r>
+              <w:rPr>
+                <w:rFonts w:ascii="Times New Roman" w:cs="Times New Roman" w:eastAsia="Times New Roman" w:hAnsi="Times New Roman"/>
+                <w:sz w:val="22"/>
+                <w:szCs w:val="22"/>
+              </w:rPr>
+              <w:t xml:space="preserve">Chưa xác định</w:t>
+            </w:r>
+          </w:p>
+        </w:tc>
+      </w:tr>
+      <w:tr>
+        <w:trPr>
+          <w:cantSplit/>
+        </w:trPr>
+        <w:tc>
+          <w:tcPr>
+            <w:tcW w:type="dxa" w:w="800"/>
+            <w:tcBorders>
+              <w:top w:val="none" w:color="FFFFFF" w:sz="0"/>
+              <w:left w:val="none" w:color="FFFFFF" w:sz="0"/>
+              <w:bottom w:val="none" w:color="FFFFFF" w:sz="0"/>
+              <w:right w:val="none" w:color="FFFFFF" w:sz="0"/>
+            </w:tcBorders>
+            <w:tcMar>
+              <w:top w:type="dxa" w:w="40"/>
+              <w:left w:type="dxa" w:w="80"/>
+              <w:bottom w:type="dxa" w:w="40"/>
+              <w:right w:type="dxa" w:w="80"/>
+            </w:tcMar>
+            <w:vAlign w:val="center"/>
+          </w:tcPr>
+          <w:p>
+            <w:pPr>
+              <w:spacing w:after="0" w:before="0" w:line="252"/>
+              <w:jc w:val="left"/>
+            </w:pPr>
+            <w:r>
+              <w:rPr>
+                <w:rFonts w:ascii="Times New Roman" w:cs="Times New Roman" w:eastAsia="Times New Roman" w:hAnsi="Times New Roman"/>
+                <w:sz w:val="22"/>
+                <w:szCs w:val="22"/>
+              </w:rPr>
+              <w:t xml:space="preserve"/>
+            </w:r>
+          </w:p>
+        </w:tc>
+        <w:tc>
+          <w:tcPr>
+            <w:tcW w:type="dxa" w:w="2471"/>
+            <w:tcBorders>
+              <w:top w:val="none" w:color="FFFFFF" w:sz="0"/>
+              <w:left w:val="none" w:color="FFFFFF" w:sz="0"/>
+              <w:bottom w:val="none" w:color="FFFFFF" w:sz="0"/>
+              <w:right w:val="none" w:color="FFFFFF" w:sz="0"/>
+            </w:tcBorders>
+            <w:tcMar>
+              <w:top w:type="dxa" w:w="40"/>
+              <w:left w:type="dxa" w:w="80"/>
+              <w:bottom w:type="dxa" w:w="40"/>
+              <w:right w:type="dxa" w:w="80"/>
+            </w:tcMar>
+            <w:vAlign w:val="center"/>
+          </w:tcPr>
+          <w:p>
+            <w:pPr>
+              <w:spacing w:after="0" w:before="0" w:line="252"/>
+              <w:jc w:val="center"/>
+            </w:pPr>
+            <w:r>
+              <w:rPr>
+                <w:rFonts w:ascii="Times New Roman" w:cs="Times New Roman" w:eastAsia="Times New Roman" w:hAnsi="Times New Roman"/>
+                <w:sz w:val="22"/>
+                <w:szCs w:val="22"/>
+              </w:rPr>
+              <w:t xml:space="preserve">Nhóm thể hiện giới</w:t>
+            </w:r>
+          </w:p>
+        </w:tc>
+        <w:tc>
+          <w:tcPr>
+            <w:tcW w:type="dxa" w:w="2600"/>
+            <w:tcBorders>
+              <w:top w:val="none" w:color="FFFFFF" w:sz="0"/>
+              <w:left w:val="none" w:color="FFFFFF" w:sz="0"/>
+              <w:bottom w:val="none" w:color="FFFFFF" w:sz="0"/>
+              <w:right w:val="none" w:color="FFFFFF" w:sz="0"/>
+            </w:tcBorders>
+            <w:tcMar>
+              <w:top w:type="dxa" w:w="40"/>
+              <w:left w:type="dxa" w:w="80"/>
+              <w:bottom w:type="dxa" w:w="40"/>
+              <w:right w:type="dxa" w:w="80"/>
+            </w:tcMar>
+            <w:vAlign w:val="center"/>
+          </w:tcPr>
+          <w:p>
+            <w:pPr>
+              <w:spacing w:after="0" w:before="0" w:line="252"/>
+              <w:jc w:val="center"/>
+            </w:pPr>
+            <w:r>
+              <w:rPr>
+                <w:rFonts w:ascii="Times New Roman" w:cs="Times New Roman" w:eastAsia="Times New Roman" w:hAnsi="Times New Roman"/>
+                <w:sz w:val="22"/>
+                <w:szCs w:val="22"/>
+              </w:rPr>
+              <w:t xml:space="preserve">0,37 [−0,18; 0,93]</w:t>
+            </w:r>
+          </w:p>
+        </w:tc>
+        <w:tc>
+          <w:tcPr>
+            <w:tcW w:type="dxa" w:w="1300"/>
+            <w:tcBorders>
+              <w:top w:val="none" w:color="FFFFFF" w:sz="0"/>
+              <w:left w:val="none" w:color="FFFFFF" w:sz="0"/>
+              <w:bottom w:val="none" w:color="FFFFFF" w:sz="0"/>
+              <w:right w:val="none" w:color="FFFFFF" w:sz="0"/>
+            </w:tcBorders>
+            <w:tcMar>
+              <w:top w:type="dxa" w:w="40"/>
+              <w:left w:type="dxa" w:w="80"/>
+              <w:bottom w:type="dxa" w:w="40"/>
+              <w:right w:type="dxa" w:w="80"/>
+            </w:tcMar>
+            <w:vAlign w:val="center"/>
+          </w:tcPr>
+          <w:p>
+            <w:pPr>
+              <w:spacing w:after="0" w:before="0" w:line="252"/>
+              <w:jc w:val="center"/>
+            </w:pPr>
+            <w:r>
+              <w:rPr>
+                <w:rFonts w:ascii="Times New Roman" w:cs="Times New Roman" w:eastAsia="Times New Roman" w:hAnsi="Times New Roman"/>
+                <w:sz w:val="22"/>
+                <w:szCs w:val="22"/>
+              </w:rPr>
+              <w:t xml:space="preserve">0,184</w:t>
+            </w:r>
+            <w:r>
+              <w:rPr>
+                <w:rFonts w:ascii="Times New Roman" w:cs="Times New Roman" w:eastAsia="Times New Roman" w:hAnsi="Times New Roman"/>
+                <w:sz w:val="22"/>
+                <w:szCs w:val="22"/>
+                <w:vertAlign w:val="superscript"/>
+              </w:rPr>
+              <w:t xml:space="preserve">b</w:t>
+            </w:r>
+          </w:p>
+        </w:tc>
+        <w:tc>
+          <w:tcPr>
+            <w:tcW w:type="dxa" w:w="1900"/>
+            <w:tcBorders>
+              <w:top w:val="none" w:color="FFFFFF" w:sz="0"/>
+              <w:left w:val="none" w:color="FFFFFF" w:sz="0"/>
+              <w:bottom w:val="none" w:color="FFFFFF" w:sz="0"/>
+              <w:right w:val="none" w:color="FFFFFF" w:sz="0"/>
+            </w:tcBorders>
+            <w:tcMar>
+              <w:top w:type="dxa" w:w="40"/>
+              <w:left w:type="dxa" w:w="80"/>
+              <w:bottom w:type="dxa" w:w="40"/>
+              <w:right w:type="dxa" w:w="80"/>
+            </w:tcMar>
+            <w:vAlign w:val="center"/>
+          </w:tcPr>
+          <w:p>
+            <w:pPr>
+              <w:spacing w:after="0" w:before="0" w:line="252"/>
+              <w:jc w:val="center"/>
+            </w:pPr>
+            <w:r>
+              <w:rPr>
+                <w:rFonts w:ascii="Times New Roman" w:cs="Times New Roman" w:eastAsia="Times New Roman" w:hAnsi="Times New Roman"/>
+                <w:sz w:val="22"/>
+                <w:szCs w:val="22"/>
+              </w:rPr>
+              <w:t xml:space="preserve">Chưa xác định</w:t>
+            </w:r>
+          </w:p>
+        </w:tc>
+      </w:tr>
+      <w:tr>
+        <w:trPr>
+          <w:cantSplit/>
+        </w:trPr>
+        <w:tc>
+          <w:tcPr>
+            <w:tcW w:type="dxa" w:w="800"/>
+            <w:tcBorders>
+              <w:top w:val="none" w:color="FFFFFF" w:sz="0"/>
+              <w:left w:val="none" w:color="FFFFFF" w:sz="0"/>
+              <w:bottom w:val="none" w:color="FFFFFF" w:sz="0"/>
+              <w:right w:val="none" w:color="FFFFFF" w:sz="0"/>
+            </w:tcBorders>
+            <w:tcMar>
+              <w:top w:type="dxa" w:w="40"/>
+              <w:left w:type="dxa" w:w="80"/>
+              <w:bottom w:type="dxa" w:w="40"/>
+              <w:right w:type="dxa" w:w="80"/>
+            </w:tcMar>
+            <w:vAlign w:val="center"/>
+          </w:tcPr>
+          <w:p>
+            <w:pPr>
+              <w:spacing w:after="0" w:before="0" w:line="252"/>
+              <w:jc w:val="left"/>
+            </w:pPr>
+            <w:r>
+              <w:rPr>
+                <w:rFonts w:ascii="Times New Roman" w:cs="Times New Roman" w:eastAsia="Times New Roman" w:hAnsi="Times New Roman"/>
+                <w:sz w:val="22"/>
+                <w:szCs w:val="22"/>
+              </w:rPr>
+              <w:t xml:space="preserve">H2</w:t>
+            </w:r>
+          </w:p>
+        </w:tc>
+        <w:tc>
+          <w:tcPr>
+            <w:tcW w:type="dxa" w:w="2471"/>
+            <w:tcBorders>
+              <w:top w:val="none" w:color="FFFFFF" w:sz="0"/>
+              <w:left w:val="none" w:color="FFFFFF" w:sz="0"/>
+              <w:bottom w:val="none" w:color="FFFFFF" w:sz="0"/>
+              <w:right w:val="none" w:color="FFFFFF" w:sz="0"/>
+            </w:tcBorders>
+            <w:tcMar>
+              <w:top w:type="dxa" w:w="40"/>
+              <w:left w:type="dxa" w:w="80"/>
+              <w:bottom w:type="dxa" w:w="40"/>
+              <w:right w:type="dxa" w:w="80"/>
+            </w:tcMar>
+            <w:vAlign w:val="center"/>
+          </w:tcPr>
+          <w:p>
+            <w:pPr>
+              <w:spacing w:after="0" w:before="0" w:line="252"/>
+              <w:jc w:val="center"/>
+            </w:pPr>
+            <w:r>
+              <w:rPr>
+                <w:rFonts w:ascii="Times New Roman" w:cs="Times New Roman" w:eastAsia="Times New Roman" w:hAnsi="Times New Roman"/>
+                <w:sz w:val="22"/>
+                <w:szCs w:val="22"/>
+              </w:rPr>
+              <w:t xml:space="preserve">Đường dẫn qua che giấu danh tính</w:t>
+            </w:r>
+          </w:p>
+        </w:tc>
+        <w:tc>
+          <w:tcPr>
+            <w:tcW w:type="dxa" w:w="2600"/>
+            <w:tcBorders>
+              <w:top w:val="none" w:color="FFFFFF" w:sz="0"/>
+              <w:left w:val="none" w:color="FFFFFF" w:sz="0"/>
+              <w:bottom w:val="none" w:color="FFFFFF" w:sz="0"/>
+              <w:right w:val="none" w:color="FFFFFF" w:sz="0"/>
+            </w:tcBorders>
+            <w:tcMar>
+              <w:top w:type="dxa" w:w="40"/>
+              <w:left w:type="dxa" w:w="80"/>
+              <w:bottom w:type="dxa" w:w="40"/>
+              <w:right w:type="dxa" w:w="80"/>
+            </w:tcMar>
+            <w:vAlign w:val="center"/>
+          </w:tcPr>
+          <w:p>
+            <w:pPr>
+              <w:spacing w:after="0" w:before="0" w:line="252"/>
+              <w:jc w:val="center"/>
+            </w:pPr>
+            <w:r>
+              <w:rPr>
+                <w:rFonts w:ascii="Times New Roman" w:cs="Times New Roman" w:eastAsia="Times New Roman" w:hAnsi="Times New Roman"/>
+                <w:sz w:val="22"/>
+                <w:szCs w:val="22"/>
+              </w:rPr>
+              <w:t xml:space="preserve">a = 0,25 [−0,08; 0,59]; b = 0,31 [−0,06; 0,68]</w:t>
+            </w:r>
+          </w:p>
+        </w:tc>
+        <w:tc>
+          <w:tcPr>
+            <w:tcW w:type="dxa" w:w="1300"/>
+            <w:tcBorders>
+              <w:top w:val="none" w:color="FFFFFF" w:sz="0"/>
+              <w:left w:val="none" w:color="FFFFFF" w:sz="0"/>
+              <w:bottom w:val="none" w:color="FFFFFF" w:sz="0"/>
+              <w:right w:val="none" w:color="FFFFFF" w:sz="0"/>
+            </w:tcBorders>
+            <w:tcMar>
+              <w:top w:type="dxa" w:w="40"/>
+              <w:left w:type="dxa" w:w="80"/>
+              <w:bottom w:type="dxa" w:w="40"/>
+              <w:right w:type="dxa" w:w="80"/>
+            </w:tcMar>
+            <w:vAlign w:val="center"/>
+          </w:tcPr>
+          <w:p>
+            <w:pPr>
+              <w:spacing w:after="0" w:before="0" w:line="252"/>
+              <w:jc w:val="center"/>
+            </w:pPr>
+            <w:r>
+              <w:rPr>
+                <w:rFonts w:ascii="Times New Roman" w:cs="Times New Roman" w:eastAsia="Times New Roman" w:hAnsi="Times New Roman"/>
+                <w:sz w:val="22"/>
+                <w:szCs w:val="22"/>
+              </w:rPr>
+              <w:t xml:space="preserve">0,211</w:t>
+            </w:r>
+            <w:r>
+              <w:rPr>
+                <w:rFonts w:ascii="Times New Roman" w:cs="Times New Roman" w:eastAsia="Times New Roman" w:hAnsi="Times New Roman"/>
+                <w:sz w:val="22"/>
+                <w:szCs w:val="22"/>
+                <w:vertAlign w:val="superscript"/>
+              </w:rPr>
+              <w:t xml:space="preserve">a, c</w:t>
+            </w:r>
+          </w:p>
+        </w:tc>
+        <w:tc>
+          <w:tcPr>
+            <w:tcW w:type="dxa" w:w="1900"/>
+            <w:tcBorders>
+              <w:top w:val="none" w:color="FFFFFF" w:sz="0"/>
+              <w:left w:val="none" w:color="FFFFFF" w:sz="0"/>
+              <w:bottom w:val="none" w:color="FFFFFF" w:sz="0"/>
+              <w:right w:val="none" w:color="FFFFFF" w:sz="0"/>
+            </w:tcBorders>
+            <w:tcMar>
+              <w:top w:type="dxa" w:w="40"/>
+              <w:left w:type="dxa" w:w="80"/>
+              <w:bottom w:type="dxa" w:w="40"/>
+              <w:right w:type="dxa" w:w="80"/>
+            </w:tcMar>
+            <w:vAlign w:val="center"/>
+          </w:tcPr>
+          <w:p>
+            <w:pPr>
+              <w:spacing w:after="0" w:before="0" w:line="252"/>
+              <w:jc w:val="center"/>
+            </w:pPr>
+            <w:r>
+              <w:rPr>
+                <w:rFonts w:ascii="Times New Roman" w:cs="Times New Roman" w:eastAsia="Times New Roman" w:hAnsi="Times New Roman"/>
+                <w:sz w:val="22"/>
+                <w:szCs w:val="22"/>
+              </w:rPr>
+              <w:t xml:space="preserve">Không được ủng hộ</w:t>
+            </w:r>
+          </w:p>
+        </w:tc>
+      </w:tr>
+      <w:tr>
+        <w:trPr>
+          <w:cantSplit/>
+        </w:trPr>
+        <w:tc>
+          <w:tcPr>
+            <w:tcW w:type="dxa" w:w="800"/>
             <w:tcBorders>
               <w:top w:val="none" w:color="FFFFFF" w:sz="0"/>
               <w:left w:val="none" w:color="FFFFFF" w:sz="0"/>
@@ -3946,7 +4284,7 @@
         </w:tc>
         <w:tc>
           <w:tcPr>
-            <w:tcW w:type="dxa" w:w="1650"/>
+            <w:tcW w:type="dxa" w:w="2471"/>
             <w:tcBorders>
               <w:top w:val="none" w:color="FFFFFF" w:sz="0"/>
               <w:left w:val="none" w:color="FFFFFF" w:sz="0"/>
@@ -3972,13 +4310,13 @@
                 <w:sz w:val="22"/>
                 <w:szCs w:val="22"/>
               </w:rPr>
-              <w:t xml:space="preserve">Đường dẫn qua che giấu danh tính</w:t>
-            </w:r>
-          </w:p>
-        </w:tc>
-        <w:tc>
-          <w:tcPr>
-            <w:tcW w:type="dxa" w:w="2271"/>
+              <w:t xml:space="preserve">Tương tác S × Q</w:t>
+            </w:r>
+          </w:p>
+        </w:tc>
+        <w:tc>
+          <w:tcPr>
+            <w:tcW w:type="dxa" w:w="2600"/>
             <w:tcBorders>
               <w:top w:val="none" w:color="FFFFFF" w:sz="0"/>
               <w:left w:val="none" w:color="FFFFFF" w:sz="0"/>
@@ -4004,13 +4342,13 @@
                 <w:sz w:val="22"/>
                 <w:szCs w:val="22"/>
               </w:rPr>
-              <w:t xml:space="preserve">a = 0,25 [−0,08; 0,59]; b = 0,31 [−0,06; 0,68]</w:t>
-            </w:r>
-          </w:p>
-        </w:tc>
-        <w:tc>
-          <w:tcPr>
-            <w:tcW w:type="dxa" w:w="1750"/>
+              <w:t xml:space="preserve">−1,19 [−2,63; 0,25]</w:t>
+            </w:r>
+          </w:p>
+        </w:tc>
+        <w:tc>
+          <w:tcPr>
+            <w:tcW w:type="dxa" w:w="1300"/>
             <w:tcBorders>
               <w:top w:val="none" w:color="FFFFFF" w:sz="0"/>
               <w:left w:val="none" w:color="FFFFFF" w:sz="0"/>
@@ -4036,13 +4374,22 @@
                 <w:sz w:val="22"/>
                 <w:szCs w:val="22"/>
               </w:rPr>
-              <w:t xml:space="preserve">Không áp dụng</w:t>
-            </w:r>
-          </w:p>
-        </w:tc>
-        <w:tc>
-          <w:tcPr>
-            <w:tcW w:type="dxa" w:w="1100"/>
+              <w:t xml:space="preserve">0,211</w:t>
+            </w:r>
+            <w:r>
+              <w:rPr>
+                <w:rFonts w:ascii="Times New Roman" w:cs="Times New Roman" w:eastAsia="Times New Roman" w:hAnsi="Times New Roman"/>
+                <w:sz w:val="22"/>
+                <w:szCs w:val="22"/>
+                <w:vertAlign w:val="superscript"/>
+              </w:rPr>
+              <w:t xml:space="preserve">a</w:t>
+            </w:r>
+          </w:p>
+        </w:tc>
+        <w:tc>
+          <w:tcPr>
+            <w:tcW w:type="dxa" w:w="1900"/>
             <w:tcBorders>
               <w:top w:val="none" w:color="FFFFFF" w:sz="0"/>
               <w:left w:val="none" w:color="FFFFFF" w:sz="0"/>
@@ -4068,48 +4415,7 @@
                 <w:sz w:val="22"/>
                 <w:szCs w:val="22"/>
               </w:rPr>
-              <w:t xml:space="preserve">0,140</w:t>
-            </w:r>
-            <w:r>
-              <w:rPr>
-                <w:rFonts w:ascii="Times New Roman" w:cs="Times New Roman" w:eastAsia="Times New Roman" w:hAnsi="Times New Roman"/>
-                <w:sz w:val="22"/>
-                <w:szCs w:val="22"/>
-                <w:vertAlign w:val="superscript"/>
-              </w:rPr>
-              <w:t xml:space="preserve">a, b</w:t>
-            </w:r>
-          </w:p>
-        </w:tc>
-        <w:tc>
-          <w:tcPr>
-            <w:tcW w:type="dxa" w:w="1400"/>
-            <w:tcBorders>
-              <w:top w:val="none" w:color="FFFFFF" w:sz="0"/>
-              <w:left w:val="none" w:color="FFFFFF" w:sz="0"/>
-              <w:bottom w:val="single" w:color="000000" w:sz="4"/>
-              <w:right w:val="none" w:color="FFFFFF" w:sz="0"/>
-            </w:tcBorders>
-            <w:tcMar>
-              <w:top w:type="dxa" w:w="40"/>
-              <w:left w:type="dxa" w:w="80"/>
-              <w:bottom w:type="dxa" w:w="40"/>
-              <w:right w:type="dxa" w:w="80"/>
-            </w:tcMar>
-            <w:vAlign w:val="center"/>
-          </w:tcPr>
-          <w:p>
-            <w:pPr>
-              <w:spacing w:after="0" w:before="0" w:line="252"/>
-              <w:jc w:val="center"/>
-            </w:pPr>
-            <w:r>
-              <w:rPr>
-                <w:rFonts w:ascii="Times New Roman" w:cs="Times New Roman" w:eastAsia="Times New Roman" w:hAnsi="Times New Roman"/>
-                <w:sz w:val="22"/>
-                <w:szCs w:val="22"/>
-              </w:rPr>
-              <w:t xml:space="preserve">Không được ủng hộ</w:t>
+              <w:t xml:space="preserve">Chưa xác định</w:t>
             </w:r>
           </w:p>
         </w:tc>
@@ -4136,7 +4442,7 @@
           <w:sz w:val="22"/>
           <w:szCs w:val="22"/>
         </w:rPr>
-        <w:t xml:space="preserve">n = 256 (H3: n = 254). Hồi quy OLS, sai số chuẩn HC3, điều chỉnh X</w:t>
+        <w:t xml:space="preserve">H1: n = 256; RQ1: n = 238, hệ số trên một độ lệch chuẩn của từng nhóm, mỗi nhóm một mô hình; H2: n = 254; H3: n = 243. Mọi mô hình là hồi quy OLS, sai số chuẩn HC3, điều chỉnh X</w:t>
       </w:r>
       <w:r>
         <w:rPr>
@@ -4153,7 +4459,7 @@
           <w:sz w:val="22"/>
           <w:szCs w:val="22"/>
         </w:rPr>
-        <w:t xml:space="preserve">. ĐLC: độ lệch chuẩn. a: hệ số của S đối với điểm che giấu C; b: hệ số của C đối với PHQ-4 khi giữ nguyên S. </w:t>
+        <w:t xml:space="preserve">. a: hệ số của S đối với điểm che giấu C; b: hệ số của C đối với PHQ-4 khi giữ nguyên S. </w:t>
       </w:r>
       <w:r>
         <w:rPr>
@@ -4180,6 +4486,23 @@
           <w:vertAlign w:val="superscript"/>
         </w:rPr>
         <w:t xml:space="preserve">b</w:t>
+      </w:r>
+      <w:r>
+        <w:rPr>
+          <w:rFonts w:ascii="Times New Roman" w:cs="Times New Roman" w:eastAsia="Times New Roman" w:hAnsi="Times New Roman"/>
+          <w:sz w:val="22"/>
+          <w:szCs w:val="22"/>
+        </w:rPr>
+        <w:t xml:space="preserve"> Giá trị p hiệu chỉnh BH. </w:t>
+      </w:r>
+      <w:r>
+        <w:rPr>
+          <w:rFonts w:ascii="Times New Roman" w:cs="Times New Roman" w:eastAsia="Times New Roman" w:hAnsi="Times New Roman"/>
+          <w:sz w:val="22"/>
+          <w:szCs w:val="22"/>
+          <w:vertAlign w:val="superscript"/>
+        </w:rPr>
+        <w:t xml:space="preserve">c</w:t>
       </w:r>
       <w:r>
         <w:rPr>
@@ -4236,7 +4559,7 @@
           <w:sz w:val="26"/>
           <w:szCs w:val="26"/>
         </w:rPr>
-        <w:t xml:space="preserve">Hệ số trên một đơn vị S (1,72) vượt ngưỡng hiệu ứng nhỏ nhất có ý nghĩa đã xác định trước là 1,0 điểm. Tuy nhiên, cận dưới của khoảng tin cậy 90% là 0,90. Theo quy tắc quyết định đã chốt, kết luận là có mối liên hệ dương, chưa khẳng định được mối liên hệ vượt ngưỡng này. Kết quả ổn định khi điều chỉnh thêm đặc điểm công việc (1,93 [0,65; 3,21]; n = 225) và khi coi “không muốn trả lời” là giá trị thiếu (1,79 [0,79; 2,78]; n = 247).</w:t>
+        <w:t xml:space="preserve">Hệ số trên một đơn vị S (1,72) vượt ngưỡng hiệu ứng nhỏ nhất có ý nghĩa đã xác định trước là 1,0 điểm. Tuy nhiên, cận dưới của khoảng tin cậy 90% là 0,90. Theo quy tắc quyết định đã chốt, kết luận là có mối liên hệ dương, nhưng chưa khẳng định được mối liên hệ vượt ngưỡng này. Kết quả ổn định khi điều chỉnh thêm đặc điểm công việc (1,93 [0,65; 3,21]; n = 225) và khi coi “không muốn trả lời” là giá trị thiếu (1,79 [0,79; 2,78]; n = 247).</w:t>
       </w:r>
     </w:p>
     <w:p>
@@ -4255,73 +4578,7 @@
           <w:sz w:val="26"/>
           <w:szCs w:val="26"/>
         </w:rPr>
-        <w:t xml:space="preserve">2.2. Giả thuyết H2a và H2b</w:t>
-      </w:r>
-    </w:p>
-    <w:p>
-      <w:pPr>
-        <w:spacing w:after="120" w:before="0" w:line="312"/>
-        <w:ind w:firstLine="567"/>
-        <w:jc w:val="both"/>
-      </w:pPr>
-      <w:r>
-        <w:rPr>
-          <w:rFonts w:ascii="Times New Roman" w:cs="Times New Roman" w:eastAsia="Times New Roman" w:hAnsi="Times New Roman"/>
-          <w:sz w:val="26"/>
-          <w:szCs w:val="26"/>
-        </w:rPr>
-        <w:t xml:space="preserve">Kỳ thị đi kèm điểm cao hơn ở cả thang lo âu và thang trầm cảm, và cả hai kết quả vẫn có ý nghĩa sau hiệu chỉnh Holm. Hiệu giữa hai hệ số (GAD-2 trừ PHQ-2) là −0,22 [−0,55; 0,12]. Dữ liệu vì vậy không cho phép kết luận kỳ thị liên hệ mạnh hơn với chiều triệu chứng nào.</w:t>
-      </w:r>
-    </w:p>
-    <w:p>
-      <w:pPr>
-        <w:pStyle w:val="Heading2"/>
-        <w:keepNext/>
-        <w:spacing w:after="80" w:before="120" w:line="312"/>
-      </w:pPr>
-      <w:r>
-        <w:rPr>
-          <w:rFonts w:ascii="Times New Roman" w:cs="Times New Roman" w:eastAsia="Times New Roman" w:hAnsi="Times New Roman"/>
-          <w:b/>
-          <w:bCs/>
-          <w:i/>
-          <w:iCs/>
-          <w:sz w:val="26"/>
-          <w:szCs w:val="26"/>
-        </w:rPr>
-        <w:t xml:space="preserve">2.3. Giả thuyết H3</w:t>
-      </w:r>
-    </w:p>
-    <w:p>
-      <w:pPr>
-        <w:spacing w:after="120" w:before="0" w:line="312"/>
-        <w:ind w:firstLine="567"/>
-        <w:jc w:val="both"/>
-      </w:pPr>
-      <w:r>
-        <w:rPr>
-          <w:rFonts w:ascii="Times New Roman" w:cs="Times New Roman" w:eastAsia="Times New Roman" w:hAnsi="Times New Roman"/>
-          <w:sz w:val="26"/>
-          <w:szCs w:val="26"/>
-        </w:rPr>
-        <w:t xml:space="preserve">Cả hai nhánh của đường dẫn đều mang dấu dương, nhưng khoảng tin cậy của cả hai đều chứa 0 và cả những giá trị đáng kể. Kết quả này là chưa xác định: dữ liệu không ủng hộ đường dẫn qua che giấu danh tính, nhưng cũng không cho thấy che giấu không có vai trò. Khi đưa điểm che giấu vào mô hình, hệ số của kỳ thị hầu như không đổi (1,88 [0,85; 2,90]); tích a × b ước lượng bằng bootstrap là 0,08 [−0,03; 0,25].</w:t>
-      </w:r>
-    </w:p>
-    <w:p>
-      <w:pPr>
-        <w:pStyle w:val="Heading1"/>
-        <w:keepNext/>
-        <w:spacing w:after="120" w:before="240" w:line="312"/>
-      </w:pPr>
-      <w:r>
-        <w:rPr>
-          <w:rFonts w:ascii="Times New Roman" w:cs="Times New Roman" w:eastAsia="Times New Roman" w:hAnsi="Times New Roman"/>
-          <w:b/>
-          <w:bCs/>
-          <w:sz w:val="26"/>
-          <w:szCs w:val="26"/>
-        </w:rPr>
-        <w:t xml:space="preserve">3. Phân tích thăm dò</w:t>
+        <w:t xml:space="preserve">2.2. Câu hỏi nghiên cứu RQ1</w:t>
       </w:r>
     </w:p>
     <w:p>
@@ -4337,7 +4594,7 @@
           <w:sz w:val="26"/>
           <w:szCs w:val="26"/>
         </w:rPr>
-        <w:t xml:space="preserve">Các phân tích E1–E5 mang tính thăm dò. Kết quả được dùng để mô tả thêm, không dùng để củng cố kết luận về các giả thuyết. Bảng 4 trình bày các hệ số; Bảng 5 mô tả điểm PHQ-4 theo nhóm.</w:t>
+        <w:t xml:space="preserve">Bảng 4 trình bày hệ số của ba nhóm tình huống trên cùng một mẫu 238 người. Khi xét riêng từng nhóm, chênh lệch một độ lệch chuẩn ở nhóm giao tiếp đi kèm điểm PHQ-4 cao hơn 0,82 điểm, và kết quả vẫn có ý nghĩa sau hiệu chỉnh. Hai nhóm còn lại có hệ số dương, nhưng khoảng tin cậy chứa 0, nên kết quả là chưa xác định.</w:t>
       </w:r>
     </w:p>
     <w:p>
@@ -4364,7 +4621,2066 @@
           <w:sz w:val="26"/>
           <w:szCs w:val="26"/>
         </w:rPr>
-        <w:t xml:space="preserve">Kết quả các phân tích thăm dò (biến phụ thuộc: PHQ-4)</w:t>
+        <w:t xml:space="preserve">Hệ số của ba nhóm tình huống kỳ thị đối với PHQ-4 (RQ1)</w:t>
+      </w:r>
+    </w:p>
+    <w:tbl>
+      <w:tblPr>
+        <w:tblW w:type="dxa" w:w="9071"/>
+        <w:tblBorders>
+          <w:top w:val="single" w:color="000000" w:sz="8"/>
+          <w:left w:val="none" w:color="FFFFFF" w:sz="0"/>
+          <w:bottom w:val="single" w:color="000000" w:sz="8"/>
+          <w:right w:val="none" w:color="FFFFFF" w:sz="0"/>
+          <w:insideH w:val="none" w:color="FFFFFF" w:sz="0"/>
+          <w:insideV w:val="none" w:color="FFFFFF" w:sz="0"/>
+        </w:tblBorders>
+        <w:tblLayout w:type="fixed"/>
+      </w:tblPr>
+      <w:tblGrid>
+        <w:gridCol w:w="3271"/>
+        <w:gridCol w:w="2100"/>
+        <w:gridCol w:w="1300"/>
+        <w:gridCol w:w="2400"/>
+      </w:tblGrid>
+      <w:tr>
+        <w:trPr>
+          <w:tblHeader/>
+        </w:trPr>
+        <w:tc>
+          <w:tcPr>
+            <w:tcW w:type="dxa" w:w="3271"/>
+            <w:tcBorders>
+              <w:top w:val="none" w:color="FFFFFF" w:sz="0"/>
+              <w:left w:val="none" w:color="FFFFFF" w:sz="0"/>
+              <w:bottom w:val="single" w:color="000000" w:sz="4"/>
+              <w:right w:val="none" w:color="FFFFFF" w:sz="0"/>
+            </w:tcBorders>
+            <w:tcMar>
+              <w:top w:type="dxa" w:w="40"/>
+              <w:left w:type="dxa" w:w="80"/>
+              <w:bottom w:type="dxa" w:w="40"/>
+              <w:right w:type="dxa" w:w="80"/>
+            </w:tcMar>
+            <w:vAlign w:val="center"/>
+          </w:tcPr>
+          <w:p>
+            <w:pPr>
+              <w:spacing w:after="0" w:before="0" w:line="252"/>
+              <w:jc w:val="left"/>
+            </w:pPr>
+            <w:r>
+              <w:rPr>
+                <w:rFonts w:ascii="Times New Roman" w:cs="Times New Roman" w:eastAsia="Times New Roman" w:hAnsi="Times New Roman"/>
+                <w:sz w:val="22"/>
+                <w:szCs w:val="22"/>
+              </w:rPr>
+              <w:t xml:space="preserve">Nhóm tình huống</w:t>
+            </w:r>
+          </w:p>
+        </w:tc>
+        <w:tc>
+          <w:tcPr>
+            <w:tcW w:type="dxa" w:w="2100"/>
+            <w:tcBorders>
+              <w:top w:val="none" w:color="FFFFFF" w:sz="0"/>
+              <w:left w:val="none" w:color="FFFFFF" w:sz="0"/>
+              <w:bottom w:val="single" w:color="000000" w:sz="4"/>
+              <w:right w:val="none" w:color="FFFFFF" w:sz="0"/>
+            </w:tcBorders>
+            <w:tcMar>
+              <w:top w:type="dxa" w:w="40"/>
+              <w:left w:type="dxa" w:w="80"/>
+              <w:bottom w:type="dxa" w:w="40"/>
+              <w:right w:type="dxa" w:w="80"/>
+            </w:tcMar>
+            <w:vAlign w:val="center"/>
+          </w:tcPr>
+          <w:p>
+            <w:pPr>
+              <w:spacing w:after="0" w:before="0" w:line="252"/>
+              <w:jc w:val="center"/>
+            </w:pPr>
+            <w:r>
+              <w:rPr>
+                <w:rFonts w:ascii="Times New Roman" w:cs="Times New Roman" w:eastAsia="Times New Roman" w:hAnsi="Times New Roman"/>
+                <w:sz w:val="22"/>
+                <w:szCs w:val="22"/>
+              </w:rPr>
+              <w:t xml:space="preserve">Mô hình riêng [KTC 95%]</w:t>
+            </w:r>
+          </w:p>
+        </w:tc>
+        <w:tc>
+          <w:tcPr>
+            <w:tcW w:type="dxa" w:w="1300"/>
+            <w:tcBorders>
+              <w:top w:val="none" w:color="FFFFFF" w:sz="0"/>
+              <w:left w:val="none" w:color="FFFFFF" w:sz="0"/>
+              <w:bottom w:val="single" w:color="000000" w:sz="4"/>
+              <w:right w:val="none" w:color="FFFFFF" w:sz="0"/>
+            </w:tcBorders>
+            <w:tcMar>
+              <w:top w:type="dxa" w:w="40"/>
+              <w:left w:type="dxa" w:w="80"/>
+              <w:bottom w:type="dxa" w:w="40"/>
+              <w:right w:type="dxa" w:w="80"/>
+            </w:tcMar>
+            <w:vAlign w:val="center"/>
+          </w:tcPr>
+          <w:p>
+            <w:pPr>
+              <w:spacing w:after="0" w:before="0" w:line="252"/>
+              <w:jc w:val="center"/>
+            </w:pPr>
+            <w:r>
+              <w:rPr>
+                <w:rFonts w:ascii="Times New Roman" w:cs="Times New Roman" w:eastAsia="Times New Roman" w:hAnsi="Times New Roman"/>
+                <w:sz w:val="22"/>
+                <w:szCs w:val="22"/>
+              </w:rPr>
+              <w:t xml:space="preserve">p (BH)</w:t>
+            </w:r>
+          </w:p>
+        </w:tc>
+        <w:tc>
+          <w:tcPr>
+            <w:tcW w:type="dxa" w:w="2400"/>
+            <w:tcBorders>
+              <w:top w:val="none" w:color="FFFFFF" w:sz="0"/>
+              <w:left w:val="none" w:color="FFFFFF" w:sz="0"/>
+              <w:bottom w:val="single" w:color="000000" w:sz="4"/>
+              <w:right w:val="none" w:color="FFFFFF" w:sz="0"/>
+            </w:tcBorders>
+            <w:tcMar>
+              <w:top w:type="dxa" w:w="40"/>
+              <w:left w:type="dxa" w:w="80"/>
+              <w:bottom w:type="dxa" w:w="40"/>
+              <w:right w:type="dxa" w:w="80"/>
+            </w:tcMar>
+            <w:vAlign w:val="center"/>
+          </w:tcPr>
+          <w:p>
+            <w:pPr>
+              <w:spacing w:after="0" w:before="0" w:line="252"/>
+              <w:jc w:val="center"/>
+            </w:pPr>
+            <w:r>
+              <w:rPr>
+                <w:rFonts w:ascii="Times New Roman" w:cs="Times New Roman" w:eastAsia="Times New Roman" w:hAnsi="Times New Roman"/>
+                <w:sz w:val="22"/>
+                <w:szCs w:val="22"/>
+              </w:rPr>
+              <w:t xml:space="preserve">Mô hình chung [KTC 95%]</w:t>
+            </w:r>
+          </w:p>
+        </w:tc>
+      </w:tr>
+      <w:tr>
+        <w:trPr>
+          <w:cantSplit/>
+        </w:trPr>
+        <w:tc>
+          <w:tcPr>
+            <w:tcW w:type="dxa" w:w="3271"/>
+            <w:tcBorders>
+              <w:top w:val="none" w:color="FFFFFF" w:sz="0"/>
+              <w:left w:val="none" w:color="FFFFFF" w:sz="0"/>
+              <w:bottom w:val="none" w:color="FFFFFF" w:sz="0"/>
+              <w:right w:val="none" w:color="FFFFFF" w:sz="0"/>
+            </w:tcBorders>
+            <w:tcMar>
+              <w:top w:type="dxa" w:w="40"/>
+              <w:left w:type="dxa" w:w="80"/>
+              <w:bottom w:type="dxa" w:w="40"/>
+              <w:right w:type="dxa" w:w="80"/>
+            </w:tcMar>
+            <w:vAlign w:val="center"/>
+          </w:tcPr>
+          <w:p>
+            <w:pPr>
+              <w:spacing w:after="0" w:before="0" w:line="252"/>
+              <w:jc w:val="left"/>
+            </w:pPr>
+            <w:r>
+              <w:rPr>
+                <w:rFonts w:ascii="Times New Roman" w:cs="Times New Roman" w:eastAsia="Times New Roman" w:hAnsi="Times New Roman"/>
+                <w:sz w:val="22"/>
+                <w:szCs w:val="22"/>
+              </w:rPr>
+              <w:t xml:space="preserve">Giao tiếp (1–3)</w:t>
+            </w:r>
+          </w:p>
+        </w:tc>
+        <w:tc>
+          <w:tcPr>
+            <w:tcW w:type="dxa" w:w="2100"/>
+            <w:tcBorders>
+              <w:top w:val="none" w:color="FFFFFF" w:sz="0"/>
+              <w:left w:val="none" w:color="FFFFFF" w:sz="0"/>
+              <w:bottom w:val="none" w:color="FFFFFF" w:sz="0"/>
+              <w:right w:val="none" w:color="FFFFFF" w:sz="0"/>
+            </w:tcBorders>
+            <w:tcMar>
+              <w:top w:type="dxa" w:w="40"/>
+              <w:left w:type="dxa" w:w="80"/>
+              <w:bottom w:type="dxa" w:w="40"/>
+              <w:right w:type="dxa" w:w="80"/>
+            </w:tcMar>
+            <w:vAlign w:val="center"/>
+          </w:tcPr>
+          <w:p>
+            <w:pPr>
+              <w:spacing w:after="0" w:before="0" w:line="252"/>
+              <w:jc w:val="center"/>
+            </w:pPr>
+            <w:r>
+              <w:rPr>
+                <w:rFonts w:ascii="Times New Roman" w:cs="Times New Roman" w:eastAsia="Times New Roman" w:hAnsi="Times New Roman"/>
+                <w:sz w:val="22"/>
+                <w:szCs w:val="22"/>
+              </w:rPr>
+              <w:t xml:space="preserve">0,82 [0,39; 1,25]</w:t>
+            </w:r>
+          </w:p>
+        </w:tc>
+        <w:tc>
+          <w:tcPr>
+            <w:tcW w:type="dxa" w:w="1300"/>
+            <w:tcBorders>
+              <w:top w:val="none" w:color="FFFFFF" w:sz="0"/>
+              <w:left w:val="none" w:color="FFFFFF" w:sz="0"/>
+              <w:bottom w:val="none" w:color="FFFFFF" w:sz="0"/>
+              <w:right w:val="none" w:color="FFFFFF" w:sz="0"/>
+            </w:tcBorders>
+            <w:tcMar>
+              <w:top w:type="dxa" w:w="40"/>
+              <w:left w:type="dxa" w:w="80"/>
+              <w:bottom w:type="dxa" w:w="40"/>
+              <w:right w:type="dxa" w:w="80"/>
+            </w:tcMar>
+            <w:vAlign w:val="center"/>
+          </w:tcPr>
+          <w:p>
+            <w:pPr>
+              <w:spacing w:after="0" w:before="0" w:line="252"/>
+              <w:jc w:val="center"/>
+            </w:pPr>
+            <w:r>
+              <w:rPr>
+                <w:rFonts w:ascii="Times New Roman" w:cs="Times New Roman" w:eastAsia="Times New Roman" w:hAnsi="Times New Roman"/>
+                <w:sz w:val="22"/>
+                <w:szCs w:val="22"/>
+              </w:rPr>
+              <w:t xml:space="preserve">&lt; 0,001</w:t>
+            </w:r>
+          </w:p>
+        </w:tc>
+        <w:tc>
+          <w:tcPr>
+            <w:tcW w:type="dxa" w:w="2400"/>
+            <w:tcBorders>
+              <w:top w:val="none" w:color="FFFFFF" w:sz="0"/>
+              <w:left w:val="none" w:color="FFFFFF" w:sz="0"/>
+              <w:bottom w:val="none" w:color="FFFFFF" w:sz="0"/>
+              <w:right w:val="none" w:color="FFFFFF" w:sz="0"/>
+            </w:tcBorders>
+            <w:tcMar>
+              <w:top w:type="dxa" w:w="40"/>
+              <w:left w:type="dxa" w:w="80"/>
+              <w:bottom w:type="dxa" w:w="40"/>
+              <w:right w:type="dxa" w:w="80"/>
+            </w:tcMar>
+            <w:vAlign w:val="center"/>
+          </w:tcPr>
+          <w:p>
+            <w:pPr>
+              <w:spacing w:after="0" w:before="0" w:line="252"/>
+              <w:jc w:val="center"/>
+            </w:pPr>
+            <w:r>
+              <w:rPr>
+                <w:rFonts w:ascii="Times New Roman" w:cs="Times New Roman" w:eastAsia="Times New Roman" w:hAnsi="Times New Roman"/>
+                <w:sz w:val="22"/>
+                <w:szCs w:val="22"/>
+              </w:rPr>
+              <w:t xml:space="preserve">0,74 [0,25; 1,22]</w:t>
+            </w:r>
+          </w:p>
+        </w:tc>
+      </w:tr>
+      <w:tr>
+        <w:trPr>
+          <w:cantSplit/>
+        </w:trPr>
+        <w:tc>
+          <w:tcPr>
+            <w:tcW w:type="dxa" w:w="3271"/>
+            <w:tcBorders>
+              <w:top w:val="none" w:color="FFFFFF" w:sz="0"/>
+              <w:left w:val="none" w:color="FFFFFF" w:sz="0"/>
+              <w:bottom w:val="none" w:color="FFFFFF" w:sz="0"/>
+              <w:right w:val="none" w:color="FFFFFF" w:sz="0"/>
+            </w:tcBorders>
+            <w:tcMar>
+              <w:top w:type="dxa" w:w="40"/>
+              <w:left w:type="dxa" w:w="80"/>
+              <w:bottom w:type="dxa" w:w="40"/>
+              <w:right w:type="dxa" w:w="80"/>
+            </w:tcMar>
+            <w:vAlign w:val="center"/>
+          </w:tcPr>
+          <w:p>
+            <w:pPr>
+              <w:spacing w:after="0" w:before="0" w:line="252"/>
+              <w:jc w:val="left"/>
+            </w:pPr>
+            <w:r>
+              <w:rPr>
+                <w:rFonts w:ascii="Times New Roman" w:cs="Times New Roman" w:eastAsia="Times New Roman" w:hAnsi="Times New Roman"/>
+                <w:sz w:val="22"/>
+                <w:szCs w:val="22"/>
+              </w:rPr>
+              <w:t xml:space="preserve">Nghề nghiệp (4–6)</w:t>
+            </w:r>
+          </w:p>
+        </w:tc>
+        <w:tc>
+          <w:tcPr>
+            <w:tcW w:type="dxa" w:w="2100"/>
+            <w:tcBorders>
+              <w:top w:val="none" w:color="FFFFFF" w:sz="0"/>
+              <w:left w:val="none" w:color="FFFFFF" w:sz="0"/>
+              <w:bottom w:val="none" w:color="FFFFFF" w:sz="0"/>
+              <w:right w:val="none" w:color="FFFFFF" w:sz="0"/>
+            </w:tcBorders>
+            <w:tcMar>
+              <w:top w:type="dxa" w:w="40"/>
+              <w:left w:type="dxa" w:w="80"/>
+              <w:bottom w:type="dxa" w:w="40"/>
+              <w:right w:type="dxa" w:w="80"/>
+            </w:tcMar>
+            <w:vAlign w:val="center"/>
+          </w:tcPr>
+          <w:p>
+            <w:pPr>
+              <w:spacing w:after="0" w:before="0" w:line="252"/>
+              <w:jc w:val="center"/>
+            </w:pPr>
+            <w:r>
+              <w:rPr>
+                <w:rFonts w:ascii="Times New Roman" w:cs="Times New Roman" w:eastAsia="Times New Roman" w:hAnsi="Times New Roman"/>
+                <w:sz w:val="22"/>
+                <w:szCs w:val="22"/>
+              </w:rPr>
+              <w:t xml:space="preserve">0,47 [−0,14; 1,07]</w:t>
+            </w:r>
+          </w:p>
+        </w:tc>
+        <w:tc>
+          <w:tcPr>
+            <w:tcW w:type="dxa" w:w="1300"/>
+            <w:tcBorders>
+              <w:top w:val="none" w:color="FFFFFF" w:sz="0"/>
+              <w:left w:val="none" w:color="FFFFFF" w:sz="0"/>
+              <w:bottom w:val="none" w:color="FFFFFF" w:sz="0"/>
+              <w:right w:val="none" w:color="FFFFFF" w:sz="0"/>
+            </w:tcBorders>
+            <w:tcMar>
+              <w:top w:type="dxa" w:w="40"/>
+              <w:left w:type="dxa" w:w="80"/>
+              <w:bottom w:type="dxa" w:w="40"/>
+              <w:right w:type="dxa" w:w="80"/>
+            </w:tcMar>
+            <w:vAlign w:val="center"/>
+          </w:tcPr>
+          <w:p>
+            <w:pPr>
+              <w:spacing w:after="0" w:before="0" w:line="252"/>
+              <w:jc w:val="center"/>
+            </w:pPr>
+            <w:r>
+              <w:rPr>
+                <w:rFonts w:ascii="Times New Roman" w:cs="Times New Roman" w:eastAsia="Times New Roman" w:hAnsi="Times New Roman"/>
+                <w:sz w:val="22"/>
+                <w:szCs w:val="22"/>
+              </w:rPr>
+              <w:t xml:space="preserve">0,184</w:t>
+            </w:r>
+          </w:p>
+        </w:tc>
+        <w:tc>
+          <w:tcPr>
+            <w:tcW w:type="dxa" w:w="2400"/>
+            <w:tcBorders>
+              <w:top w:val="none" w:color="FFFFFF" w:sz="0"/>
+              <w:left w:val="none" w:color="FFFFFF" w:sz="0"/>
+              <w:bottom w:val="none" w:color="FFFFFF" w:sz="0"/>
+              <w:right w:val="none" w:color="FFFFFF" w:sz="0"/>
+            </w:tcBorders>
+            <w:tcMar>
+              <w:top w:type="dxa" w:w="40"/>
+              <w:left w:type="dxa" w:w="80"/>
+              <w:bottom w:type="dxa" w:w="40"/>
+              <w:right w:type="dxa" w:w="80"/>
+            </w:tcMar>
+            <w:vAlign w:val="center"/>
+          </w:tcPr>
+          <w:p>
+            <w:pPr>
+              <w:spacing w:after="0" w:before="0" w:line="252"/>
+              <w:jc w:val="center"/>
+            </w:pPr>
+            <w:r>
+              <w:rPr>
+                <w:rFonts w:ascii="Times New Roman" w:cs="Times New Roman" w:eastAsia="Times New Roman" w:hAnsi="Times New Roman"/>
+                <w:sz w:val="22"/>
+                <w:szCs w:val="22"/>
+              </w:rPr>
+              <w:t xml:space="preserve">0,15 [−0,58; 0,88]</w:t>
+            </w:r>
+          </w:p>
+        </w:tc>
+      </w:tr>
+      <w:tr>
+        <w:trPr>
+          <w:cantSplit/>
+        </w:trPr>
+        <w:tc>
+          <w:tcPr>
+            <w:tcW w:type="dxa" w:w="3271"/>
+            <w:tcBorders>
+              <w:top w:val="none" w:color="FFFFFF" w:sz="0"/>
+              <w:left w:val="none" w:color="FFFFFF" w:sz="0"/>
+              <w:bottom w:val="none" w:color="FFFFFF" w:sz="0"/>
+              <w:right w:val="none" w:color="FFFFFF" w:sz="0"/>
+            </w:tcBorders>
+            <w:tcMar>
+              <w:top w:type="dxa" w:w="40"/>
+              <w:left w:type="dxa" w:w="80"/>
+              <w:bottom w:type="dxa" w:w="40"/>
+              <w:right w:type="dxa" w:w="80"/>
+            </w:tcMar>
+            <w:vAlign w:val="center"/>
+          </w:tcPr>
+          <w:p>
+            <w:pPr>
+              <w:spacing w:after="0" w:before="0" w:line="252"/>
+              <w:jc w:val="left"/>
+            </w:pPr>
+            <w:r>
+              <w:rPr>
+                <w:rFonts w:ascii="Times New Roman" w:cs="Times New Roman" w:eastAsia="Times New Roman" w:hAnsi="Times New Roman"/>
+                <w:sz w:val="22"/>
+                <w:szCs w:val="22"/>
+              </w:rPr>
+              <w:t xml:space="preserve">Thể hiện giới (7)</w:t>
+            </w:r>
+          </w:p>
+        </w:tc>
+        <w:tc>
+          <w:tcPr>
+            <w:tcW w:type="dxa" w:w="2100"/>
+            <w:tcBorders>
+              <w:top w:val="none" w:color="FFFFFF" w:sz="0"/>
+              <w:left w:val="none" w:color="FFFFFF" w:sz="0"/>
+              <w:bottom w:val="none" w:color="FFFFFF" w:sz="0"/>
+              <w:right w:val="none" w:color="FFFFFF" w:sz="0"/>
+            </w:tcBorders>
+            <w:tcMar>
+              <w:top w:type="dxa" w:w="40"/>
+              <w:left w:type="dxa" w:w="80"/>
+              <w:bottom w:type="dxa" w:w="40"/>
+              <w:right w:type="dxa" w:w="80"/>
+            </w:tcMar>
+            <w:vAlign w:val="center"/>
+          </w:tcPr>
+          <w:p>
+            <w:pPr>
+              <w:spacing w:after="0" w:before="0" w:line="252"/>
+              <w:jc w:val="center"/>
+            </w:pPr>
+            <w:r>
+              <w:rPr>
+                <w:rFonts w:ascii="Times New Roman" w:cs="Times New Roman" w:eastAsia="Times New Roman" w:hAnsi="Times New Roman"/>
+                <w:sz w:val="22"/>
+                <w:szCs w:val="22"/>
+              </w:rPr>
+              <w:t xml:space="preserve">0,37 [−0,18; 0,93]</w:t>
+            </w:r>
+          </w:p>
+        </w:tc>
+        <w:tc>
+          <w:tcPr>
+            <w:tcW w:type="dxa" w:w="1300"/>
+            <w:tcBorders>
+              <w:top w:val="none" w:color="FFFFFF" w:sz="0"/>
+              <w:left w:val="none" w:color="FFFFFF" w:sz="0"/>
+              <w:bottom w:val="none" w:color="FFFFFF" w:sz="0"/>
+              <w:right w:val="none" w:color="FFFFFF" w:sz="0"/>
+            </w:tcBorders>
+            <w:tcMar>
+              <w:top w:type="dxa" w:w="40"/>
+              <w:left w:type="dxa" w:w="80"/>
+              <w:bottom w:type="dxa" w:w="40"/>
+              <w:right w:type="dxa" w:w="80"/>
+            </w:tcMar>
+            <w:vAlign w:val="center"/>
+          </w:tcPr>
+          <w:p>
+            <w:pPr>
+              <w:spacing w:after="0" w:before="0" w:line="252"/>
+              <w:jc w:val="center"/>
+            </w:pPr>
+            <w:r>
+              <w:rPr>
+                <w:rFonts w:ascii="Times New Roman" w:cs="Times New Roman" w:eastAsia="Times New Roman" w:hAnsi="Times New Roman"/>
+                <w:sz w:val="22"/>
+                <w:szCs w:val="22"/>
+              </w:rPr>
+              <w:t xml:space="preserve">0,184</w:t>
+            </w:r>
+          </w:p>
+        </w:tc>
+        <w:tc>
+          <w:tcPr>
+            <w:tcW w:type="dxa" w:w="2400"/>
+            <w:tcBorders>
+              <w:top w:val="none" w:color="FFFFFF" w:sz="0"/>
+              <w:left w:val="none" w:color="FFFFFF" w:sz="0"/>
+              <w:bottom w:val="none" w:color="FFFFFF" w:sz="0"/>
+              <w:right w:val="none" w:color="FFFFFF" w:sz="0"/>
+            </w:tcBorders>
+            <w:tcMar>
+              <w:top w:type="dxa" w:w="40"/>
+              <w:left w:type="dxa" w:w="80"/>
+              <w:bottom w:type="dxa" w:w="40"/>
+              <w:right w:type="dxa" w:w="80"/>
+            </w:tcMar>
+            <w:vAlign w:val="center"/>
+          </w:tcPr>
+          <w:p>
+            <w:pPr>
+              <w:spacing w:after="0" w:before="0" w:line="252"/>
+              <w:jc w:val="center"/>
+            </w:pPr>
+            <w:r>
+              <w:rPr>
+                <w:rFonts w:ascii="Times New Roman" w:cs="Times New Roman" w:eastAsia="Times New Roman" w:hAnsi="Times New Roman"/>
+                <w:sz w:val="22"/>
+                <w:szCs w:val="22"/>
+              </w:rPr>
+              <w:t xml:space="preserve">0,08 [−0,53; 0,69]</w:t>
+            </w:r>
+          </w:p>
+        </w:tc>
+      </w:tr>
+      <w:tr>
+        <w:trPr>
+          <w:cantSplit/>
+        </w:trPr>
+        <w:tc>
+          <w:tcPr>
+            <w:tcW w:type="dxa" w:w="9071"/>
+            <w:gridSpan w:val="4"/>
+            <w:tcBorders>
+              <w:top w:val="none" w:color="FFFFFF" w:sz="0"/>
+              <w:left w:val="none" w:color="FFFFFF" w:sz="0"/>
+              <w:bottom w:val="none" w:color="FFFFFF" w:sz="0"/>
+              <w:right w:val="none" w:color="FFFFFF" w:sz="0"/>
+            </w:tcBorders>
+            <w:tcMar>
+              <w:top w:type="dxa" w:w="40"/>
+              <w:left w:type="dxa" w:w="80"/>
+              <w:bottom w:type="dxa" w:w="40"/>
+              <w:right w:type="dxa" w:w="80"/>
+            </w:tcMar>
+            <w:vAlign w:val="center"/>
+          </w:tcPr>
+          <w:p>
+            <w:pPr>
+              <w:spacing w:after="0" w:before="0" w:line="252"/>
+              <w:jc w:val="left"/>
+            </w:pPr>
+            <w:r>
+              <w:rPr>
+                <w:rFonts w:ascii="Times New Roman" w:cs="Times New Roman" w:eastAsia="Times New Roman" w:hAnsi="Times New Roman"/>
+                <w:i/>
+                <w:iCs/>
+                <w:sz w:val="22"/>
+                <w:szCs w:val="22"/>
+              </w:rPr>
+              <w:t xml:space="preserve">Hiệu giữa các hệ số trong mô hình chung</w:t>
+            </w:r>
+          </w:p>
+        </w:tc>
+      </w:tr>
+      <w:tr>
+        <w:trPr>
+          <w:cantSplit/>
+        </w:trPr>
+        <w:tc>
+          <w:tcPr>
+            <w:tcW w:type="dxa" w:w="3271"/>
+            <w:tcBorders>
+              <w:top w:val="none" w:color="FFFFFF" w:sz="0"/>
+              <w:left w:val="none" w:color="FFFFFF" w:sz="0"/>
+              <w:bottom w:val="none" w:color="FFFFFF" w:sz="0"/>
+              <w:right w:val="none" w:color="FFFFFF" w:sz="0"/>
+            </w:tcBorders>
+            <w:tcMar>
+              <w:top w:type="dxa" w:w="40"/>
+              <w:left w:type="dxa" w:w="80"/>
+              <w:bottom w:type="dxa" w:w="40"/>
+              <w:right w:type="dxa" w:w="80"/>
+            </w:tcMar>
+            <w:vAlign w:val="center"/>
+          </w:tcPr>
+          <w:p>
+            <w:pPr>
+              <w:spacing w:after="0" w:before="0" w:line="252"/>
+              <w:ind w:left="200"/>
+              <w:jc w:val="left"/>
+            </w:pPr>
+            <w:r>
+              <w:rPr>
+                <w:rFonts w:ascii="Times New Roman" w:cs="Times New Roman" w:eastAsia="Times New Roman" w:hAnsi="Times New Roman"/>
+                <w:sz w:val="22"/>
+                <w:szCs w:val="22"/>
+              </w:rPr>
+              <w:t xml:space="preserve">Giao tiếp trừ nghề nghiệp</w:t>
+            </w:r>
+          </w:p>
+        </w:tc>
+        <w:tc>
+          <w:tcPr>
+            <w:tcW w:type="dxa" w:w="2100"/>
+            <w:tcBorders>
+              <w:top w:val="none" w:color="FFFFFF" w:sz="0"/>
+              <w:left w:val="none" w:color="FFFFFF" w:sz="0"/>
+              <w:bottom w:val="none" w:color="FFFFFF" w:sz="0"/>
+              <w:right w:val="none" w:color="FFFFFF" w:sz="0"/>
+            </w:tcBorders>
+            <w:tcMar>
+              <w:top w:type="dxa" w:w="40"/>
+              <w:left w:type="dxa" w:w="80"/>
+              <w:bottom w:type="dxa" w:w="40"/>
+              <w:right w:type="dxa" w:w="80"/>
+            </w:tcMar>
+            <w:vAlign w:val="center"/>
+          </w:tcPr>
+          <w:p>
+            <w:pPr>
+              <w:spacing w:after="0" w:before="0" w:line="252"/>
+              <w:jc w:val="center"/>
+            </w:pPr>
+            <w:r>
+              <w:rPr>
+                <w:rFonts w:ascii="Times New Roman" w:cs="Times New Roman" w:eastAsia="Times New Roman" w:hAnsi="Times New Roman"/>
+                <w:sz w:val="22"/>
+                <w:szCs w:val="22"/>
+              </w:rPr>
+              <w:t xml:space="preserve"/>
+            </w:r>
+          </w:p>
+        </w:tc>
+        <w:tc>
+          <w:tcPr>
+            <w:tcW w:type="dxa" w:w="1300"/>
+            <w:tcBorders>
+              <w:top w:val="none" w:color="FFFFFF" w:sz="0"/>
+              <w:left w:val="none" w:color="FFFFFF" w:sz="0"/>
+              <w:bottom w:val="none" w:color="FFFFFF" w:sz="0"/>
+              <w:right w:val="none" w:color="FFFFFF" w:sz="0"/>
+            </w:tcBorders>
+            <w:tcMar>
+              <w:top w:type="dxa" w:w="40"/>
+              <w:left w:type="dxa" w:w="80"/>
+              <w:bottom w:type="dxa" w:w="40"/>
+              <w:right w:type="dxa" w:w="80"/>
+            </w:tcMar>
+            <w:vAlign w:val="center"/>
+          </w:tcPr>
+          <w:p>
+            <w:pPr>
+              <w:spacing w:after="0" w:before="0" w:line="252"/>
+              <w:jc w:val="center"/>
+            </w:pPr>
+            <w:r>
+              <w:rPr>
+                <w:rFonts w:ascii="Times New Roman" w:cs="Times New Roman" w:eastAsia="Times New Roman" w:hAnsi="Times New Roman"/>
+                <w:sz w:val="22"/>
+                <w:szCs w:val="22"/>
+              </w:rPr>
+              <w:t xml:space="preserve"/>
+            </w:r>
+          </w:p>
+        </w:tc>
+        <w:tc>
+          <w:tcPr>
+            <w:tcW w:type="dxa" w:w="2400"/>
+            <w:tcBorders>
+              <w:top w:val="none" w:color="FFFFFF" w:sz="0"/>
+              <w:left w:val="none" w:color="FFFFFF" w:sz="0"/>
+              <w:bottom w:val="none" w:color="FFFFFF" w:sz="0"/>
+              <w:right w:val="none" w:color="FFFFFF" w:sz="0"/>
+            </w:tcBorders>
+            <w:tcMar>
+              <w:top w:type="dxa" w:w="40"/>
+              <w:left w:type="dxa" w:w="80"/>
+              <w:bottom w:type="dxa" w:w="40"/>
+              <w:right w:type="dxa" w:w="80"/>
+            </w:tcMar>
+            <w:vAlign w:val="center"/>
+          </w:tcPr>
+          <w:p>
+            <w:pPr>
+              <w:spacing w:after="0" w:before="0" w:line="252"/>
+              <w:jc w:val="center"/>
+            </w:pPr>
+            <w:r>
+              <w:rPr>
+                <w:rFonts w:ascii="Times New Roman" w:cs="Times New Roman" w:eastAsia="Times New Roman" w:hAnsi="Times New Roman"/>
+                <w:sz w:val="22"/>
+                <w:szCs w:val="22"/>
+              </w:rPr>
+              <w:t xml:space="preserve">0,59 [−0,42; 1,59]</w:t>
+            </w:r>
+          </w:p>
+        </w:tc>
+      </w:tr>
+      <w:tr>
+        <w:trPr>
+          <w:cantSplit/>
+        </w:trPr>
+        <w:tc>
+          <w:tcPr>
+            <w:tcW w:type="dxa" w:w="3271"/>
+            <w:tcBorders>
+              <w:top w:val="none" w:color="FFFFFF" w:sz="0"/>
+              <w:left w:val="none" w:color="FFFFFF" w:sz="0"/>
+              <w:bottom w:val="none" w:color="FFFFFF" w:sz="0"/>
+              <w:right w:val="none" w:color="FFFFFF" w:sz="0"/>
+            </w:tcBorders>
+            <w:tcMar>
+              <w:top w:type="dxa" w:w="40"/>
+              <w:left w:type="dxa" w:w="80"/>
+              <w:bottom w:type="dxa" w:w="40"/>
+              <w:right w:type="dxa" w:w="80"/>
+            </w:tcMar>
+            <w:vAlign w:val="center"/>
+          </w:tcPr>
+          <w:p>
+            <w:pPr>
+              <w:spacing w:after="0" w:before="0" w:line="252"/>
+              <w:ind w:left="200"/>
+              <w:jc w:val="left"/>
+            </w:pPr>
+            <w:r>
+              <w:rPr>
+                <w:rFonts w:ascii="Times New Roman" w:cs="Times New Roman" w:eastAsia="Times New Roman" w:hAnsi="Times New Roman"/>
+                <w:sz w:val="22"/>
+                <w:szCs w:val="22"/>
+              </w:rPr>
+              <w:t xml:space="preserve">Giao tiếp trừ thể hiện giới</w:t>
+            </w:r>
+          </w:p>
+        </w:tc>
+        <w:tc>
+          <w:tcPr>
+            <w:tcW w:type="dxa" w:w="2100"/>
+            <w:tcBorders>
+              <w:top w:val="none" w:color="FFFFFF" w:sz="0"/>
+              <w:left w:val="none" w:color="FFFFFF" w:sz="0"/>
+              <w:bottom w:val="none" w:color="FFFFFF" w:sz="0"/>
+              <w:right w:val="none" w:color="FFFFFF" w:sz="0"/>
+            </w:tcBorders>
+            <w:tcMar>
+              <w:top w:type="dxa" w:w="40"/>
+              <w:left w:type="dxa" w:w="80"/>
+              <w:bottom w:type="dxa" w:w="40"/>
+              <w:right w:type="dxa" w:w="80"/>
+            </w:tcMar>
+            <w:vAlign w:val="center"/>
+          </w:tcPr>
+          <w:p>
+            <w:pPr>
+              <w:spacing w:after="0" w:before="0" w:line="252"/>
+              <w:jc w:val="center"/>
+            </w:pPr>
+            <w:r>
+              <w:rPr>
+                <w:rFonts w:ascii="Times New Roman" w:cs="Times New Roman" w:eastAsia="Times New Roman" w:hAnsi="Times New Roman"/>
+                <w:sz w:val="22"/>
+                <w:szCs w:val="22"/>
+              </w:rPr>
+              <w:t xml:space="preserve"/>
+            </w:r>
+          </w:p>
+        </w:tc>
+        <w:tc>
+          <w:tcPr>
+            <w:tcW w:type="dxa" w:w="1300"/>
+            <w:tcBorders>
+              <w:top w:val="none" w:color="FFFFFF" w:sz="0"/>
+              <w:left w:val="none" w:color="FFFFFF" w:sz="0"/>
+              <w:bottom w:val="none" w:color="FFFFFF" w:sz="0"/>
+              <w:right w:val="none" w:color="FFFFFF" w:sz="0"/>
+            </w:tcBorders>
+            <w:tcMar>
+              <w:top w:type="dxa" w:w="40"/>
+              <w:left w:type="dxa" w:w="80"/>
+              <w:bottom w:type="dxa" w:w="40"/>
+              <w:right w:type="dxa" w:w="80"/>
+            </w:tcMar>
+            <w:vAlign w:val="center"/>
+          </w:tcPr>
+          <w:p>
+            <w:pPr>
+              <w:spacing w:after="0" w:before="0" w:line="252"/>
+              <w:jc w:val="center"/>
+            </w:pPr>
+            <w:r>
+              <w:rPr>
+                <w:rFonts w:ascii="Times New Roman" w:cs="Times New Roman" w:eastAsia="Times New Roman" w:hAnsi="Times New Roman"/>
+                <w:sz w:val="22"/>
+                <w:szCs w:val="22"/>
+              </w:rPr>
+              <w:t xml:space="preserve"/>
+            </w:r>
+          </w:p>
+        </w:tc>
+        <w:tc>
+          <w:tcPr>
+            <w:tcW w:type="dxa" w:w="2400"/>
+            <w:tcBorders>
+              <w:top w:val="none" w:color="FFFFFF" w:sz="0"/>
+              <w:left w:val="none" w:color="FFFFFF" w:sz="0"/>
+              <w:bottom w:val="none" w:color="FFFFFF" w:sz="0"/>
+              <w:right w:val="none" w:color="FFFFFF" w:sz="0"/>
+            </w:tcBorders>
+            <w:tcMar>
+              <w:top w:type="dxa" w:w="40"/>
+              <w:left w:type="dxa" w:w="80"/>
+              <w:bottom w:type="dxa" w:w="40"/>
+              <w:right w:type="dxa" w:w="80"/>
+            </w:tcMar>
+            <w:vAlign w:val="center"/>
+          </w:tcPr>
+          <w:p>
+            <w:pPr>
+              <w:spacing w:after="0" w:before="0" w:line="252"/>
+              <w:jc w:val="center"/>
+            </w:pPr>
+            <w:r>
+              <w:rPr>
+                <w:rFonts w:ascii="Times New Roman" w:cs="Times New Roman" w:eastAsia="Times New Roman" w:hAnsi="Times New Roman"/>
+                <w:sz w:val="22"/>
+                <w:szCs w:val="22"/>
+              </w:rPr>
+              <w:t xml:space="preserve">0,65 [−0,18; 1,49]</w:t>
+            </w:r>
+          </w:p>
+        </w:tc>
+      </w:tr>
+      <w:tr>
+        <w:trPr>
+          <w:cantSplit/>
+        </w:trPr>
+        <w:tc>
+          <w:tcPr>
+            <w:tcW w:type="dxa" w:w="3271"/>
+            <w:tcBorders>
+              <w:top w:val="none" w:color="FFFFFF" w:sz="0"/>
+              <w:left w:val="none" w:color="FFFFFF" w:sz="0"/>
+              <w:bottom w:val="single" w:color="000000" w:sz="4"/>
+              <w:right w:val="none" w:color="FFFFFF" w:sz="0"/>
+            </w:tcBorders>
+            <w:tcMar>
+              <w:top w:type="dxa" w:w="40"/>
+              <w:left w:type="dxa" w:w="80"/>
+              <w:bottom w:type="dxa" w:w="40"/>
+              <w:right w:type="dxa" w:w="80"/>
+            </w:tcMar>
+            <w:vAlign w:val="center"/>
+          </w:tcPr>
+          <w:p>
+            <w:pPr>
+              <w:spacing w:after="0" w:before="0" w:line="252"/>
+              <w:ind w:left="200"/>
+              <w:jc w:val="left"/>
+            </w:pPr>
+            <w:r>
+              <w:rPr>
+                <w:rFonts w:ascii="Times New Roman" w:cs="Times New Roman" w:eastAsia="Times New Roman" w:hAnsi="Times New Roman"/>
+                <w:sz w:val="22"/>
+                <w:szCs w:val="22"/>
+              </w:rPr>
+              <w:t xml:space="preserve">Nghề nghiệp trừ thể hiện giới</w:t>
+            </w:r>
+          </w:p>
+        </w:tc>
+        <w:tc>
+          <w:tcPr>
+            <w:tcW w:type="dxa" w:w="2100"/>
+            <w:tcBorders>
+              <w:top w:val="none" w:color="FFFFFF" w:sz="0"/>
+              <w:left w:val="none" w:color="FFFFFF" w:sz="0"/>
+              <w:bottom w:val="single" w:color="000000" w:sz="4"/>
+              <w:right w:val="none" w:color="FFFFFF" w:sz="0"/>
+            </w:tcBorders>
+            <w:tcMar>
+              <w:top w:type="dxa" w:w="40"/>
+              <w:left w:type="dxa" w:w="80"/>
+              <w:bottom w:type="dxa" w:w="40"/>
+              <w:right w:type="dxa" w:w="80"/>
+            </w:tcMar>
+            <w:vAlign w:val="center"/>
+          </w:tcPr>
+          <w:p>
+            <w:pPr>
+              <w:spacing w:after="0" w:before="0" w:line="252"/>
+              <w:jc w:val="center"/>
+            </w:pPr>
+            <w:r>
+              <w:rPr>
+                <w:rFonts w:ascii="Times New Roman" w:cs="Times New Roman" w:eastAsia="Times New Roman" w:hAnsi="Times New Roman"/>
+                <w:sz w:val="22"/>
+                <w:szCs w:val="22"/>
+              </w:rPr>
+              <w:t xml:space="preserve"/>
+            </w:r>
+          </w:p>
+        </w:tc>
+        <w:tc>
+          <w:tcPr>
+            <w:tcW w:type="dxa" w:w="1300"/>
+            <w:tcBorders>
+              <w:top w:val="none" w:color="FFFFFF" w:sz="0"/>
+              <w:left w:val="none" w:color="FFFFFF" w:sz="0"/>
+              <w:bottom w:val="single" w:color="000000" w:sz="4"/>
+              <w:right w:val="none" w:color="FFFFFF" w:sz="0"/>
+            </w:tcBorders>
+            <w:tcMar>
+              <w:top w:type="dxa" w:w="40"/>
+              <w:left w:type="dxa" w:w="80"/>
+              <w:bottom w:type="dxa" w:w="40"/>
+              <w:right w:type="dxa" w:w="80"/>
+            </w:tcMar>
+            <w:vAlign w:val="center"/>
+          </w:tcPr>
+          <w:p>
+            <w:pPr>
+              <w:spacing w:after="0" w:before="0" w:line="252"/>
+              <w:jc w:val="center"/>
+            </w:pPr>
+            <w:r>
+              <w:rPr>
+                <w:rFonts w:ascii="Times New Roman" w:cs="Times New Roman" w:eastAsia="Times New Roman" w:hAnsi="Times New Roman"/>
+                <w:sz w:val="22"/>
+                <w:szCs w:val="22"/>
+              </w:rPr>
+              <w:t xml:space="preserve"/>
+            </w:r>
+          </w:p>
+        </w:tc>
+        <w:tc>
+          <w:tcPr>
+            <w:tcW w:type="dxa" w:w="2400"/>
+            <w:tcBorders>
+              <w:top w:val="none" w:color="FFFFFF" w:sz="0"/>
+              <w:left w:val="none" w:color="FFFFFF" w:sz="0"/>
+              <w:bottom w:val="single" w:color="000000" w:sz="4"/>
+              <w:right w:val="none" w:color="FFFFFF" w:sz="0"/>
+            </w:tcBorders>
+            <w:tcMar>
+              <w:top w:type="dxa" w:w="40"/>
+              <w:left w:type="dxa" w:w="80"/>
+              <w:bottom w:type="dxa" w:w="40"/>
+              <w:right w:type="dxa" w:w="80"/>
+            </w:tcMar>
+            <w:vAlign w:val="center"/>
+          </w:tcPr>
+          <w:p>
+            <w:pPr>
+              <w:spacing w:after="0" w:before="0" w:line="252"/>
+              <w:jc w:val="center"/>
+            </w:pPr>
+            <w:r>
+              <w:rPr>
+                <w:rFonts w:ascii="Times New Roman" w:cs="Times New Roman" w:eastAsia="Times New Roman" w:hAnsi="Times New Roman"/>
+                <w:sz w:val="22"/>
+                <w:szCs w:val="22"/>
+              </w:rPr>
+              <w:t xml:space="preserve">0,07 [−1,03; 1,17]</w:t>
+            </w:r>
+          </w:p>
+        </w:tc>
+      </w:tr>
+    </w:tbl>
+    <w:p>
+      <w:pPr>
+        <w:spacing w:after="200" w:before="60" w:line="264"/>
+        <w:jc w:val="both"/>
+      </w:pPr>
+      <w:r>
+        <w:rPr>
+          <w:rFonts w:ascii="Times New Roman" w:cs="Times New Roman" w:eastAsia="Times New Roman" w:hAnsi="Times New Roman"/>
+          <w:i/>
+          <w:iCs/>
+          <w:sz w:val="22"/>
+          <w:szCs w:val="22"/>
+        </w:rPr>
+        <w:t xml:space="preserve">Ghi chú. </w:t>
+      </w:r>
+      <w:r>
+        <w:rPr>
+          <w:rFonts w:ascii="Times New Roman" w:cs="Times New Roman" w:eastAsia="Times New Roman" w:hAnsi="Times New Roman"/>
+          <w:sz w:val="22"/>
+          <w:szCs w:val="22"/>
+        </w:rPr>
+        <w:t xml:space="preserve">n = 238. Hệ số là chênh lệch điểm PHQ-4 trên một độ lệch chuẩn của từng nhóm (độ lệch chuẩn lần lượt 0,76; 0,45 và 0,77). Mô hình riêng: mỗi nhóm một mô hình. Mô hình chung: ba nhóm trong cùng một mô hình. Mọi mô hình điều chỉnh X</w:t>
+      </w:r>
+      <w:r>
+        <w:rPr>
+          <w:rFonts w:ascii="Times New Roman" w:cs="Times New Roman" w:eastAsia="Times New Roman" w:hAnsi="Times New Roman"/>
+          <w:sz w:val="22"/>
+          <w:szCs w:val="22"/>
+          <w:vertAlign w:val="superscript"/>
+        </w:rPr>
+        <w:t xml:space="preserve">D</w:t>
+      </w:r>
+      <w:r>
+        <w:rPr>
+          <w:rFonts w:ascii="Times New Roman" w:cs="Times New Roman" w:eastAsia="Times New Roman" w:hAnsi="Times New Roman"/>
+          <w:sz w:val="22"/>
+          <w:szCs w:val="22"/>
+        </w:rPr>
+        <w:t xml:space="preserve">, sai số chuẩn HC3. RQ1 là câu hỏi thăm dò.</w:t>
+      </w:r>
+    </w:p>
+    <w:p>
+      <w:pPr>
+        <w:spacing w:after="120" w:before="0" w:line="312"/>
+        <w:ind w:firstLine="567"/>
+        <w:jc w:val="both"/>
+      </w:pPr>
+      <w:r>
+        <w:rPr>
+          <w:rFonts w:ascii="Times New Roman" w:cs="Times New Roman" w:eastAsia="Times New Roman" w:hAnsi="Times New Roman"/>
+          <w:sz w:val="26"/>
+          <w:szCs w:val="26"/>
+        </w:rPr>
+        <w:t xml:space="preserve">Khi đưa cả ba nhóm vào cùng một mô hình, hệ số của nhóm giao tiếp gần như không đổi (0,74 [0,25; 1,22]), còn hệ số của hai nhóm kia giảm về gần 0. Tuy nhiên, hiệu giữa hệ số của nhóm giao tiếp và của từng nhóm còn lại đều có khoảng tin cậy chứa 0. Vì vậy, có thể kết luận nhóm giao tiếp là nhóm duy nhất có mối liên hệ được xác định rõ, nhưng chưa thể kết luận mối liên hệ của nhóm này mạnh hơn hai nhóm kia. Khi thêm tình huống 8 vào nhóm thể hiện giới, kết luận không thay đổi: hệ số của nhóm giao tiếp trong mô hình chung là 0,74 [0,30; 1,19] (n = 250).</w:t>
+      </w:r>
+    </w:p>
+    <w:p>
+      <w:pPr>
+        <w:spacing w:after="120" w:before="0" w:line="312"/>
+        <w:ind w:firstLine="567"/>
+        <w:jc w:val="both"/>
+      </w:pPr>
+      <w:r>
+        <w:rPr>
+          <w:rFonts w:ascii="Times New Roman" w:cs="Times New Roman" w:eastAsia="Times New Roman" w:hAnsi="Times New Roman"/>
+          <w:sz w:val="26"/>
+          <w:szCs w:val="26"/>
+        </w:rPr>
+        <w:t xml:space="preserve">Trong nhóm giao tiếp, mối liên hệ tập trung ở câu đùa xúc phạm và câu hỏi riêng tư không mong muốn. Riêng tình huống bị tiết lộ hoặc đe dọa tiết lộ danh tính có hệ số chưa xác định khi xét riêng (0,57 [−0,63; 1,78]; Bảng 6).</w:t>
+      </w:r>
+    </w:p>
+    <w:p>
+      <w:pPr>
+        <w:pStyle w:val="Heading2"/>
+        <w:keepNext/>
+        <w:spacing w:after="80" w:before="120" w:line="312"/>
+      </w:pPr>
+      <w:r>
+        <w:rPr>
+          <w:rFonts w:ascii="Times New Roman" w:cs="Times New Roman" w:eastAsia="Times New Roman" w:hAnsi="Times New Roman"/>
+          <w:b/>
+          <w:bCs/>
+          <w:i/>
+          <w:iCs/>
+          <w:sz w:val="26"/>
+          <w:szCs w:val="26"/>
+        </w:rPr>
+        <w:t xml:space="preserve">2.3. Giả thuyết H2</w:t>
+      </w:r>
+    </w:p>
+    <w:p>
+      <w:pPr>
+        <w:spacing w:after="120" w:before="0" w:line="312"/>
+        <w:ind w:firstLine="567"/>
+        <w:jc w:val="both"/>
+      </w:pPr>
+      <w:r>
+        <w:rPr>
+          <w:rFonts w:ascii="Times New Roman" w:cs="Times New Roman" w:eastAsia="Times New Roman" w:hAnsi="Times New Roman"/>
+          <w:sz w:val="26"/>
+          <w:szCs w:val="26"/>
+        </w:rPr>
+        <w:t xml:space="preserve">Cả hai nhánh của đường dẫn đều mang dấu dương, nhưng khoảng tin cậy của cả hai đều chứa 0 và cả những giá trị đáng kể. Kết quả này là chưa xác định: dữ liệu không ủng hộ đường dẫn qua che giấu danh tính, nhưng cũng không cho thấy che giấu danh tính không có vai trò. Khi đưa điểm che giấu vào mô hình, hệ số của kỳ thị hầu như không đổi (1,88 [0,85; 2,90]); tích a × b ước lượng bằng bootstrap là 0,08 [−0,03; 0,25]. Kết quả tương tự khi bỏ câu về sự mệt mỏi khỏi thang che giấu (p của kiểm định giao-hợp = 0,156).</w:t>
+      </w:r>
+    </w:p>
+    <w:p>
+      <w:pPr>
+        <w:pStyle w:val="Heading2"/>
+        <w:keepNext/>
+        <w:spacing w:after="80" w:before="120" w:line="312"/>
+      </w:pPr>
+      <w:r>
+        <w:rPr>
+          <w:rFonts w:ascii="Times New Roman" w:cs="Times New Roman" w:eastAsia="Times New Roman" w:hAnsi="Times New Roman"/>
+          <w:b/>
+          <w:bCs/>
+          <w:i/>
+          <w:iCs/>
+          <w:sz w:val="26"/>
+          <w:szCs w:val="26"/>
+        </w:rPr>
+        <w:t xml:space="preserve">2.4. Giả thuyết H3</w:t>
+      </w:r>
+    </w:p>
+    <w:p>
+      <w:pPr>
+        <w:spacing w:after="120" w:before="0" w:line="312"/>
+        <w:ind w:firstLine="567"/>
+        <w:jc w:val="both"/>
+      </w:pPr>
+      <w:r>
+        <w:rPr>
+          <w:rFonts w:ascii="Times New Roman" w:cs="Times New Roman" w:eastAsia="Times New Roman" w:hAnsi="Times New Roman"/>
+          <w:sz w:val="26"/>
+          <w:szCs w:val="26"/>
+        </w:rPr>
+        <w:t xml:space="preserve">Hệ số tương tác giữa kỳ thị và mức thực thi DEI được cảm nhận mang dấu âm: −1,19 [−2,63; 0,25] (p = 0,106; p Holm = 0,211). Dấu này phù hợp với kỳ vọng rằng môi trường hòa nhập làm dịu mối liên hệ, nhưng khoảng tin cậy chứa cả 0 và những giá trị đáng kể, nên kết quả là chưa xác định.</w:t>
+      </w:r>
+    </w:p>
+    <w:p>
+      <w:pPr>
+        <w:keepNext/>
+        <w:spacing w:after="120" w:before="0" w:line="312"/>
+        <w:ind w:firstLine="567"/>
+        <w:jc w:val="both"/>
+      </w:pPr>
+      <w:r>
+        <w:rPr>
+          <w:rFonts w:ascii="Times New Roman" w:cs="Times New Roman" w:eastAsia="Times New Roman" w:hAnsi="Times New Roman"/>
+          <w:sz w:val="26"/>
+          <w:szCs w:val="26"/>
+        </w:rPr>
+        <w:t xml:space="preserve">Bảng 5 và Hình 1 trình bày hệ số của kỳ thị ở ba mức DEI. Hệ số giảm từ 3,27 điểm ở mức DEI thấp xuống 2,34 điểm ở mức trung bình và 1,42 điểm ở mức cao. Ba khoảng tin cậy chồng lên nhau nhiều, nên chưa thể kết luận mối liên hệ khác nhau giữa các mức. Điều dữ liệu cho thấy rõ hơn là ngay cả ở mức DEI cao, kỳ thị vẫn đi kèm điểm PHQ-4 cao hơn. Khoảng tin cậy chỉ chứa 0 ở những giá trị DEI rất cao, từ khoảng 4,3 điểm trở lên, nơi có khoảng 8% người trả lời.</w:t>
+      </w:r>
+    </w:p>
+    <w:p>
+      <w:pPr>
+        <w:keepNext/>
+        <w:spacing w:after="80" w:before="120" w:line="276"/>
+        <w:jc w:val="left"/>
+      </w:pPr>
+      <w:r>
+        <w:rPr>
+          <w:rFonts w:ascii="Times New Roman" w:cs="Times New Roman" w:eastAsia="Times New Roman" w:hAnsi="Times New Roman"/>
+          <w:b/>
+          <w:bCs/>
+          <w:sz w:val="26"/>
+          <w:szCs w:val="26"/>
+        </w:rPr>
+        <w:t xml:space="preserve">Bảng 5. </w:t>
+      </w:r>
+      <w:r>
+        <w:rPr>
+          <w:rFonts w:ascii="Times New Roman" w:cs="Times New Roman" w:eastAsia="Times New Roman" w:hAnsi="Times New Roman"/>
+          <w:i/>
+          <w:iCs/>
+          <w:sz w:val="26"/>
+          <w:szCs w:val="26"/>
+        </w:rPr>
+        <w:t xml:space="preserve">Hệ số của chỉ số kỳ thị theo mức thực thi DEI được cảm nhận (H3)</w:t>
+      </w:r>
+    </w:p>
+    <w:tbl>
+      <w:tblPr>
+        <w:tblW w:type="dxa" w:w="9071"/>
+        <w:tblBorders>
+          <w:top w:val="single" w:color="000000" w:sz="8"/>
+          <w:left w:val="none" w:color="FFFFFF" w:sz="0"/>
+          <w:bottom w:val="single" w:color="000000" w:sz="8"/>
+          <w:right w:val="none" w:color="FFFFFF" w:sz="0"/>
+          <w:insideH w:val="none" w:color="FFFFFF" w:sz="0"/>
+          <w:insideV w:val="none" w:color="FFFFFF" w:sz="0"/>
+        </w:tblBorders>
+        <w:tblLayout w:type="fixed"/>
+      </w:tblPr>
+      <w:tblGrid>
+        <w:gridCol w:w="3471"/>
+        <w:gridCol w:w="1500"/>
+        <w:gridCol w:w="2600"/>
+        <w:gridCol w:w="1500"/>
+      </w:tblGrid>
+      <w:tr>
+        <w:trPr>
+          <w:tblHeader/>
+        </w:trPr>
+        <w:tc>
+          <w:tcPr>
+            <w:tcW w:type="dxa" w:w="3471"/>
+            <w:tcBorders>
+              <w:top w:val="none" w:color="FFFFFF" w:sz="0"/>
+              <w:left w:val="none" w:color="FFFFFF" w:sz="0"/>
+              <w:bottom w:val="single" w:color="000000" w:sz="4"/>
+              <w:right w:val="none" w:color="FFFFFF" w:sz="0"/>
+            </w:tcBorders>
+            <w:tcMar>
+              <w:top w:type="dxa" w:w="40"/>
+              <w:left w:type="dxa" w:w="80"/>
+              <w:bottom w:type="dxa" w:w="40"/>
+              <w:right w:type="dxa" w:w="80"/>
+            </w:tcMar>
+            <w:vAlign w:val="center"/>
+          </w:tcPr>
+          <w:p>
+            <w:pPr>
+              <w:spacing w:after="0" w:before="0" w:line="252"/>
+              <w:jc w:val="left"/>
+            </w:pPr>
+            <w:r>
+              <w:rPr>
+                <w:rFonts w:ascii="Times New Roman" w:cs="Times New Roman" w:eastAsia="Times New Roman" w:hAnsi="Times New Roman"/>
+                <w:sz w:val="22"/>
+                <w:szCs w:val="22"/>
+              </w:rPr>
+              <w:t xml:space="preserve">Mức DEI</w:t>
+            </w:r>
+          </w:p>
+        </w:tc>
+        <w:tc>
+          <w:tcPr>
+            <w:tcW w:type="dxa" w:w="1500"/>
+            <w:tcBorders>
+              <w:top w:val="none" w:color="FFFFFF" w:sz="0"/>
+              <w:left w:val="none" w:color="FFFFFF" w:sz="0"/>
+              <w:bottom w:val="single" w:color="000000" w:sz="4"/>
+              <w:right w:val="none" w:color="FFFFFF" w:sz="0"/>
+            </w:tcBorders>
+            <w:tcMar>
+              <w:top w:type="dxa" w:w="40"/>
+              <w:left w:type="dxa" w:w="80"/>
+              <w:bottom w:type="dxa" w:w="40"/>
+              <w:right w:type="dxa" w:w="80"/>
+            </w:tcMar>
+            <w:vAlign w:val="center"/>
+          </w:tcPr>
+          <w:p>
+            <w:pPr>
+              <w:spacing w:after="0" w:before="0" w:line="252"/>
+              <w:jc w:val="center"/>
+            </w:pPr>
+            <w:r>
+              <w:rPr>
+                <w:rFonts w:ascii="Times New Roman" w:cs="Times New Roman" w:eastAsia="Times New Roman" w:hAnsi="Times New Roman"/>
+                <w:sz w:val="22"/>
+                <w:szCs w:val="22"/>
+              </w:rPr>
+              <w:t xml:space="preserve">Giá trị Q</w:t>
+            </w:r>
+          </w:p>
+        </w:tc>
+        <w:tc>
+          <w:tcPr>
+            <w:tcW w:type="dxa" w:w="2600"/>
+            <w:tcBorders>
+              <w:top w:val="none" w:color="FFFFFF" w:sz="0"/>
+              <w:left w:val="none" w:color="FFFFFF" w:sz="0"/>
+              <w:bottom w:val="single" w:color="000000" w:sz="4"/>
+              <w:right w:val="none" w:color="FFFFFF" w:sz="0"/>
+            </w:tcBorders>
+            <w:tcMar>
+              <w:top w:type="dxa" w:w="40"/>
+              <w:left w:type="dxa" w:w="80"/>
+              <w:bottom w:type="dxa" w:w="40"/>
+              <w:right w:type="dxa" w:w="80"/>
+            </w:tcMar>
+            <w:vAlign w:val="center"/>
+          </w:tcPr>
+          <w:p>
+            <w:pPr>
+              <w:spacing w:after="0" w:before="0" w:line="252"/>
+              <w:jc w:val="center"/>
+            </w:pPr>
+            <w:r>
+              <w:rPr>
+                <w:rFonts w:ascii="Times New Roman" w:cs="Times New Roman" w:eastAsia="Times New Roman" w:hAnsi="Times New Roman"/>
+                <w:sz w:val="22"/>
+                <w:szCs w:val="22"/>
+              </w:rPr>
+              <w:t xml:space="preserve">Hệ số của S [KTC 95%]</w:t>
+            </w:r>
+          </w:p>
+        </w:tc>
+        <w:tc>
+          <w:tcPr>
+            <w:tcW w:type="dxa" w:w="1500"/>
+            <w:tcBorders>
+              <w:top w:val="none" w:color="FFFFFF" w:sz="0"/>
+              <w:left w:val="none" w:color="FFFFFF" w:sz="0"/>
+              <w:bottom w:val="single" w:color="000000" w:sz="4"/>
+              <w:right w:val="none" w:color="FFFFFF" w:sz="0"/>
+            </w:tcBorders>
+            <w:tcMar>
+              <w:top w:type="dxa" w:w="40"/>
+              <w:left w:type="dxa" w:w="80"/>
+              <w:bottom w:type="dxa" w:w="40"/>
+              <w:right w:type="dxa" w:w="80"/>
+            </w:tcMar>
+            <w:vAlign w:val="center"/>
+          </w:tcPr>
+          <w:p>
+            <w:pPr>
+              <w:spacing w:after="0" w:before="0" w:line="252"/>
+              <w:jc w:val="center"/>
+            </w:pPr>
+            <w:r>
+              <w:rPr>
+                <w:rFonts w:ascii="Times New Roman" w:cs="Times New Roman" w:eastAsia="Times New Roman" w:hAnsi="Times New Roman"/>
+                <w:sz w:val="22"/>
+                <w:szCs w:val="22"/>
+              </w:rPr>
+              <w:t xml:space="preserve">p</w:t>
+            </w:r>
+          </w:p>
+        </w:tc>
+      </w:tr>
+      <w:tr>
+        <w:trPr>
+          <w:cantSplit/>
+        </w:trPr>
+        <w:tc>
+          <w:tcPr>
+            <w:tcW w:type="dxa" w:w="3471"/>
+            <w:tcBorders>
+              <w:top w:val="none" w:color="FFFFFF" w:sz="0"/>
+              <w:left w:val="none" w:color="FFFFFF" w:sz="0"/>
+              <w:bottom w:val="none" w:color="FFFFFF" w:sz="0"/>
+              <w:right w:val="none" w:color="FFFFFF" w:sz="0"/>
+            </w:tcBorders>
+            <w:tcMar>
+              <w:top w:type="dxa" w:w="40"/>
+              <w:left w:type="dxa" w:w="80"/>
+              <w:bottom w:type="dxa" w:w="40"/>
+              <w:right w:type="dxa" w:w="80"/>
+            </w:tcMar>
+            <w:vAlign w:val="center"/>
+          </w:tcPr>
+          <w:p>
+            <w:pPr>
+              <w:spacing w:after="0" w:before="0" w:line="252"/>
+              <w:jc w:val="left"/>
+            </w:pPr>
+            <w:r>
+              <w:rPr>
+                <w:rFonts w:ascii="Times New Roman" w:cs="Times New Roman" w:eastAsia="Times New Roman" w:hAnsi="Times New Roman"/>
+                <w:sz w:val="22"/>
+                <w:szCs w:val="22"/>
+              </w:rPr>
+              <w:t xml:space="preserve">Thấp (trung bình − 1 độ lệch chuẩn)</w:t>
+            </w:r>
+          </w:p>
+        </w:tc>
+        <w:tc>
+          <w:tcPr>
+            <w:tcW w:type="dxa" w:w="1500"/>
+            <w:tcBorders>
+              <w:top w:val="none" w:color="FFFFFF" w:sz="0"/>
+              <w:left w:val="none" w:color="FFFFFF" w:sz="0"/>
+              <w:bottom w:val="none" w:color="FFFFFF" w:sz="0"/>
+              <w:right w:val="none" w:color="FFFFFF" w:sz="0"/>
+            </w:tcBorders>
+            <w:tcMar>
+              <w:top w:type="dxa" w:w="40"/>
+              <w:left w:type="dxa" w:w="80"/>
+              <w:bottom w:type="dxa" w:w="40"/>
+              <w:right w:type="dxa" w:w="80"/>
+            </w:tcMar>
+            <w:vAlign w:val="center"/>
+          </w:tcPr>
+          <w:p>
+            <w:pPr>
+              <w:spacing w:after="0" w:before="0" w:line="252"/>
+              <w:jc w:val="center"/>
+            </w:pPr>
+            <w:r>
+              <w:rPr>
+                <w:rFonts w:ascii="Times New Roman" w:cs="Times New Roman" w:eastAsia="Times New Roman" w:hAnsi="Times New Roman"/>
+                <w:sz w:val="22"/>
+                <w:szCs w:val="22"/>
+              </w:rPr>
+              <w:t xml:space="preserve">2,57</w:t>
+            </w:r>
+          </w:p>
+        </w:tc>
+        <w:tc>
+          <w:tcPr>
+            <w:tcW w:type="dxa" w:w="2600"/>
+            <w:tcBorders>
+              <w:top w:val="none" w:color="FFFFFF" w:sz="0"/>
+              <w:left w:val="none" w:color="FFFFFF" w:sz="0"/>
+              <w:bottom w:val="none" w:color="FFFFFF" w:sz="0"/>
+              <w:right w:val="none" w:color="FFFFFF" w:sz="0"/>
+            </w:tcBorders>
+            <w:tcMar>
+              <w:top w:type="dxa" w:w="40"/>
+              <w:left w:type="dxa" w:w="80"/>
+              <w:bottom w:type="dxa" w:w="40"/>
+              <w:right w:type="dxa" w:w="80"/>
+            </w:tcMar>
+            <w:vAlign w:val="center"/>
+          </w:tcPr>
+          <w:p>
+            <w:pPr>
+              <w:spacing w:after="0" w:before="0" w:line="252"/>
+              <w:jc w:val="center"/>
+            </w:pPr>
+            <w:r>
+              <w:rPr>
+                <w:rFonts w:ascii="Times New Roman" w:cs="Times New Roman" w:eastAsia="Times New Roman" w:hAnsi="Times New Roman"/>
+                <w:sz w:val="22"/>
+                <w:szCs w:val="22"/>
+              </w:rPr>
+              <w:t xml:space="preserve">3,27 [1,35; 5,19]</w:t>
+            </w:r>
+          </w:p>
+        </w:tc>
+        <w:tc>
+          <w:tcPr>
+            <w:tcW w:type="dxa" w:w="1500"/>
+            <w:tcBorders>
+              <w:top w:val="none" w:color="FFFFFF" w:sz="0"/>
+              <w:left w:val="none" w:color="FFFFFF" w:sz="0"/>
+              <w:bottom w:val="none" w:color="FFFFFF" w:sz="0"/>
+              <w:right w:val="none" w:color="FFFFFF" w:sz="0"/>
+            </w:tcBorders>
+            <w:tcMar>
+              <w:top w:type="dxa" w:w="40"/>
+              <w:left w:type="dxa" w:w="80"/>
+              <w:bottom w:type="dxa" w:w="40"/>
+              <w:right w:type="dxa" w:w="80"/>
+            </w:tcMar>
+            <w:vAlign w:val="center"/>
+          </w:tcPr>
+          <w:p>
+            <w:pPr>
+              <w:spacing w:after="0" w:before="0" w:line="252"/>
+              <w:jc w:val="center"/>
+            </w:pPr>
+            <w:r>
+              <w:rPr>
+                <w:rFonts w:ascii="Times New Roman" w:cs="Times New Roman" w:eastAsia="Times New Roman" w:hAnsi="Times New Roman"/>
+                <w:sz w:val="22"/>
+                <w:szCs w:val="22"/>
+              </w:rPr>
+              <w:t xml:space="preserve">&lt; 0,001</w:t>
+            </w:r>
+          </w:p>
+        </w:tc>
+      </w:tr>
+      <w:tr>
+        <w:trPr>
+          <w:cantSplit/>
+        </w:trPr>
+        <w:tc>
+          <w:tcPr>
+            <w:tcW w:type="dxa" w:w="3471"/>
+            <w:tcBorders>
+              <w:top w:val="none" w:color="FFFFFF" w:sz="0"/>
+              <w:left w:val="none" w:color="FFFFFF" w:sz="0"/>
+              <w:bottom w:val="none" w:color="FFFFFF" w:sz="0"/>
+              <w:right w:val="none" w:color="FFFFFF" w:sz="0"/>
+            </w:tcBorders>
+            <w:tcMar>
+              <w:top w:type="dxa" w:w="40"/>
+              <w:left w:type="dxa" w:w="80"/>
+              <w:bottom w:type="dxa" w:w="40"/>
+              <w:right w:type="dxa" w:w="80"/>
+            </w:tcMar>
+            <w:vAlign w:val="center"/>
+          </w:tcPr>
+          <w:p>
+            <w:pPr>
+              <w:spacing w:after="0" w:before="0" w:line="252"/>
+              <w:jc w:val="left"/>
+            </w:pPr>
+            <w:r>
+              <w:rPr>
+                <w:rFonts w:ascii="Times New Roman" w:cs="Times New Roman" w:eastAsia="Times New Roman" w:hAnsi="Times New Roman"/>
+                <w:sz w:val="22"/>
+                <w:szCs w:val="22"/>
+              </w:rPr>
+              <w:t xml:space="preserve">Trung bình</w:t>
+            </w:r>
+          </w:p>
+        </w:tc>
+        <w:tc>
+          <w:tcPr>
+            <w:tcW w:type="dxa" w:w="1500"/>
+            <w:tcBorders>
+              <w:top w:val="none" w:color="FFFFFF" w:sz="0"/>
+              <w:left w:val="none" w:color="FFFFFF" w:sz="0"/>
+              <w:bottom w:val="none" w:color="FFFFFF" w:sz="0"/>
+              <w:right w:val="none" w:color="FFFFFF" w:sz="0"/>
+            </w:tcBorders>
+            <w:tcMar>
+              <w:top w:type="dxa" w:w="40"/>
+              <w:left w:type="dxa" w:w="80"/>
+              <w:bottom w:type="dxa" w:w="40"/>
+              <w:right w:type="dxa" w:w="80"/>
+            </w:tcMar>
+            <w:vAlign w:val="center"/>
+          </w:tcPr>
+          <w:p>
+            <w:pPr>
+              <w:spacing w:after="0" w:before="0" w:line="252"/>
+              <w:jc w:val="center"/>
+            </w:pPr>
+            <w:r>
+              <w:rPr>
+                <w:rFonts w:ascii="Times New Roman" w:cs="Times New Roman" w:eastAsia="Times New Roman" w:hAnsi="Times New Roman"/>
+                <w:sz w:val="22"/>
+                <w:szCs w:val="22"/>
+              </w:rPr>
+              <w:t xml:space="preserve">3,35</w:t>
+            </w:r>
+          </w:p>
+        </w:tc>
+        <w:tc>
+          <w:tcPr>
+            <w:tcW w:type="dxa" w:w="2600"/>
+            <w:tcBorders>
+              <w:top w:val="none" w:color="FFFFFF" w:sz="0"/>
+              <w:left w:val="none" w:color="FFFFFF" w:sz="0"/>
+              <w:bottom w:val="none" w:color="FFFFFF" w:sz="0"/>
+              <w:right w:val="none" w:color="FFFFFF" w:sz="0"/>
+            </w:tcBorders>
+            <w:tcMar>
+              <w:top w:type="dxa" w:w="40"/>
+              <w:left w:type="dxa" w:w="80"/>
+              <w:bottom w:type="dxa" w:w="40"/>
+              <w:right w:type="dxa" w:w="80"/>
+            </w:tcMar>
+            <w:vAlign w:val="center"/>
+          </w:tcPr>
+          <w:p>
+            <w:pPr>
+              <w:spacing w:after="0" w:before="0" w:line="252"/>
+              <w:jc w:val="center"/>
+            </w:pPr>
+            <w:r>
+              <w:rPr>
+                <w:rFonts w:ascii="Times New Roman" w:cs="Times New Roman" w:eastAsia="Times New Roman" w:hAnsi="Times New Roman"/>
+                <w:sz w:val="22"/>
+                <w:szCs w:val="22"/>
+              </w:rPr>
+              <w:t xml:space="preserve">2,34 [1,26; 3,43]</w:t>
+            </w:r>
+          </w:p>
+        </w:tc>
+        <w:tc>
+          <w:tcPr>
+            <w:tcW w:type="dxa" w:w="1500"/>
+            <w:tcBorders>
+              <w:top w:val="none" w:color="FFFFFF" w:sz="0"/>
+              <w:left w:val="none" w:color="FFFFFF" w:sz="0"/>
+              <w:bottom w:val="none" w:color="FFFFFF" w:sz="0"/>
+              <w:right w:val="none" w:color="FFFFFF" w:sz="0"/>
+            </w:tcBorders>
+            <w:tcMar>
+              <w:top w:type="dxa" w:w="40"/>
+              <w:left w:type="dxa" w:w="80"/>
+              <w:bottom w:type="dxa" w:w="40"/>
+              <w:right w:type="dxa" w:w="80"/>
+            </w:tcMar>
+            <w:vAlign w:val="center"/>
+          </w:tcPr>
+          <w:p>
+            <w:pPr>
+              <w:spacing w:after="0" w:before="0" w:line="252"/>
+              <w:jc w:val="center"/>
+            </w:pPr>
+            <w:r>
+              <w:rPr>
+                <w:rFonts w:ascii="Times New Roman" w:cs="Times New Roman" w:eastAsia="Times New Roman" w:hAnsi="Times New Roman"/>
+                <w:sz w:val="22"/>
+                <w:szCs w:val="22"/>
+              </w:rPr>
+              <w:t xml:space="preserve">&lt; 0,001</w:t>
+            </w:r>
+          </w:p>
+        </w:tc>
+      </w:tr>
+      <w:tr>
+        <w:trPr>
+          <w:cantSplit/>
+        </w:trPr>
+        <w:tc>
+          <w:tcPr>
+            <w:tcW w:type="dxa" w:w="3471"/>
+            <w:tcBorders>
+              <w:top w:val="none" w:color="FFFFFF" w:sz="0"/>
+              <w:left w:val="none" w:color="FFFFFF" w:sz="0"/>
+              <w:bottom w:val="none" w:color="FFFFFF" w:sz="0"/>
+              <w:right w:val="none" w:color="FFFFFF" w:sz="0"/>
+            </w:tcBorders>
+            <w:tcMar>
+              <w:top w:type="dxa" w:w="40"/>
+              <w:left w:type="dxa" w:w="80"/>
+              <w:bottom w:type="dxa" w:w="40"/>
+              <w:right w:type="dxa" w:w="80"/>
+            </w:tcMar>
+            <w:vAlign w:val="center"/>
+          </w:tcPr>
+          <w:p>
+            <w:pPr>
+              <w:spacing w:after="0" w:before="0" w:line="252"/>
+              <w:jc w:val="left"/>
+            </w:pPr>
+            <w:r>
+              <w:rPr>
+                <w:rFonts w:ascii="Times New Roman" w:cs="Times New Roman" w:eastAsia="Times New Roman" w:hAnsi="Times New Roman"/>
+                <w:sz w:val="22"/>
+                <w:szCs w:val="22"/>
+              </w:rPr>
+              <w:t xml:space="preserve">Cao (trung bình + 1 độ lệch chuẩn)</w:t>
+            </w:r>
+          </w:p>
+        </w:tc>
+        <w:tc>
+          <w:tcPr>
+            <w:tcW w:type="dxa" w:w="1500"/>
+            <w:tcBorders>
+              <w:top w:val="none" w:color="FFFFFF" w:sz="0"/>
+              <w:left w:val="none" w:color="FFFFFF" w:sz="0"/>
+              <w:bottom w:val="none" w:color="FFFFFF" w:sz="0"/>
+              <w:right w:val="none" w:color="FFFFFF" w:sz="0"/>
+            </w:tcBorders>
+            <w:tcMar>
+              <w:top w:type="dxa" w:w="40"/>
+              <w:left w:type="dxa" w:w="80"/>
+              <w:bottom w:type="dxa" w:w="40"/>
+              <w:right w:type="dxa" w:w="80"/>
+            </w:tcMar>
+            <w:vAlign w:val="center"/>
+          </w:tcPr>
+          <w:p>
+            <w:pPr>
+              <w:spacing w:after="0" w:before="0" w:line="252"/>
+              <w:jc w:val="center"/>
+            </w:pPr>
+            <w:r>
+              <w:rPr>
+                <w:rFonts w:ascii="Times New Roman" w:cs="Times New Roman" w:eastAsia="Times New Roman" w:hAnsi="Times New Roman"/>
+                <w:sz w:val="22"/>
+                <w:szCs w:val="22"/>
+              </w:rPr>
+              <w:t xml:space="preserve">4,13</w:t>
+            </w:r>
+          </w:p>
+        </w:tc>
+        <w:tc>
+          <w:tcPr>
+            <w:tcW w:type="dxa" w:w="2600"/>
+            <w:tcBorders>
+              <w:top w:val="none" w:color="FFFFFF" w:sz="0"/>
+              <w:left w:val="none" w:color="FFFFFF" w:sz="0"/>
+              <w:bottom w:val="none" w:color="FFFFFF" w:sz="0"/>
+              <w:right w:val="none" w:color="FFFFFF" w:sz="0"/>
+            </w:tcBorders>
+            <w:tcMar>
+              <w:top w:type="dxa" w:w="40"/>
+              <w:left w:type="dxa" w:w="80"/>
+              <w:bottom w:type="dxa" w:w="40"/>
+              <w:right w:type="dxa" w:w="80"/>
+            </w:tcMar>
+            <w:vAlign w:val="center"/>
+          </w:tcPr>
+          <w:p>
+            <w:pPr>
+              <w:spacing w:after="0" w:before="0" w:line="252"/>
+              <w:jc w:val="center"/>
+            </w:pPr>
+            <w:r>
+              <w:rPr>
+                <w:rFonts w:ascii="Times New Roman" w:cs="Times New Roman" w:eastAsia="Times New Roman" w:hAnsi="Times New Roman"/>
+                <w:sz w:val="22"/>
+                <w:szCs w:val="22"/>
+              </w:rPr>
+              <w:t xml:space="preserve">1,42 [0,32; 2,52]</w:t>
+            </w:r>
+          </w:p>
+        </w:tc>
+        <w:tc>
+          <w:tcPr>
+            <w:tcW w:type="dxa" w:w="1500"/>
+            <w:tcBorders>
+              <w:top w:val="none" w:color="FFFFFF" w:sz="0"/>
+              <w:left w:val="none" w:color="FFFFFF" w:sz="0"/>
+              <w:bottom w:val="none" w:color="FFFFFF" w:sz="0"/>
+              <w:right w:val="none" w:color="FFFFFF" w:sz="0"/>
+            </w:tcBorders>
+            <w:tcMar>
+              <w:top w:type="dxa" w:w="40"/>
+              <w:left w:type="dxa" w:w="80"/>
+              <w:bottom w:type="dxa" w:w="40"/>
+              <w:right w:type="dxa" w:w="80"/>
+            </w:tcMar>
+            <w:vAlign w:val="center"/>
+          </w:tcPr>
+          <w:p>
+            <w:pPr>
+              <w:spacing w:after="0" w:before="0" w:line="252"/>
+              <w:jc w:val="center"/>
+            </w:pPr>
+            <w:r>
+              <w:rPr>
+                <w:rFonts w:ascii="Times New Roman" w:cs="Times New Roman" w:eastAsia="Times New Roman" w:hAnsi="Times New Roman"/>
+                <w:sz w:val="22"/>
+                <w:szCs w:val="22"/>
+              </w:rPr>
+              <w:t xml:space="preserve">0,012</w:t>
+            </w:r>
+          </w:p>
+        </w:tc>
+      </w:tr>
+      <w:tr>
+        <w:trPr>
+          <w:cantSplit/>
+        </w:trPr>
+        <w:tc>
+          <w:tcPr>
+            <w:tcW w:type="dxa" w:w="3471"/>
+            <w:tcBorders>
+              <w:top w:val="none" w:color="FFFFFF" w:sz="0"/>
+              <w:left w:val="none" w:color="FFFFFF" w:sz="0"/>
+              <w:bottom w:val="single" w:color="000000" w:sz="4"/>
+              <w:right w:val="none" w:color="FFFFFF" w:sz="0"/>
+            </w:tcBorders>
+            <w:tcMar>
+              <w:top w:type="dxa" w:w="40"/>
+              <w:left w:type="dxa" w:w="80"/>
+              <w:bottom w:type="dxa" w:w="40"/>
+              <w:right w:type="dxa" w:w="80"/>
+            </w:tcMar>
+            <w:vAlign w:val="center"/>
+          </w:tcPr>
+          <w:p>
+            <w:pPr>
+              <w:spacing w:after="0" w:before="0" w:line="252"/>
+              <w:jc w:val="left"/>
+            </w:pPr>
+            <w:r>
+              <w:rPr>
+                <w:rFonts w:ascii="Times New Roman" w:cs="Times New Roman" w:eastAsia="Times New Roman" w:hAnsi="Times New Roman"/>
+                <w:sz w:val="22"/>
+                <w:szCs w:val="22"/>
+              </w:rPr>
+              <w:t xml:space="preserve">Tương tác S × Q</w:t>
+            </w:r>
+          </w:p>
+        </w:tc>
+        <w:tc>
+          <w:tcPr>
+            <w:tcW w:type="dxa" w:w="1500"/>
+            <w:tcBorders>
+              <w:top w:val="none" w:color="FFFFFF" w:sz="0"/>
+              <w:left w:val="none" w:color="FFFFFF" w:sz="0"/>
+              <w:bottom w:val="single" w:color="000000" w:sz="4"/>
+              <w:right w:val="none" w:color="FFFFFF" w:sz="0"/>
+            </w:tcBorders>
+            <w:tcMar>
+              <w:top w:type="dxa" w:w="40"/>
+              <w:left w:type="dxa" w:w="80"/>
+              <w:bottom w:type="dxa" w:w="40"/>
+              <w:right w:type="dxa" w:w="80"/>
+            </w:tcMar>
+            <w:vAlign w:val="center"/>
+          </w:tcPr>
+          <w:p>
+            <w:pPr>
+              <w:spacing w:after="0" w:before="0" w:line="252"/>
+              <w:jc w:val="center"/>
+            </w:pPr>
+            <w:r>
+              <w:rPr>
+                <w:rFonts w:ascii="Times New Roman" w:cs="Times New Roman" w:eastAsia="Times New Roman" w:hAnsi="Times New Roman"/>
+                <w:sz w:val="22"/>
+                <w:szCs w:val="22"/>
+              </w:rPr>
+              <w:t xml:space="preserve"/>
+            </w:r>
+          </w:p>
+        </w:tc>
+        <w:tc>
+          <w:tcPr>
+            <w:tcW w:type="dxa" w:w="2600"/>
+            <w:tcBorders>
+              <w:top w:val="none" w:color="FFFFFF" w:sz="0"/>
+              <w:left w:val="none" w:color="FFFFFF" w:sz="0"/>
+              <w:bottom w:val="single" w:color="000000" w:sz="4"/>
+              <w:right w:val="none" w:color="FFFFFF" w:sz="0"/>
+            </w:tcBorders>
+            <w:tcMar>
+              <w:top w:type="dxa" w:w="40"/>
+              <w:left w:type="dxa" w:w="80"/>
+              <w:bottom w:type="dxa" w:w="40"/>
+              <w:right w:type="dxa" w:w="80"/>
+            </w:tcMar>
+            <w:vAlign w:val="center"/>
+          </w:tcPr>
+          <w:p>
+            <w:pPr>
+              <w:spacing w:after="0" w:before="0" w:line="252"/>
+              <w:jc w:val="center"/>
+            </w:pPr>
+            <w:r>
+              <w:rPr>
+                <w:rFonts w:ascii="Times New Roman" w:cs="Times New Roman" w:eastAsia="Times New Roman" w:hAnsi="Times New Roman"/>
+                <w:sz w:val="22"/>
+                <w:szCs w:val="22"/>
+              </w:rPr>
+              <w:t xml:space="preserve">−1,19 [−2,63; 0,25]</w:t>
+            </w:r>
+          </w:p>
+        </w:tc>
+        <w:tc>
+          <w:tcPr>
+            <w:tcW w:type="dxa" w:w="1500"/>
+            <w:tcBorders>
+              <w:top w:val="none" w:color="FFFFFF" w:sz="0"/>
+              <w:left w:val="none" w:color="FFFFFF" w:sz="0"/>
+              <w:bottom w:val="single" w:color="000000" w:sz="4"/>
+              <w:right w:val="none" w:color="FFFFFF" w:sz="0"/>
+            </w:tcBorders>
+            <w:tcMar>
+              <w:top w:type="dxa" w:w="40"/>
+              <w:left w:type="dxa" w:w="80"/>
+              <w:bottom w:type="dxa" w:w="40"/>
+              <w:right w:type="dxa" w:w="80"/>
+            </w:tcMar>
+            <w:vAlign w:val="center"/>
+          </w:tcPr>
+          <w:p>
+            <w:pPr>
+              <w:spacing w:after="0" w:before="0" w:line="252"/>
+              <w:jc w:val="center"/>
+            </w:pPr>
+            <w:r>
+              <w:rPr>
+                <w:rFonts w:ascii="Times New Roman" w:cs="Times New Roman" w:eastAsia="Times New Roman" w:hAnsi="Times New Roman"/>
+                <w:sz w:val="22"/>
+                <w:szCs w:val="22"/>
+              </w:rPr>
+              <w:t xml:space="preserve">0,106</w:t>
+            </w:r>
+          </w:p>
+        </w:tc>
+      </w:tr>
+    </w:tbl>
+    <w:p>
+      <w:pPr>
+        <w:spacing w:after="200" w:before="60" w:line="264"/>
+        <w:jc w:val="both"/>
+      </w:pPr>
+      <w:r>
+        <w:rPr>
+          <w:rFonts w:ascii="Times New Roman" w:cs="Times New Roman" w:eastAsia="Times New Roman" w:hAnsi="Times New Roman"/>
+          <w:i/>
+          <w:iCs/>
+          <w:sz w:val="22"/>
+          <w:szCs w:val="22"/>
+        </w:rPr>
+        <w:t xml:space="preserve">Ghi chú. </w:t>
+      </w:r>
+      <w:r>
+        <w:rPr>
+          <w:rFonts w:ascii="Times New Roman" w:cs="Times New Roman" w:eastAsia="Times New Roman" w:hAnsi="Times New Roman"/>
+          <w:sz w:val="22"/>
+          <w:szCs w:val="22"/>
+        </w:rPr>
+        <w:t xml:space="preserve">n = 243. Hệ số của S là chênh lệch điểm PHQ-4 trên một đơn vị S tại mức Q tương ứng, ước lượng từ cùng một mô hình có tương tác, điều chỉnh X</w:t>
+      </w:r>
+      <w:r>
+        <w:rPr>
+          <w:rFonts w:ascii="Times New Roman" w:cs="Times New Roman" w:eastAsia="Times New Roman" w:hAnsi="Times New Roman"/>
+          <w:sz w:val="22"/>
+          <w:szCs w:val="22"/>
+          <w:vertAlign w:val="superscript"/>
+        </w:rPr>
+        <w:t xml:space="preserve">D</w:t>
+      </w:r>
+      <w:r>
+        <w:rPr>
+          <w:rFonts w:ascii="Times New Roman" w:cs="Times New Roman" w:eastAsia="Times New Roman" w:hAnsi="Times New Roman"/>
+          <w:sz w:val="22"/>
+          <w:szCs w:val="22"/>
+        </w:rPr>
+        <w:t xml:space="preserve">, sai số chuẩn HC3. Độ lệch chuẩn của Q là 0,78.</w:t>
+      </w:r>
+    </w:p>
+    <w:p>
+      <w:pPr>
+        <w:keepNext/>
+        <w:spacing w:after="60" w:before="120"/>
+        <w:jc w:val="center"/>
+      </w:pPr>
+      <w:r>
+        <w:drawing>
+          <wp:inline distT="0" distB="0" distL="0" distR="0">
+            <wp:extent cx="5715000" cy="3429000"/>
+            <wp:effectExtent t="0" r="0" b="0" l="0"/>
+            <wp:docPr id="1" name="" descr="" title=""/>
+            <wp:cNvGraphicFramePr>
+              <a:graphicFrameLocks xmlns:a="http://schemas.openxmlformats.org/drawingml/2006/main" noChangeAspect="1"/>
+            </wp:cNvGraphicFramePr>
+            <a:graphic xmlns:a="http://schemas.openxmlformats.org/drawingml/2006/main">
+              <a:graphicData uri="http://schemas.openxmlformats.org/drawingml/2006/picture">
+                <pic:pic xmlns:pic="http://schemas.openxmlformats.org/drawingml/2006/picture">
+                  <pic:nvPicPr>
+                    <pic:cNvPr id="0" name="" descr=""/>
+                    <pic:cNvPicPr>
+                      <a:picLocks noChangeAspect="1" noChangeArrowheads="1"/>
+                    </pic:cNvPicPr>
+                  </pic:nvPicPr>
+                  <pic:blipFill>
+                    <a:blip r:embed="rId8" cstate="none"/>
+                    <a:srcRect/>
+                    <a:stretch>
+                      <a:fillRect/>
+                    </a:stretch>
+                  </pic:blipFill>
+                  <pic:spPr bwMode="auto">
+                    <a:xfrm>
+                      <a:off x="0" y="0"/>
+                      <a:ext cx="5715000" cy="3429000"/>
+                    </a:xfrm>
+                    <a:prstGeom prst="rect">
+                      <a:avLst/>
+                    </a:prstGeom>
+                  </pic:spPr>
+                </pic:pic>
+              </a:graphicData>
+            </a:graphic>
+          </wp:inline>
+        </w:drawing>
+      </w:r>
+    </w:p>
+    <w:p>
+      <w:pPr>
+        <w:spacing w:after="60" w:before="60" w:line="276"/>
+        <w:jc w:val="center"/>
+      </w:pPr>
+      <w:r>
+        <w:rPr>
+          <w:rFonts w:ascii="Times New Roman" w:cs="Times New Roman" w:eastAsia="Times New Roman" w:hAnsi="Times New Roman"/>
+          <w:b/>
+          <w:bCs/>
+          <w:sz w:val="26"/>
+          <w:szCs w:val="26"/>
+        </w:rPr>
+        <w:t xml:space="preserve">Hình 1. </w:t>
+      </w:r>
+      <w:r>
+        <w:rPr>
+          <w:rFonts w:ascii="Times New Roman" w:cs="Times New Roman" w:eastAsia="Times New Roman" w:hAnsi="Times New Roman"/>
+          <w:i/>
+          <w:iCs/>
+          <w:sz w:val="26"/>
+          <w:szCs w:val="26"/>
+        </w:rPr>
+        <w:t xml:space="preserve">Hệ số của chỉ số kỳ thị đối với PHQ-4 theo mức thực thi DEI được cảm nhận</w:t>
+      </w:r>
+    </w:p>
+    <w:p>
+      <w:pPr>
+        <w:spacing w:after="200" w:before="60" w:line="264"/>
+        <w:jc w:val="both"/>
+      </w:pPr>
+      <w:r>
+        <w:rPr>
+          <w:rFonts w:ascii="Times New Roman" w:cs="Times New Roman" w:eastAsia="Times New Roman" w:hAnsi="Times New Roman"/>
+          <w:i/>
+          <w:iCs/>
+          <w:sz w:val="22"/>
+          <w:szCs w:val="22"/>
+        </w:rPr>
+        <w:t xml:space="preserve">Ghi chú. </w:t>
+      </w:r>
+      <w:r>
+        <w:rPr>
+          <w:rFonts w:ascii="Times New Roman" w:cs="Times New Roman" w:eastAsia="Times New Roman" w:hAnsi="Times New Roman"/>
+          <w:sz w:val="22"/>
+          <w:szCs w:val="22"/>
+        </w:rPr>
+        <w:t xml:space="preserve">Đường liền là hệ số ước lượng, vùng xám là khoảng tin cậy 95%. Trục hoành giới hạn từ phân vị thứ 5 đến phân vị thứ 95 của Q. Ba điểm tương ứng với ba dòng đầu của Bảng 5.</w:t>
+      </w:r>
+    </w:p>
+    <w:p>
+      <w:pPr>
+        <w:pStyle w:val="Heading1"/>
+        <w:keepNext/>
+        <w:spacing w:after="120" w:before="240" w:line="312"/>
+      </w:pPr>
+      <w:r>
+        <w:rPr>
+          <w:rFonts w:ascii="Times New Roman" w:cs="Times New Roman" w:eastAsia="Times New Roman" w:hAnsi="Times New Roman"/>
+          <w:b/>
+          <w:bCs/>
+          <w:sz w:val="26"/>
+          <w:szCs w:val="26"/>
+        </w:rPr>
+        <w:t xml:space="preserve">3. Phân tích thăm dò bổ sung</w:t>
+      </w:r>
+    </w:p>
+    <w:p>
+      <w:pPr>
+        <w:keepNext/>
+        <w:spacing w:after="120" w:before="0" w:line="312"/>
+        <w:ind w:firstLine="567"/>
+        <w:jc w:val="both"/>
+      </w:pPr>
+      <w:r>
+        <w:rPr>
+          <w:rFonts w:ascii="Times New Roman" w:cs="Times New Roman" w:eastAsia="Times New Roman" w:hAnsi="Times New Roman"/>
+          <w:sz w:val="26"/>
+          <w:szCs w:val="26"/>
+        </w:rPr>
+        <w:t xml:space="preserve">Hai phân tích dưới đây mang tính thăm dò. Kết quả được dùng để mô tả thêm, không dùng để củng cố kết luận về các giả thuyết (Bảng 6).</w:t>
+      </w:r>
+    </w:p>
+    <w:p>
+      <w:pPr>
+        <w:keepNext/>
+        <w:spacing w:after="80" w:before="120" w:line="276"/>
+        <w:jc w:val="left"/>
+      </w:pPr>
+      <w:r>
+        <w:rPr>
+          <w:rFonts w:ascii="Times New Roman" w:cs="Times New Roman" w:eastAsia="Times New Roman" w:hAnsi="Times New Roman"/>
+          <w:b/>
+          <w:bCs/>
+          <w:sz w:val="26"/>
+          <w:szCs w:val="26"/>
+        </w:rPr>
+        <w:t xml:space="preserve">Bảng 6. </w:t>
+      </w:r>
+      <w:r>
+        <w:rPr>
+          <w:rFonts w:ascii="Times New Roman" w:cs="Times New Roman" w:eastAsia="Times New Roman" w:hAnsi="Times New Roman"/>
+          <w:i/>
+          <w:iCs/>
+          <w:sz w:val="26"/>
+          <w:szCs w:val="26"/>
+        </w:rPr>
+        <w:t xml:space="preserve">Mức phơi nhiễm và từng tình huống kỳ thị (biến phụ thuộc: PHQ-4)</w:t>
       </w:r>
     </w:p>
     <w:tbl>
@@ -4587,7 +6903,7 @@
                 <w:sz w:val="22"/>
                 <w:szCs w:val="22"/>
               </w:rPr>
-              <w:t xml:space="preserve">E1. Mức phơi nhiễm (so với chưa gặp kỳ thị)</w:t>
+              <w:t xml:space="preserve">Mức phơi nhiễm (so với chưa gặp kỳ thị)</w:t>
             </w:r>
           </w:p>
         </w:tc>
@@ -4959,7 +7275,7 @@
                 <w:sz w:val="22"/>
                 <w:szCs w:val="22"/>
               </w:rPr>
-              <w:t xml:space="preserve">E2. Từng tình huống (đã gặp ít nhất một lần)</w:t>
+              <w:t xml:space="preserve">Từng tình huống (đã gặp ít nhất một lần so với chưa gặp)</w:t>
             </w:r>
           </w:p>
         </w:tc>
@@ -6136,7 +8452,7 @@
             <w:tcBorders>
               <w:top w:val="none" w:color="FFFFFF" w:sz="0"/>
               <w:left w:val="none" w:color="FFFFFF" w:sz="0"/>
-              <w:bottom w:val="none" w:color="FFFFFF" w:sz="0"/>
+              <w:bottom w:val="single" w:color="000000" w:sz="4"/>
               <w:right w:val="none" w:color="FFFFFF" w:sz="0"/>
             </w:tcBorders>
             <w:tcMar>
@@ -6169,7 +8485,7 @@
             <w:tcBorders>
               <w:top w:val="none" w:color="FFFFFF" w:sz="0"/>
               <w:left w:val="none" w:color="FFFFFF" w:sz="0"/>
-              <w:bottom w:val="none" w:color="FFFFFF" w:sz="0"/>
+              <w:bottom w:val="single" w:color="000000" w:sz="4"/>
               <w:right w:val="none" w:color="FFFFFF" w:sz="0"/>
             </w:tcBorders>
             <w:tcMar>
@@ -6201,7 +8517,7 @@
             <w:tcBorders>
               <w:top w:val="none" w:color="FFFFFF" w:sz="0"/>
               <w:left w:val="none" w:color="FFFFFF" w:sz="0"/>
-              <w:bottom w:val="none" w:color="FFFFFF" w:sz="0"/>
+              <w:bottom w:val="single" w:color="000000" w:sz="4"/>
               <w:right w:val="none" w:color="FFFFFF" w:sz="0"/>
             </w:tcBorders>
             <w:tcMar>
@@ -6233,7 +8549,7 @@
             <w:tcBorders>
               <w:top w:val="none" w:color="FFFFFF" w:sz="0"/>
               <w:left w:val="none" w:color="FFFFFF" w:sz="0"/>
-              <w:bottom w:val="none" w:color="FFFFFF" w:sz="0"/>
+              <w:bottom w:val="single" w:color="000000" w:sz="4"/>
               <w:right w:val="none" w:color="FFFFFF" w:sz="0"/>
             </w:tcBorders>
             <w:tcMar>
@@ -6265,7 +8581,7 @@
             <w:tcBorders>
               <w:top w:val="none" w:color="FFFFFF" w:sz="0"/>
               <w:left w:val="none" w:color="FFFFFF" w:sz="0"/>
-              <w:bottom w:val="none" w:color="FFFFFF" w:sz="0"/>
+              <w:bottom w:val="single" w:color="000000" w:sz="4"/>
               <w:right w:val="none" w:color="FFFFFF" w:sz="0"/>
             </w:tcBorders>
             <w:tcMar>
@@ -6288,1288 +8604,6 @@
                 <w:szCs w:val="22"/>
               </w:rPr>
               <w:t xml:space="preserve">0,768</w:t>
-            </w:r>
-          </w:p>
-        </w:tc>
-      </w:tr>
-      <w:tr>
-        <w:trPr>
-          <w:cantSplit/>
-        </w:trPr>
-        <w:tc>
-          <w:tcPr>
-            <w:tcW w:type="dxa" w:w="9071"/>
-            <w:gridSpan w:val="5"/>
-            <w:tcBorders>
-              <w:top w:val="none" w:color="FFFFFF" w:sz="0"/>
-              <w:left w:val="none" w:color="FFFFFF" w:sz="0"/>
-              <w:bottom w:val="none" w:color="FFFFFF" w:sz="0"/>
-              <w:right w:val="none" w:color="FFFFFF" w:sz="0"/>
-            </w:tcBorders>
-            <w:tcMar>
-              <w:top w:type="dxa" w:w="40"/>
-              <w:left w:type="dxa" w:w="80"/>
-              <w:bottom w:type="dxa" w:w="40"/>
-              <w:right w:type="dxa" w:w="80"/>
-            </w:tcMar>
-            <w:vAlign w:val="center"/>
-          </w:tcPr>
-          <w:p>
-            <w:pPr>
-              <w:spacing w:after="0" w:before="0" w:line="252"/>
-              <w:jc w:val="left"/>
-            </w:pPr>
-            <w:r>
-              <w:rPr>
-                <w:rFonts w:ascii="Times New Roman" w:cs="Times New Roman" w:eastAsia="Times New Roman" w:hAnsi="Times New Roman"/>
-                <w:i/>
-                <w:iCs/>
-                <w:sz w:val="22"/>
-                <w:szCs w:val="22"/>
-              </w:rPr>
-              <w:t xml:space="preserve">E2. Đối chiếu hai nhóm tình huống</w:t>
-            </w:r>
-          </w:p>
-        </w:tc>
-      </w:tr>
-      <w:tr>
-        <w:trPr>
-          <w:cantSplit/>
-        </w:trPr>
-        <w:tc>
-          <w:tcPr>
-            <w:tcW w:type="dxa" w:w="3871"/>
-            <w:tcBorders>
-              <w:top w:val="none" w:color="FFFFFF" w:sz="0"/>
-              <w:left w:val="none" w:color="FFFFFF" w:sz="0"/>
-              <w:bottom w:val="none" w:color="FFFFFF" w:sz="0"/>
-              <w:right w:val="none" w:color="FFFFFF" w:sz="0"/>
-            </w:tcBorders>
-            <w:tcMar>
-              <w:top w:type="dxa" w:w="40"/>
-              <w:left w:type="dxa" w:w="80"/>
-              <w:bottom w:type="dxa" w:w="40"/>
-              <w:right w:type="dxa" w:w="80"/>
-            </w:tcMar>
-            <w:vAlign w:val="center"/>
-          </w:tcPr>
-          <w:p>
-            <w:pPr>
-              <w:spacing w:after="0" w:before="0" w:line="252"/>
-              <w:ind w:left="200"/>
-              <w:jc w:val="left"/>
-            </w:pPr>
-            <w:r>
-              <w:rPr>
-                <w:rFonts w:ascii="Times New Roman" w:cs="Times New Roman" w:eastAsia="Times New Roman" w:hAnsi="Times New Roman"/>
-                <w:sz w:val="22"/>
-                <w:szCs w:val="22"/>
-              </w:rPr>
-              <w:t xml:space="preserve">Nhóm sự kiện (1, 2, 3, 7)</w:t>
-            </w:r>
-          </w:p>
-        </w:tc>
-        <w:tc>
-          <w:tcPr>
-            <w:tcW w:type="dxa" w:w="700"/>
-            <w:tcBorders>
-              <w:top w:val="none" w:color="FFFFFF" w:sz="0"/>
-              <w:left w:val="none" w:color="FFFFFF" w:sz="0"/>
-              <w:bottom w:val="none" w:color="FFFFFF" w:sz="0"/>
-              <w:right w:val="none" w:color="FFFFFF" w:sz="0"/>
-            </w:tcBorders>
-            <w:tcMar>
-              <w:top w:type="dxa" w:w="40"/>
-              <w:left w:type="dxa" w:w="80"/>
-              <w:bottom w:type="dxa" w:w="40"/>
-              <w:right w:type="dxa" w:w="80"/>
-            </w:tcMar>
-            <w:vAlign w:val="center"/>
-          </w:tcPr>
-          <w:p>
-            <w:pPr>
-              <w:spacing w:after="0" w:before="0" w:line="252"/>
-              <w:jc w:val="center"/>
-            </w:pPr>
-            <w:r>
-              <w:rPr>
-                <w:rFonts w:ascii="Times New Roman" w:cs="Times New Roman" w:eastAsia="Times New Roman" w:hAnsi="Times New Roman"/>
-                <w:sz w:val="22"/>
-                <w:szCs w:val="22"/>
-              </w:rPr>
-              <w:t xml:space="preserve">255</w:t>
-            </w:r>
-          </w:p>
-        </w:tc>
-        <w:tc>
-          <w:tcPr>
-            <w:tcW w:type="dxa" w:w="2000"/>
-            <w:tcBorders>
-              <w:top w:val="none" w:color="FFFFFF" w:sz="0"/>
-              <w:left w:val="none" w:color="FFFFFF" w:sz="0"/>
-              <w:bottom w:val="none" w:color="FFFFFF" w:sz="0"/>
-              <w:right w:val="none" w:color="FFFFFF" w:sz="0"/>
-            </w:tcBorders>
-            <w:tcMar>
-              <w:top w:type="dxa" w:w="40"/>
-              <w:left w:type="dxa" w:w="80"/>
-              <w:bottom w:type="dxa" w:w="40"/>
-              <w:right w:type="dxa" w:w="80"/>
-            </w:tcMar>
-            <w:vAlign w:val="center"/>
-          </w:tcPr>
-          <w:p>
-            <w:pPr>
-              <w:spacing w:after="0" w:before="0" w:line="252"/>
-              <w:jc w:val="center"/>
-            </w:pPr>
-            <w:r>
-              <w:rPr>
-                <w:rFonts w:ascii="Times New Roman" w:cs="Times New Roman" w:eastAsia="Times New Roman" w:hAnsi="Times New Roman"/>
-                <w:sz w:val="22"/>
-                <w:szCs w:val="22"/>
-              </w:rPr>
-              <w:t xml:space="preserve">1,21 [0,45; 1,98]</w:t>
-            </w:r>
-          </w:p>
-        </w:tc>
-        <w:tc>
-          <w:tcPr>
-            <w:tcW w:type="dxa" w:w="1200"/>
-            <w:tcBorders>
-              <w:top w:val="none" w:color="FFFFFF" w:sz="0"/>
-              <w:left w:val="none" w:color="FFFFFF" w:sz="0"/>
-              <w:bottom w:val="none" w:color="FFFFFF" w:sz="0"/>
-              <w:right w:val="none" w:color="FFFFFF" w:sz="0"/>
-            </w:tcBorders>
-            <w:tcMar>
-              <w:top w:type="dxa" w:w="40"/>
-              <w:left w:type="dxa" w:w="80"/>
-              <w:bottom w:type="dxa" w:w="40"/>
-              <w:right w:type="dxa" w:w="80"/>
-            </w:tcMar>
-            <w:vAlign w:val="center"/>
-          </w:tcPr>
-          <w:p>
-            <w:pPr>
-              <w:spacing w:after="0" w:before="0" w:line="252"/>
-              <w:jc w:val="center"/>
-            </w:pPr>
-            <w:r>
-              <w:rPr>
-                <w:rFonts w:ascii="Times New Roman" w:cs="Times New Roman" w:eastAsia="Times New Roman" w:hAnsi="Times New Roman"/>
-                <w:sz w:val="22"/>
-                <w:szCs w:val="22"/>
-              </w:rPr>
-              <w:t xml:space="preserve">0,002</w:t>
-            </w:r>
-          </w:p>
-        </w:tc>
-        <w:tc>
-          <w:tcPr>
-            <w:tcW w:type="dxa" w:w="1300"/>
-            <w:tcBorders>
-              <w:top w:val="none" w:color="FFFFFF" w:sz="0"/>
-              <w:left w:val="none" w:color="FFFFFF" w:sz="0"/>
-              <w:bottom w:val="none" w:color="FFFFFF" w:sz="0"/>
-              <w:right w:val="none" w:color="FFFFFF" w:sz="0"/>
-            </w:tcBorders>
-            <w:tcMar>
-              <w:top w:type="dxa" w:w="40"/>
-              <w:left w:type="dxa" w:w="80"/>
-              <w:bottom w:type="dxa" w:w="40"/>
-              <w:right w:type="dxa" w:w="80"/>
-            </w:tcMar>
-            <w:vAlign w:val="center"/>
-          </w:tcPr>
-          <w:p>
-            <w:pPr>
-              <w:spacing w:after="0" w:before="0" w:line="252"/>
-              <w:jc w:val="center"/>
-            </w:pPr>
-            <w:r>
-              <w:rPr>
-                <w:rFonts w:ascii="Times New Roman" w:cs="Times New Roman" w:eastAsia="Times New Roman" w:hAnsi="Times New Roman"/>
-                <w:sz w:val="22"/>
-                <w:szCs w:val="22"/>
-              </w:rPr>
-              <w:t xml:space="preserve"/>
-            </w:r>
-          </w:p>
-        </w:tc>
-      </w:tr>
-      <w:tr>
-        <w:trPr>
-          <w:cantSplit/>
-        </w:trPr>
-        <w:tc>
-          <w:tcPr>
-            <w:tcW w:type="dxa" w:w="3871"/>
-            <w:tcBorders>
-              <w:top w:val="none" w:color="FFFFFF" w:sz="0"/>
-              <w:left w:val="none" w:color="FFFFFF" w:sz="0"/>
-              <w:bottom w:val="none" w:color="FFFFFF" w:sz="0"/>
-              <w:right w:val="none" w:color="FFFFFF" w:sz="0"/>
-            </w:tcBorders>
-            <w:tcMar>
-              <w:top w:type="dxa" w:w="40"/>
-              <w:left w:type="dxa" w:w="80"/>
-              <w:bottom w:type="dxa" w:w="40"/>
-              <w:right w:type="dxa" w:w="80"/>
-            </w:tcMar>
-            <w:vAlign w:val="center"/>
-          </w:tcPr>
-          <w:p>
-            <w:pPr>
-              <w:spacing w:after="0" w:before="0" w:line="252"/>
-              <w:ind w:left="200"/>
-              <w:jc w:val="left"/>
-            </w:pPr>
-            <w:r>
-              <w:rPr>
-                <w:rFonts w:ascii="Times New Roman" w:cs="Times New Roman" w:eastAsia="Times New Roman" w:hAnsi="Times New Roman"/>
-                <w:sz w:val="22"/>
-                <w:szCs w:val="22"/>
-              </w:rPr>
-              <w:t xml:space="preserve">Nhóm cần quy kết nguyên nhân (5, 6)</w:t>
-            </w:r>
-          </w:p>
-        </w:tc>
-        <w:tc>
-          <w:tcPr>
-            <w:tcW w:type="dxa" w:w="700"/>
-            <w:tcBorders>
-              <w:top w:val="none" w:color="FFFFFF" w:sz="0"/>
-              <w:left w:val="none" w:color="FFFFFF" w:sz="0"/>
-              <w:bottom w:val="none" w:color="FFFFFF" w:sz="0"/>
-              <w:right w:val="none" w:color="FFFFFF" w:sz="0"/>
-            </w:tcBorders>
-            <w:tcMar>
-              <w:top w:type="dxa" w:w="40"/>
-              <w:left w:type="dxa" w:w="80"/>
-              <w:bottom w:type="dxa" w:w="40"/>
-              <w:right w:type="dxa" w:w="80"/>
-            </w:tcMar>
-            <w:vAlign w:val="center"/>
-          </w:tcPr>
-          <w:p>
-            <w:pPr>
-              <w:spacing w:after="0" w:before="0" w:line="252"/>
-              <w:jc w:val="center"/>
-            </w:pPr>
-            <w:r>
-              <w:rPr>
-                <w:rFonts w:ascii="Times New Roman" w:cs="Times New Roman" w:eastAsia="Times New Roman" w:hAnsi="Times New Roman"/>
-                <w:sz w:val="22"/>
-                <w:szCs w:val="22"/>
-              </w:rPr>
-              <w:t xml:space="preserve">255</w:t>
-            </w:r>
-          </w:p>
-        </w:tc>
-        <w:tc>
-          <w:tcPr>
-            <w:tcW w:type="dxa" w:w="2000"/>
-            <w:tcBorders>
-              <w:top w:val="none" w:color="FFFFFF" w:sz="0"/>
-              <w:left w:val="none" w:color="FFFFFF" w:sz="0"/>
-              <w:bottom w:val="none" w:color="FFFFFF" w:sz="0"/>
-              <w:right w:val="none" w:color="FFFFFF" w:sz="0"/>
-            </w:tcBorders>
-            <w:tcMar>
-              <w:top w:type="dxa" w:w="40"/>
-              <w:left w:type="dxa" w:w="80"/>
-              <w:bottom w:type="dxa" w:w="40"/>
-              <w:right w:type="dxa" w:w="80"/>
-            </w:tcMar>
-            <w:vAlign w:val="center"/>
-          </w:tcPr>
-          <w:p>
-            <w:pPr>
-              <w:spacing w:after="0" w:before="0" w:line="252"/>
-              <w:jc w:val="center"/>
-            </w:pPr>
-            <w:r>
-              <w:rPr>
-                <w:rFonts w:ascii="Times New Roman" w:cs="Times New Roman" w:eastAsia="Times New Roman" w:hAnsi="Times New Roman"/>
-                <w:sz w:val="22"/>
-                <w:szCs w:val="22"/>
-              </w:rPr>
-              <w:t xml:space="preserve">0,18 [−0,85; 1,20]</w:t>
-            </w:r>
-          </w:p>
-        </w:tc>
-        <w:tc>
-          <w:tcPr>
-            <w:tcW w:type="dxa" w:w="1200"/>
-            <w:tcBorders>
-              <w:top w:val="none" w:color="FFFFFF" w:sz="0"/>
-              <w:left w:val="none" w:color="FFFFFF" w:sz="0"/>
-              <w:bottom w:val="none" w:color="FFFFFF" w:sz="0"/>
-              <w:right w:val="none" w:color="FFFFFF" w:sz="0"/>
-            </w:tcBorders>
-            <w:tcMar>
-              <w:top w:type="dxa" w:w="40"/>
-              <w:left w:type="dxa" w:w="80"/>
-              <w:bottom w:type="dxa" w:w="40"/>
-              <w:right w:type="dxa" w:w="80"/>
-            </w:tcMar>
-            <w:vAlign w:val="center"/>
-          </w:tcPr>
-          <w:p>
-            <w:pPr>
-              <w:spacing w:after="0" w:before="0" w:line="252"/>
-              <w:jc w:val="center"/>
-            </w:pPr>
-            <w:r>
-              <w:rPr>
-                <w:rFonts w:ascii="Times New Roman" w:cs="Times New Roman" w:eastAsia="Times New Roman" w:hAnsi="Times New Roman"/>
-                <w:sz w:val="22"/>
-                <w:szCs w:val="22"/>
-              </w:rPr>
-              <w:t xml:space="preserve">0,733</w:t>
-            </w:r>
-          </w:p>
-        </w:tc>
-        <w:tc>
-          <w:tcPr>
-            <w:tcW w:type="dxa" w:w="1300"/>
-            <w:tcBorders>
-              <w:top w:val="none" w:color="FFFFFF" w:sz="0"/>
-              <w:left w:val="none" w:color="FFFFFF" w:sz="0"/>
-              <w:bottom w:val="none" w:color="FFFFFF" w:sz="0"/>
-              <w:right w:val="none" w:color="FFFFFF" w:sz="0"/>
-            </w:tcBorders>
-            <w:tcMar>
-              <w:top w:type="dxa" w:w="40"/>
-              <w:left w:type="dxa" w:w="80"/>
-              <w:bottom w:type="dxa" w:w="40"/>
-              <w:right w:type="dxa" w:w="80"/>
-            </w:tcMar>
-            <w:vAlign w:val="center"/>
-          </w:tcPr>
-          <w:p>
-            <w:pPr>
-              <w:spacing w:after="0" w:before="0" w:line="252"/>
-              <w:jc w:val="center"/>
-            </w:pPr>
-            <w:r>
-              <w:rPr>
-                <w:rFonts w:ascii="Times New Roman" w:cs="Times New Roman" w:eastAsia="Times New Roman" w:hAnsi="Times New Roman"/>
-                <w:sz w:val="22"/>
-                <w:szCs w:val="22"/>
-              </w:rPr>
-              <w:t xml:space="preserve"/>
-            </w:r>
-          </w:p>
-        </w:tc>
-      </w:tr>
-      <w:tr>
-        <w:trPr>
-          <w:cantSplit/>
-        </w:trPr>
-        <w:tc>
-          <w:tcPr>
-            <w:tcW w:type="dxa" w:w="3871"/>
-            <w:tcBorders>
-              <w:top w:val="none" w:color="FFFFFF" w:sz="0"/>
-              <w:left w:val="none" w:color="FFFFFF" w:sz="0"/>
-              <w:bottom w:val="none" w:color="FFFFFF" w:sz="0"/>
-              <w:right w:val="none" w:color="FFFFFF" w:sz="0"/>
-            </w:tcBorders>
-            <w:tcMar>
-              <w:top w:type="dxa" w:w="40"/>
-              <w:left w:type="dxa" w:w="80"/>
-              <w:bottom w:type="dxa" w:w="40"/>
-              <w:right w:type="dxa" w:w="80"/>
-            </w:tcMar>
-            <w:vAlign w:val="center"/>
-          </w:tcPr>
-          <w:p>
-            <w:pPr>
-              <w:spacing w:after="0" w:before="0" w:line="252"/>
-              <w:ind w:left="200"/>
-              <w:jc w:val="left"/>
-            </w:pPr>
-            <w:r>
-              <w:rPr>
-                <w:rFonts w:ascii="Times New Roman" w:cs="Times New Roman" w:eastAsia="Times New Roman" w:hAnsi="Times New Roman"/>
-                <w:sz w:val="22"/>
-                <w:szCs w:val="22"/>
-              </w:rPr>
-              <w:t xml:space="preserve">Hiệu (quy kết trừ sự kiện)</w:t>
-            </w:r>
-          </w:p>
-        </w:tc>
-        <w:tc>
-          <w:tcPr>
-            <w:tcW w:type="dxa" w:w="700"/>
-            <w:tcBorders>
-              <w:top w:val="none" w:color="FFFFFF" w:sz="0"/>
-              <w:left w:val="none" w:color="FFFFFF" w:sz="0"/>
-              <w:bottom w:val="none" w:color="FFFFFF" w:sz="0"/>
-              <w:right w:val="none" w:color="FFFFFF" w:sz="0"/>
-            </w:tcBorders>
-            <w:tcMar>
-              <w:top w:type="dxa" w:w="40"/>
-              <w:left w:type="dxa" w:w="80"/>
-              <w:bottom w:type="dxa" w:w="40"/>
-              <w:right w:type="dxa" w:w="80"/>
-            </w:tcMar>
-            <w:vAlign w:val="center"/>
-          </w:tcPr>
-          <w:p>
-            <w:pPr>
-              <w:spacing w:after="0" w:before="0" w:line="252"/>
-              <w:jc w:val="center"/>
-            </w:pPr>
-            <w:r>
-              <w:rPr>
-                <w:rFonts w:ascii="Times New Roman" w:cs="Times New Roman" w:eastAsia="Times New Roman" w:hAnsi="Times New Roman"/>
-                <w:sz w:val="22"/>
-                <w:szCs w:val="22"/>
-              </w:rPr>
-              <w:t xml:space="preserve">255</w:t>
-            </w:r>
-          </w:p>
-        </w:tc>
-        <w:tc>
-          <w:tcPr>
-            <w:tcW w:type="dxa" w:w="2000"/>
-            <w:tcBorders>
-              <w:top w:val="none" w:color="FFFFFF" w:sz="0"/>
-              <w:left w:val="none" w:color="FFFFFF" w:sz="0"/>
-              <w:bottom w:val="none" w:color="FFFFFF" w:sz="0"/>
-              <w:right w:val="none" w:color="FFFFFF" w:sz="0"/>
-            </w:tcBorders>
-            <w:tcMar>
-              <w:top w:type="dxa" w:w="40"/>
-              <w:left w:type="dxa" w:w="80"/>
-              <w:bottom w:type="dxa" w:w="40"/>
-              <w:right w:type="dxa" w:w="80"/>
-            </w:tcMar>
-            <w:vAlign w:val="center"/>
-          </w:tcPr>
-          <w:p>
-            <w:pPr>
-              <w:spacing w:after="0" w:before="0" w:line="252"/>
-              <w:jc w:val="center"/>
-            </w:pPr>
-            <w:r>
-              <w:rPr>
-                <w:rFonts w:ascii="Times New Roman" w:cs="Times New Roman" w:eastAsia="Times New Roman" w:hAnsi="Times New Roman"/>
-                <w:sz w:val="22"/>
-                <w:szCs w:val="22"/>
-              </w:rPr>
-              <w:t xml:space="preserve">−1,03 [−2,55; 0,49]</w:t>
-            </w:r>
-          </w:p>
-        </w:tc>
-        <w:tc>
-          <w:tcPr>
-            <w:tcW w:type="dxa" w:w="1200"/>
-            <w:tcBorders>
-              <w:top w:val="none" w:color="FFFFFF" w:sz="0"/>
-              <w:left w:val="none" w:color="FFFFFF" w:sz="0"/>
-              <w:bottom w:val="none" w:color="FFFFFF" w:sz="0"/>
-              <w:right w:val="none" w:color="FFFFFF" w:sz="0"/>
-            </w:tcBorders>
-            <w:tcMar>
-              <w:top w:type="dxa" w:w="40"/>
-              <w:left w:type="dxa" w:w="80"/>
-              <w:bottom w:type="dxa" w:w="40"/>
-              <w:right w:type="dxa" w:w="80"/>
-            </w:tcMar>
-            <w:vAlign w:val="center"/>
-          </w:tcPr>
-          <w:p>
-            <w:pPr>
-              <w:spacing w:after="0" w:before="0" w:line="252"/>
-              <w:jc w:val="center"/>
-            </w:pPr>
-            <w:r>
-              <w:rPr>
-                <w:rFonts w:ascii="Times New Roman" w:cs="Times New Roman" w:eastAsia="Times New Roman" w:hAnsi="Times New Roman"/>
-                <w:sz w:val="22"/>
-                <w:szCs w:val="22"/>
-              </w:rPr>
-              <w:t xml:space="preserve">0,181</w:t>
-            </w:r>
-          </w:p>
-        </w:tc>
-        <w:tc>
-          <w:tcPr>
-            <w:tcW w:type="dxa" w:w="1300"/>
-            <w:tcBorders>
-              <w:top w:val="none" w:color="FFFFFF" w:sz="0"/>
-              <w:left w:val="none" w:color="FFFFFF" w:sz="0"/>
-              <w:bottom w:val="none" w:color="FFFFFF" w:sz="0"/>
-              <w:right w:val="none" w:color="FFFFFF" w:sz="0"/>
-            </w:tcBorders>
-            <w:tcMar>
-              <w:top w:type="dxa" w:w="40"/>
-              <w:left w:type="dxa" w:w="80"/>
-              <w:bottom w:type="dxa" w:w="40"/>
-              <w:right w:type="dxa" w:w="80"/>
-            </w:tcMar>
-            <w:vAlign w:val="center"/>
-          </w:tcPr>
-          <w:p>
-            <w:pPr>
-              <w:spacing w:after="0" w:before="0" w:line="252"/>
-              <w:jc w:val="center"/>
-            </w:pPr>
-            <w:r>
-              <w:rPr>
-                <w:rFonts w:ascii="Times New Roman" w:cs="Times New Roman" w:eastAsia="Times New Roman" w:hAnsi="Times New Roman"/>
-                <w:sz w:val="22"/>
-                <w:szCs w:val="22"/>
-              </w:rPr>
-              <w:t xml:space="preserve"/>
-            </w:r>
-          </w:p>
-        </w:tc>
-      </w:tr>
-      <w:tr>
-        <w:trPr>
-          <w:cantSplit/>
-        </w:trPr>
-        <w:tc>
-          <w:tcPr>
-            <w:tcW w:type="dxa" w:w="9071"/>
-            <w:gridSpan w:val="5"/>
-            <w:tcBorders>
-              <w:top w:val="none" w:color="FFFFFF" w:sz="0"/>
-              <w:left w:val="none" w:color="FFFFFF" w:sz="0"/>
-              <w:bottom w:val="none" w:color="FFFFFF" w:sz="0"/>
-              <w:right w:val="none" w:color="FFFFFF" w:sz="0"/>
-            </w:tcBorders>
-            <w:tcMar>
-              <w:top w:type="dxa" w:w="40"/>
-              <w:left w:type="dxa" w:w="80"/>
-              <w:bottom w:type="dxa" w:w="40"/>
-              <w:right w:type="dxa" w:w="80"/>
-            </w:tcMar>
-            <w:vAlign w:val="center"/>
-          </w:tcPr>
-          <w:p>
-            <w:pPr>
-              <w:spacing w:after="0" w:before="0" w:line="252"/>
-              <w:jc w:val="left"/>
-            </w:pPr>
-            <w:r>
-              <w:rPr>
-                <w:rFonts w:ascii="Times New Roman" w:cs="Times New Roman" w:eastAsia="Times New Roman" w:hAnsi="Times New Roman"/>
-                <w:i/>
-                <w:iCs/>
-                <w:sz w:val="22"/>
-                <w:szCs w:val="22"/>
-              </w:rPr>
-              <w:t xml:space="preserve">E4. Tương tác với S</w:t>
-            </w:r>
-          </w:p>
-        </w:tc>
-      </w:tr>
-      <w:tr>
-        <w:trPr>
-          <w:cantSplit/>
-        </w:trPr>
-        <w:tc>
-          <w:tcPr>
-            <w:tcW w:type="dxa" w:w="3871"/>
-            <w:tcBorders>
-              <w:top w:val="none" w:color="FFFFFF" w:sz="0"/>
-              <w:left w:val="none" w:color="FFFFFF" w:sz="0"/>
-              <w:bottom w:val="none" w:color="FFFFFF" w:sz="0"/>
-              <w:right w:val="none" w:color="FFFFFF" w:sz="0"/>
-            </w:tcBorders>
-            <w:tcMar>
-              <w:top w:type="dxa" w:w="40"/>
-              <w:left w:type="dxa" w:w="80"/>
-              <w:bottom w:type="dxa" w:w="40"/>
-              <w:right w:type="dxa" w:w="80"/>
-            </w:tcMar>
-            <w:vAlign w:val="center"/>
-          </w:tcPr>
-          <w:p>
-            <w:pPr>
-              <w:spacing w:after="0" w:before="0" w:line="252"/>
-              <w:ind w:left="200"/>
-              <w:jc w:val="left"/>
-            </w:pPr>
-            <w:r>
-              <w:rPr>
-                <w:rFonts w:ascii="Times New Roman" w:cs="Times New Roman" w:eastAsia="Times New Roman" w:hAnsi="Times New Roman"/>
-                <w:sz w:val="22"/>
-                <w:szCs w:val="22"/>
-              </w:rPr>
-              <w:t xml:space="preserve">Nữ khi sinh (so với nam)</w:t>
-            </w:r>
-          </w:p>
-        </w:tc>
-        <w:tc>
-          <w:tcPr>
-            <w:tcW w:type="dxa" w:w="700"/>
-            <w:tcBorders>
-              <w:top w:val="none" w:color="FFFFFF" w:sz="0"/>
-              <w:left w:val="none" w:color="FFFFFF" w:sz="0"/>
-              <w:bottom w:val="none" w:color="FFFFFF" w:sz="0"/>
-              <w:right w:val="none" w:color="FFFFFF" w:sz="0"/>
-            </w:tcBorders>
-            <w:tcMar>
-              <w:top w:type="dxa" w:w="40"/>
-              <w:left w:type="dxa" w:w="80"/>
-              <w:bottom w:type="dxa" w:w="40"/>
-              <w:right w:type="dxa" w:w="80"/>
-            </w:tcMar>
-            <w:vAlign w:val="center"/>
-          </w:tcPr>
-          <w:p>
-            <w:pPr>
-              <w:spacing w:after="0" w:before="0" w:line="252"/>
-              <w:jc w:val="center"/>
-            </w:pPr>
-            <w:r>
-              <w:rPr>
-                <w:rFonts w:ascii="Times New Roman" w:cs="Times New Roman" w:eastAsia="Times New Roman" w:hAnsi="Times New Roman"/>
-                <w:sz w:val="22"/>
-                <w:szCs w:val="22"/>
-              </w:rPr>
-              <w:t xml:space="preserve">256</w:t>
-            </w:r>
-          </w:p>
-        </w:tc>
-        <w:tc>
-          <w:tcPr>
-            <w:tcW w:type="dxa" w:w="2000"/>
-            <w:tcBorders>
-              <w:top w:val="none" w:color="FFFFFF" w:sz="0"/>
-              <w:left w:val="none" w:color="FFFFFF" w:sz="0"/>
-              <w:bottom w:val="none" w:color="FFFFFF" w:sz="0"/>
-              <w:right w:val="none" w:color="FFFFFF" w:sz="0"/>
-            </w:tcBorders>
-            <w:tcMar>
-              <w:top w:type="dxa" w:w="40"/>
-              <w:left w:type="dxa" w:w="80"/>
-              <w:bottom w:type="dxa" w:w="40"/>
-              <w:right w:type="dxa" w:w="80"/>
-            </w:tcMar>
-            <w:vAlign w:val="center"/>
-          </w:tcPr>
-          <w:p>
-            <w:pPr>
-              <w:spacing w:after="0" w:before="0" w:line="252"/>
-              <w:jc w:val="center"/>
-            </w:pPr>
-            <w:r>
-              <w:rPr>
-                <w:rFonts w:ascii="Times New Roman" w:cs="Times New Roman" w:eastAsia="Times New Roman" w:hAnsi="Times New Roman"/>
-                <w:sz w:val="22"/>
-                <w:szCs w:val="22"/>
-              </w:rPr>
-              <w:t xml:space="preserve">1,10 [−0,85; 3,05]</w:t>
-            </w:r>
-          </w:p>
-        </w:tc>
-        <w:tc>
-          <w:tcPr>
-            <w:tcW w:type="dxa" w:w="1200"/>
-            <w:tcBorders>
-              <w:top w:val="none" w:color="FFFFFF" w:sz="0"/>
-              <w:left w:val="none" w:color="FFFFFF" w:sz="0"/>
-              <w:bottom w:val="none" w:color="FFFFFF" w:sz="0"/>
-              <w:right w:val="none" w:color="FFFFFF" w:sz="0"/>
-            </w:tcBorders>
-            <w:tcMar>
-              <w:top w:type="dxa" w:w="40"/>
-              <w:left w:type="dxa" w:w="80"/>
-              <w:bottom w:type="dxa" w:w="40"/>
-              <w:right w:type="dxa" w:w="80"/>
-            </w:tcMar>
-            <w:vAlign w:val="center"/>
-          </w:tcPr>
-          <w:p>
-            <w:pPr>
-              <w:spacing w:after="0" w:before="0" w:line="252"/>
-              <w:jc w:val="center"/>
-            </w:pPr>
-            <w:r>
-              <w:rPr>
-                <w:rFonts w:ascii="Times New Roman" w:cs="Times New Roman" w:eastAsia="Times New Roman" w:hAnsi="Times New Roman"/>
-                <w:sz w:val="22"/>
-                <w:szCs w:val="22"/>
-              </w:rPr>
-              <w:t xml:space="preserve">0,268</w:t>
-            </w:r>
-          </w:p>
-        </w:tc>
-        <w:tc>
-          <w:tcPr>
-            <w:tcW w:type="dxa" w:w="1300"/>
-            <w:tcBorders>
-              <w:top w:val="none" w:color="FFFFFF" w:sz="0"/>
-              <w:left w:val="none" w:color="FFFFFF" w:sz="0"/>
-              <w:bottom w:val="none" w:color="FFFFFF" w:sz="0"/>
-              <w:right w:val="none" w:color="FFFFFF" w:sz="0"/>
-            </w:tcBorders>
-            <w:tcMar>
-              <w:top w:type="dxa" w:w="40"/>
-              <w:left w:type="dxa" w:w="80"/>
-              <w:bottom w:type="dxa" w:w="40"/>
-              <w:right w:type="dxa" w:w="80"/>
-            </w:tcMar>
-            <w:vAlign w:val="center"/>
-          </w:tcPr>
-          <w:p>
-            <w:pPr>
-              <w:spacing w:after="0" w:before="0" w:line="252"/>
-              <w:jc w:val="center"/>
-            </w:pPr>
-            <w:r>
-              <w:rPr>
-                <w:rFonts w:ascii="Times New Roman" w:cs="Times New Roman" w:eastAsia="Times New Roman" w:hAnsi="Times New Roman"/>
-                <w:sz w:val="22"/>
-                <w:szCs w:val="22"/>
-              </w:rPr>
-              <w:t xml:space="preserve">0,402</w:t>
-            </w:r>
-          </w:p>
-        </w:tc>
-      </w:tr>
-      <w:tr>
-        <w:trPr>
-          <w:cantSplit/>
-        </w:trPr>
-        <w:tc>
-          <w:tcPr>
-            <w:tcW w:type="dxa" w:w="3871"/>
-            <w:tcBorders>
-              <w:top w:val="none" w:color="FFFFFF" w:sz="0"/>
-              <w:left w:val="none" w:color="FFFFFF" w:sz="0"/>
-              <w:bottom w:val="none" w:color="FFFFFF" w:sz="0"/>
-              <w:right w:val="none" w:color="FFFFFF" w:sz="0"/>
-            </w:tcBorders>
-            <w:tcMar>
-              <w:top w:type="dxa" w:w="40"/>
-              <w:left w:type="dxa" w:w="80"/>
-              <w:bottom w:type="dxa" w:w="40"/>
-              <w:right w:type="dxa" w:w="80"/>
-            </w:tcMar>
-            <w:vAlign w:val="center"/>
-          </w:tcPr>
-          <w:p>
-            <w:pPr>
-              <w:spacing w:after="0" w:before="0" w:line="252"/>
-              <w:ind w:left="200"/>
-              <w:jc w:val="left"/>
-            </w:pPr>
-            <w:r>
-              <w:rPr>
-                <w:rFonts w:ascii="Times New Roman" w:cs="Times New Roman" w:eastAsia="Times New Roman" w:hAnsi="Times New Roman"/>
-                <w:sz w:val="22"/>
-                <w:szCs w:val="22"/>
-              </w:rPr>
-              <w:t xml:space="preserve">Đồng tính nữ (so với song tính, toàn tính)</w:t>
-            </w:r>
-          </w:p>
-        </w:tc>
-        <w:tc>
-          <w:tcPr>
-            <w:tcW w:type="dxa" w:w="700"/>
-            <w:tcBorders>
-              <w:top w:val="none" w:color="FFFFFF" w:sz="0"/>
-              <w:left w:val="none" w:color="FFFFFF" w:sz="0"/>
-              <w:bottom w:val="none" w:color="FFFFFF" w:sz="0"/>
-              <w:right w:val="none" w:color="FFFFFF" w:sz="0"/>
-            </w:tcBorders>
-            <w:tcMar>
-              <w:top w:type="dxa" w:w="40"/>
-              <w:left w:type="dxa" w:w="80"/>
-              <w:bottom w:type="dxa" w:w="40"/>
-              <w:right w:type="dxa" w:w="80"/>
-            </w:tcMar>
-            <w:vAlign w:val="center"/>
-          </w:tcPr>
-          <w:p>
-            <w:pPr>
-              <w:spacing w:after="0" w:before="0" w:line="252"/>
-              <w:jc w:val="center"/>
-            </w:pPr>
-            <w:r>
-              <w:rPr>
-                <w:rFonts w:ascii="Times New Roman" w:cs="Times New Roman" w:eastAsia="Times New Roman" w:hAnsi="Times New Roman"/>
-                <w:sz w:val="22"/>
-                <w:szCs w:val="22"/>
-              </w:rPr>
-              <w:t xml:space="preserve">231</w:t>
-            </w:r>
-          </w:p>
-        </w:tc>
-        <w:tc>
-          <w:tcPr>
-            <w:tcW w:type="dxa" w:w="2000"/>
-            <w:tcBorders>
-              <w:top w:val="none" w:color="FFFFFF" w:sz="0"/>
-              <w:left w:val="none" w:color="FFFFFF" w:sz="0"/>
-              <w:bottom w:val="none" w:color="FFFFFF" w:sz="0"/>
-              <w:right w:val="none" w:color="FFFFFF" w:sz="0"/>
-            </w:tcBorders>
-            <w:tcMar>
-              <w:top w:type="dxa" w:w="40"/>
-              <w:left w:type="dxa" w:w="80"/>
-              <w:bottom w:type="dxa" w:w="40"/>
-              <w:right w:type="dxa" w:w="80"/>
-            </w:tcMar>
-            <w:vAlign w:val="center"/>
-          </w:tcPr>
-          <w:p>
-            <w:pPr>
-              <w:spacing w:after="0" w:before="0" w:line="252"/>
-              <w:jc w:val="center"/>
-            </w:pPr>
-            <w:r>
-              <w:rPr>
-                <w:rFonts w:ascii="Times New Roman" w:cs="Times New Roman" w:eastAsia="Times New Roman" w:hAnsi="Times New Roman"/>
-                <w:sz w:val="22"/>
-                <w:szCs w:val="22"/>
-              </w:rPr>
-              <w:t xml:space="preserve">−0,91 [−3,26; 1,44]</w:t>
-            </w:r>
-          </w:p>
-        </w:tc>
-        <w:tc>
-          <w:tcPr>
-            <w:tcW w:type="dxa" w:w="1200"/>
-            <w:tcBorders>
-              <w:top w:val="none" w:color="FFFFFF" w:sz="0"/>
-              <w:left w:val="none" w:color="FFFFFF" w:sz="0"/>
-              <w:bottom w:val="none" w:color="FFFFFF" w:sz="0"/>
-              <w:right w:val="none" w:color="FFFFFF" w:sz="0"/>
-            </w:tcBorders>
-            <w:tcMar>
-              <w:top w:type="dxa" w:w="40"/>
-              <w:left w:type="dxa" w:w="80"/>
-              <w:bottom w:type="dxa" w:w="40"/>
-              <w:right w:type="dxa" w:w="80"/>
-            </w:tcMar>
-            <w:vAlign w:val="center"/>
-          </w:tcPr>
-          <w:p>
-            <w:pPr>
-              <w:spacing w:after="0" w:before="0" w:line="252"/>
-              <w:jc w:val="center"/>
-            </w:pPr>
-            <w:r>
-              <w:rPr>
-                <w:rFonts w:ascii="Times New Roman" w:cs="Times New Roman" w:eastAsia="Times New Roman" w:hAnsi="Times New Roman"/>
-                <w:sz w:val="22"/>
-                <w:szCs w:val="22"/>
-              </w:rPr>
-              <w:t xml:space="preserve">0,447</w:t>
-            </w:r>
-          </w:p>
-        </w:tc>
-        <w:tc>
-          <w:tcPr>
-            <w:tcW w:type="dxa" w:w="1300"/>
-            <w:tcBorders>
-              <w:top w:val="none" w:color="FFFFFF" w:sz="0"/>
-              <w:left w:val="none" w:color="FFFFFF" w:sz="0"/>
-              <w:bottom w:val="none" w:color="FFFFFF" w:sz="0"/>
-              <w:right w:val="none" w:color="FFFFFF" w:sz="0"/>
-            </w:tcBorders>
-            <w:tcMar>
-              <w:top w:type="dxa" w:w="40"/>
-              <w:left w:type="dxa" w:w="80"/>
-              <w:bottom w:type="dxa" w:w="40"/>
-              <w:right w:type="dxa" w:w="80"/>
-            </w:tcMar>
-            <w:vAlign w:val="center"/>
-          </w:tcPr>
-          <w:p>
-            <w:pPr>
-              <w:spacing w:after="0" w:before="0" w:line="252"/>
-              <w:jc w:val="center"/>
-            </w:pPr>
-            <w:r>
-              <w:rPr>
-                <w:rFonts w:ascii="Times New Roman" w:cs="Times New Roman" w:eastAsia="Times New Roman" w:hAnsi="Times New Roman"/>
-                <w:sz w:val="22"/>
-                <w:szCs w:val="22"/>
-              </w:rPr>
-              <w:t xml:space="preserve">0,447</w:t>
-            </w:r>
-          </w:p>
-        </w:tc>
-      </w:tr>
-      <w:tr>
-        <w:trPr>
-          <w:cantSplit/>
-        </w:trPr>
-        <w:tc>
-          <w:tcPr>
-            <w:tcW w:type="dxa" w:w="3871"/>
-            <w:tcBorders>
-              <w:top w:val="none" w:color="FFFFFF" w:sz="0"/>
-              <w:left w:val="none" w:color="FFFFFF" w:sz="0"/>
-              <w:bottom w:val="none" w:color="FFFFFF" w:sz="0"/>
-              <w:right w:val="none" w:color="FFFFFF" w:sz="0"/>
-            </w:tcBorders>
-            <w:tcMar>
-              <w:top w:type="dxa" w:w="40"/>
-              <w:left w:type="dxa" w:w="80"/>
-              <w:bottom w:type="dxa" w:w="40"/>
-              <w:right w:type="dxa" w:w="80"/>
-            </w:tcMar>
-            <w:vAlign w:val="center"/>
-          </w:tcPr>
-          <w:p>
-            <w:pPr>
-              <w:spacing w:after="0" w:before="0" w:line="252"/>
-              <w:ind w:left="200"/>
-              <w:jc w:val="left"/>
-            </w:pPr>
-            <w:r>
-              <w:rPr>
-                <w:rFonts w:ascii="Times New Roman" w:cs="Times New Roman" w:eastAsia="Times New Roman" w:hAnsi="Times New Roman"/>
-                <w:sz w:val="22"/>
-                <w:szCs w:val="22"/>
-              </w:rPr>
-              <w:t xml:space="preserve">Đồng tính nam (so với song tính, toàn tính)</w:t>
-            </w:r>
-          </w:p>
-        </w:tc>
-        <w:tc>
-          <w:tcPr>
-            <w:tcW w:type="dxa" w:w="700"/>
-            <w:tcBorders>
-              <w:top w:val="none" w:color="FFFFFF" w:sz="0"/>
-              <w:left w:val="none" w:color="FFFFFF" w:sz="0"/>
-              <w:bottom w:val="none" w:color="FFFFFF" w:sz="0"/>
-              <w:right w:val="none" w:color="FFFFFF" w:sz="0"/>
-            </w:tcBorders>
-            <w:tcMar>
-              <w:top w:type="dxa" w:w="40"/>
-              <w:left w:type="dxa" w:w="80"/>
-              <w:bottom w:type="dxa" w:w="40"/>
-              <w:right w:type="dxa" w:w="80"/>
-            </w:tcMar>
-            <w:vAlign w:val="center"/>
-          </w:tcPr>
-          <w:p>
-            <w:pPr>
-              <w:spacing w:after="0" w:before="0" w:line="252"/>
-              <w:jc w:val="center"/>
-            </w:pPr>
-            <w:r>
-              <w:rPr>
-                <w:rFonts w:ascii="Times New Roman" w:cs="Times New Roman" w:eastAsia="Times New Roman" w:hAnsi="Times New Roman"/>
-                <w:sz w:val="22"/>
-                <w:szCs w:val="22"/>
-              </w:rPr>
-              <w:t xml:space="preserve">231</w:t>
-            </w:r>
-          </w:p>
-        </w:tc>
-        <w:tc>
-          <w:tcPr>
-            <w:tcW w:type="dxa" w:w="2000"/>
-            <w:tcBorders>
-              <w:top w:val="none" w:color="FFFFFF" w:sz="0"/>
-              <w:left w:val="none" w:color="FFFFFF" w:sz="0"/>
-              <w:bottom w:val="none" w:color="FFFFFF" w:sz="0"/>
-              <w:right w:val="none" w:color="FFFFFF" w:sz="0"/>
-            </w:tcBorders>
-            <w:tcMar>
-              <w:top w:type="dxa" w:w="40"/>
-              <w:left w:type="dxa" w:w="80"/>
-              <w:bottom w:type="dxa" w:w="40"/>
-              <w:right w:type="dxa" w:w="80"/>
-            </w:tcMar>
-            <w:vAlign w:val="center"/>
-          </w:tcPr>
-          <w:p>
-            <w:pPr>
-              <w:spacing w:after="0" w:before="0" w:line="252"/>
-              <w:jc w:val="center"/>
-            </w:pPr>
-            <w:r>
-              <w:rPr>
-                <w:rFonts w:ascii="Times New Roman" w:cs="Times New Roman" w:eastAsia="Times New Roman" w:hAnsi="Times New Roman"/>
-                <w:sz w:val="22"/>
-                <w:szCs w:val="22"/>
-              </w:rPr>
-              <w:t xml:space="preserve">−1,36 [−3,59; 0,88]</w:t>
-            </w:r>
-          </w:p>
-        </w:tc>
-        <w:tc>
-          <w:tcPr>
-            <w:tcW w:type="dxa" w:w="1200"/>
-            <w:tcBorders>
-              <w:top w:val="none" w:color="FFFFFF" w:sz="0"/>
-              <w:left w:val="none" w:color="FFFFFF" w:sz="0"/>
-              <w:bottom w:val="none" w:color="FFFFFF" w:sz="0"/>
-              <w:right w:val="none" w:color="FFFFFF" w:sz="0"/>
-            </w:tcBorders>
-            <w:tcMar>
-              <w:top w:type="dxa" w:w="40"/>
-              <w:left w:type="dxa" w:w="80"/>
-              <w:bottom w:type="dxa" w:w="40"/>
-              <w:right w:type="dxa" w:w="80"/>
-            </w:tcMar>
-            <w:vAlign w:val="center"/>
-          </w:tcPr>
-          <w:p>
-            <w:pPr>
-              <w:spacing w:after="0" w:before="0" w:line="252"/>
-              <w:jc w:val="center"/>
-            </w:pPr>
-            <w:r>
-              <w:rPr>
-                <w:rFonts w:ascii="Times New Roman" w:cs="Times New Roman" w:eastAsia="Times New Roman" w:hAnsi="Times New Roman"/>
-                <w:sz w:val="22"/>
-                <w:szCs w:val="22"/>
-              </w:rPr>
-              <w:t xml:space="preserve">0,232</w:t>
-            </w:r>
-          </w:p>
-        </w:tc>
-        <w:tc>
-          <w:tcPr>
-            <w:tcW w:type="dxa" w:w="1300"/>
-            <w:tcBorders>
-              <w:top w:val="none" w:color="FFFFFF" w:sz="0"/>
-              <w:left w:val="none" w:color="FFFFFF" w:sz="0"/>
-              <w:bottom w:val="none" w:color="FFFFFF" w:sz="0"/>
-              <w:right w:val="none" w:color="FFFFFF" w:sz="0"/>
-            </w:tcBorders>
-            <w:tcMar>
-              <w:top w:type="dxa" w:w="40"/>
-              <w:left w:type="dxa" w:w="80"/>
-              <w:bottom w:type="dxa" w:w="40"/>
-              <w:right w:type="dxa" w:w="80"/>
-            </w:tcMar>
-            <w:vAlign w:val="center"/>
-          </w:tcPr>
-          <w:p>
-            <w:pPr>
-              <w:spacing w:after="0" w:before="0" w:line="252"/>
-              <w:jc w:val="center"/>
-            </w:pPr>
-            <w:r>
-              <w:rPr>
-                <w:rFonts w:ascii="Times New Roman" w:cs="Times New Roman" w:eastAsia="Times New Roman" w:hAnsi="Times New Roman"/>
-                <w:sz w:val="22"/>
-                <w:szCs w:val="22"/>
-              </w:rPr>
-              <w:t xml:space="preserve">0,402</w:t>
-            </w:r>
-          </w:p>
-        </w:tc>
-      </w:tr>
-      <w:tr>
-        <w:trPr>
-          <w:cantSplit/>
-        </w:trPr>
-        <w:tc>
-          <w:tcPr>
-            <w:tcW w:type="dxa" w:w="9071"/>
-            <w:gridSpan w:val="5"/>
-            <w:tcBorders>
-              <w:top w:val="none" w:color="FFFFFF" w:sz="0"/>
-              <w:left w:val="none" w:color="FFFFFF" w:sz="0"/>
-              <w:bottom w:val="none" w:color="FFFFFF" w:sz="0"/>
-              <w:right w:val="none" w:color="FFFFFF" w:sz="0"/>
-            </w:tcBorders>
-            <w:tcMar>
-              <w:top w:type="dxa" w:w="40"/>
-              <w:left w:type="dxa" w:w="80"/>
-              <w:bottom w:type="dxa" w:w="40"/>
-              <w:right w:type="dxa" w:w="80"/>
-            </w:tcMar>
-            <w:vAlign w:val="center"/>
-          </w:tcPr>
-          <w:p>
-            <w:pPr>
-              <w:spacing w:after="0" w:before="0" w:line="252"/>
-              <w:jc w:val="left"/>
-            </w:pPr>
-            <w:r>
-              <w:rPr>
-                <w:rFonts w:ascii="Times New Roman" w:cs="Times New Roman" w:eastAsia="Times New Roman" w:hAnsi="Times New Roman"/>
-                <w:i/>
-                <w:iCs/>
-                <w:sz w:val="22"/>
-                <w:szCs w:val="22"/>
-              </w:rPr>
-              <w:t xml:space="preserve">E5. Thực thi DEI được cảm nhận</w:t>
-            </w:r>
-          </w:p>
-        </w:tc>
-      </w:tr>
-      <w:tr>
-        <w:trPr>
-          <w:cantSplit/>
-        </w:trPr>
-        <w:tc>
-          <w:tcPr>
-            <w:tcW w:type="dxa" w:w="3871"/>
-            <w:tcBorders>
-              <w:top w:val="none" w:color="FFFFFF" w:sz="0"/>
-              <w:left w:val="none" w:color="FFFFFF" w:sz="0"/>
-              <w:bottom w:val="single" w:color="000000" w:sz="4"/>
-              <w:right w:val="none" w:color="FFFFFF" w:sz="0"/>
-            </w:tcBorders>
-            <w:tcMar>
-              <w:top w:type="dxa" w:w="40"/>
-              <w:left w:type="dxa" w:w="80"/>
-              <w:bottom w:type="dxa" w:w="40"/>
-              <w:right w:type="dxa" w:w="80"/>
-            </w:tcMar>
-            <w:vAlign w:val="center"/>
-          </w:tcPr>
-          <w:p>
-            <w:pPr>
-              <w:spacing w:after="0" w:before="0" w:line="252"/>
-              <w:ind w:left="200"/>
-              <w:jc w:val="left"/>
-            </w:pPr>
-            <w:r>
-              <w:rPr>
-                <w:rFonts w:ascii="Times New Roman" w:cs="Times New Roman" w:eastAsia="Times New Roman" w:hAnsi="Times New Roman"/>
-                <w:sz w:val="22"/>
-                <w:szCs w:val="22"/>
-              </w:rPr>
-              <w:t xml:space="preserve">Tương tác S × Q</w:t>
-            </w:r>
-          </w:p>
-        </w:tc>
-        <w:tc>
-          <w:tcPr>
-            <w:tcW w:type="dxa" w:w="700"/>
-            <w:tcBorders>
-              <w:top w:val="none" w:color="FFFFFF" w:sz="0"/>
-              <w:left w:val="none" w:color="FFFFFF" w:sz="0"/>
-              <w:bottom w:val="single" w:color="000000" w:sz="4"/>
-              <w:right w:val="none" w:color="FFFFFF" w:sz="0"/>
-            </w:tcBorders>
-            <w:tcMar>
-              <w:top w:type="dxa" w:w="40"/>
-              <w:left w:type="dxa" w:w="80"/>
-              <w:bottom w:type="dxa" w:w="40"/>
-              <w:right w:type="dxa" w:w="80"/>
-            </w:tcMar>
-            <w:vAlign w:val="center"/>
-          </w:tcPr>
-          <w:p>
-            <w:pPr>
-              <w:spacing w:after="0" w:before="0" w:line="252"/>
-              <w:jc w:val="center"/>
-            </w:pPr>
-            <w:r>
-              <w:rPr>
-                <w:rFonts w:ascii="Times New Roman" w:cs="Times New Roman" w:eastAsia="Times New Roman" w:hAnsi="Times New Roman"/>
-                <w:sz w:val="22"/>
-                <w:szCs w:val="22"/>
-              </w:rPr>
-              <w:t xml:space="preserve">243</w:t>
-            </w:r>
-          </w:p>
-        </w:tc>
-        <w:tc>
-          <w:tcPr>
-            <w:tcW w:type="dxa" w:w="2000"/>
-            <w:tcBorders>
-              <w:top w:val="none" w:color="FFFFFF" w:sz="0"/>
-              <w:left w:val="none" w:color="FFFFFF" w:sz="0"/>
-              <w:bottom w:val="single" w:color="000000" w:sz="4"/>
-              <w:right w:val="none" w:color="FFFFFF" w:sz="0"/>
-            </w:tcBorders>
-            <w:tcMar>
-              <w:top w:type="dxa" w:w="40"/>
-              <w:left w:type="dxa" w:w="80"/>
-              <w:bottom w:type="dxa" w:w="40"/>
-              <w:right w:type="dxa" w:w="80"/>
-            </w:tcMar>
-            <w:vAlign w:val="center"/>
-          </w:tcPr>
-          <w:p>
-            <w:pPr>
-              <w:spacing w:after="0" w:before="0" w:line="252"/>
-              <w:jc w:val="center"/>
-            </w:pPr>
-            <w:r>
-              <w:rPr>
-                <w:rFonts w:ascii="Times New Roman" w:cs="Times New Roman" w:eastAsia="Times New Roman" w:hAnsi="Times New Roman"/>
-                <w:sz w:val="22"/>
-                <w:szCs w:val="22"/>
-              </w:rPr>
-              <w:t xml:space="preserve">−1,19 [−2,63; 0,25]</w:t>
-            </w:r>
-          </w:p>
-        </w:tc>
-        <w:tc>
-          <w:tcPr>
-            <w:tcW w:type="dxa" w:w="1200"/>
-            <w:tcBorders>
-              <w:top w:val="none" w:color="FFFFFF" w:sz="0"/>
-              <w:left w:val="none" w:color="FFFFFF" w:sz="0"/>
-              <w:bottom w:val="single" w:color="000000" w:sz="4"/>
-              <w:right w:val="none" w:color="FFFFFF" w:sz="0"/>
-            </w:tcBorders>
-            <w:tcMar>
-              <w:top w:type="dxa" w:w="40"/>
-              <w:left w:type="dxa" w:w="80"/>
-              <w:bottom w:type="dxa" w:w="40"/>
-              <w:right w:type="dxa" w:w="80"/>
-            </w:tcMar>
-            <w:vAlign w:val="center"/>
-          </w:tcPr>
-          <w:p>
-            <w:pPr>
-              <w:spacing w:after="0" w:before="0" w:line="252"/>
-              <w:jc w:val="center"/>
-            </w:pPr>
-            <w:r>
-              <w:rPr>
-                <w:rFonts w:ascii="Times New Roman" w:cs="Times New Roman" w:eastAsia="Times New Roman" w:hAnsi="Times New Roman"/>
-                <w:sz w:val="22"/>
-                <w:szCs w:val="22"/>
-              </w:rPr>
-              <w:t xml:space="preserve">0,106</w:t>
-            </w:r>
-          </w:p>
-        </w:tc>
-        <w:tc>
-          <w:tcPr>
-            <w:tcW w:type="dxa" w:w="1300"/>
-            <w:tcBorders>
-              <w:top w:val="none" w:color="FFFFFF" w:sz="0"/>
-              <w:left w:val="none" w:color="FFFFFF" w:sz="0"/>
-              <w:bottom w:val="single" w:color="000000" w:sz="4"/>
-              <w:right w:val="none" w:color="FFFFFF" w:sz="0"/>
-            </w:tcBorders>
-            <w:tcMar>
-              <w:top w:type="dxa" w:w="40"/>
-              <w:left w:type="dxa" w:w="80"/>
-              <w:bottom w:type="dxa" w:w="40"/>
-              <w:right w:type="dxa" w:w="80"/>
-            </w:tcMar>
-            <w:vAlign w:val="center"/>
-          </w:tcPr>
-          <w:p>
-            <w:pPr>
-              <w:spacing w:after="0" w:before="0" w:line="252"/>
-              <w:jc w:val="center"/>
-            </w:pPr>
-            <w:r>
-              <w:rPr>
-                <w:rFonts w:ascii="Times New Roman" w:cs="Times New Roman" w:eastAsia="Times New Roman" w:hAnsi="Times New Roman"/>
-                <w:sz w:val="22"/>
-                <w:szCs w:val="22"/>
-              </w:rPr>
-              <w:t xml:space="preserve"/>
             </w:r>
           </w:p>
         </w:tc>
@@ -7613,7 +8647,7 @@
           <w:sz w:val="22"/>
           <w:szCs w:val="22"/>
         </w:rPr>
-        <w:t xml:space="preserve"> và dùng sai số chuẩn HC3. p (BH): giá trị p hiệu chỉnh Benjamini-Hochberg trong họ E2 và trong họ E4. Tình huống 4 không được ước lượng vì có dưới 10 người gặp.</w:t>
+        <w:t xml:space="preserve"> và dùng sai số chuẩn HC3. Gặp ít và gặp nhiều được chia tại trung vị của S trong số người đã gặp ít nhất một tình huống. p (BH): giá trị p hiệu chỉnh Benjamini-Hochberg trong họ các tình huống. Tình huống 4 không được ước lượng vì có dưới 10 người gặp.</w:t>
       </w:r>
     </w:p>
     <w:p>
@@ -7628,919 +8662,7 @@
           <w:sz w:val="26"/>
           <w:szCs w:val="26"/>
         </w:rPr>
-        <w:t xml:space="preserve">Mối liên hệ rõ nhất ở câu đùa xúc phạm và câu hỏi riêng tư không mong muốn, cũng là hai tình huống phổ biến nhất. Hệ số của các tình huống còn lại đều dương nhưng chưa xác định, chủ yếu do số người gặp ít. Ở phép đối chiếu, hệ số của nhóm tình huống cần quy kết nguyên nhân nhỏ hơn, nhưng hiệu giữa hai nhóm có khoảng tin cậy chứa 0, nên không thể kết luận hai nhóm khác nhau. Các tương tác ở E4 và E5 có khoảng tin cậy rộng; vì vậy chưa xác định được mối liên hệ có khác nhau giữa các nhóm, hay theo mức thực thi DEI, hay không.</w:t>
-      </w:r>
-    </w:p>
-    <w:p>
-      <w:pPr>
-        <w:keepNext/>
-        <w:spacing w:after="80" w:before="120" w:line="276"/>
-        <w:jc w:val="left"/>
-      </w:pPr>
-      <w:r>
-        <w:rPr>
-          <w:rFonts w:ascii="Times New Roman" w:cs="Times New Roman" w:eastAsia="Times New Roman" w:hAnsi="Times New Roman"/>
-          <w:b/>
-          <w:bCs/>
-          <w:sz w:val="26"/>
-          <w:szCs w:val="26"/>
-        </w:rPr>
-        <w:t xml:space="preserve">Bảng 5. </w:t>
-      </w:r>
-      <w:r>
-        <w:rPr>
-          <w:rFonts w:ascii="Times New Roman" w:cs="Times New Roman" w:eastAsia="Times New Roman" w:hAnsi="Times New Roman"/>
-          <w:i/>
-          <w:iCs/>
-          <w:sz w:val="26"/>
-          <w:szCs w:val="26"/>
-        </w:rPr>
-        <w:t xml:space="preserve">Điểm PHQ-4 theo nhóm (E3, chỉ mô tả)</w:t>
-      </w:r>
-    </w:p>
-    <w:tbl>
-      <w:tblPr>
-        <w:tblW w:type="dxa" w:w="9071"/>
-        <w:tblBorders>
-          <w:top w:val="single" w:color="000000" w:sz="8"/>
-          <w:left w:val="none" w:color="FFFFFF" w:sz="0"/>
-          <w:bottom w:val="single" w:color="000000" w:sz="8"/>
-          <w:right w:val="none" w:color="FFFFFF" w:sz="0"/>
-          <w:insideH w:val="none" w:color="FFFFFF" w:sz="0"/>
-          <w:insideV w:val="none" w:color="FFFFFF" w:sz="0"/>
-        </w:tblBorders>
-        <w:tblLayout w:type="fixed"/>
-      </w:tblPr>
-      <w:tblGrid>
-        <w:gridCol w:w="4071"/>
-        <w:gridCol w:w="900"/>
-        <w:gridCol w:w="1300"/>
-        <w:gridCol w:w="1400"/>
-        <w:gridCol w:w="1400"/>
-      </w:tblGrid>
-      <w:tr>
-        <w:trPr>
-          <w:tblHeader/>
-        </w:trPr>
-        <w:tc>
-          <w:tcPr>
-            <w:tcW w:type="dxa" w:w="4071"/>
-            <w:tcBorders>
-              <w:top w:val="none" w:color="FFFFFF" w:sz="0"/>
-              <w:left w:val="none" w:color="FFFFFF" w:sz="0"/>
-              <w:bottom w:val="single" w:color="000000" w:sz="4"/>
-              <w:right w:val="none" w:color="FFFFFF" w:sz="0"/>
-            </w:tcBorders>
-            <w:tcMar>
-              <w:top w:type="dxa" w:w="40"/>
-              <w:left w:type="dxa" w:w="80"/>
-              <w:bottom w:type="dxa" w:w="40"/>
-              <w:right w:type="dxa" w:w="80"/>
-            </w:tcMar>
-            <w:vAlign w:val="center"/>
-          </w:tcPr>
-          <w:p>
-            <w:pPr>
-              <w:spacing w:after="0" w:before="0" w:line="252"/>
-              <w:jc w:val="left"/>
-            </w:pPr>
-            <w:r>
-              <w:rPr>
-                <w:rFonts w:ascii="Times New Roman" w:cs="Times New Roman" w:eastAsia="Times New Roman" w:hAnsi="Times New Roman"/>
-                <w:sz w:val="22"/>
-                <w:szCs w:val="22"/>
-              </w:rPr>
-              <w:t xml:space="preserve">Nhóm</w:t>
-            </w:r>
-          </w:p>
-        </w:tc>
-        <w:tc>
-          <w:tcPr>
-            <w:tcW w:type="dxa" w:w="900"/>
-            <w:tcBorders>
-              <w:top w:val="none" w:color="FFFFFF" w:sz="0"/>
-              <w:left w:val="none" w:color="FFFFFF" w:sz="0"/>
-              <w:bottom w:val="single" w:color="000000" w:sz="4"/>
-              <w:right w:val="none" w:color="FFFFFF" w:sz="0"/>
-            </w:tcBorders>
-            <w:tcMar>
-              <w:top w:type="dxa" w:w="40"/>
-              <w:left w:type="dxa" w:w="80"/>
-              <w:bottom w:type="dxa" w:w="40"/>
-              <w:right w:type="dxa" w:w="80"/>
-            </w:tcMar>
-            <w:vAlign w:val="center"/>
-          </w:tcPr>
-          <w:p>
-            <w:pPr>
-              <w:spacing w:after="0" w:before="0" w:line="252"/>
-              <w:jc w:val="center"/>
-            </w:pPr>
-            <w:r>
-              <w:rPr>
-                <w:rFonts w:ascii="Times New Roman" w:cs="Times New Roman" w:eastAsia="Times New Roman" w:hAnsi="Times New Roman"/>
-                <w:sz w:val="22"/>
-                <w:szCs w:val="22"/>
-              </w:rPr>
-              <w:t xml:space="preserve">n</w:t>
-            </w:r>
-          </w:p>
-        </w:tc>
-        <w:tc>
-          <w:tcPr>
-            <w:tcW w:type="dxa" w:w="1300"/>
-            <w:tcBorders>
-              <w:top w:val="none" w:color="FFFFFF" w:sz="0"/>
-              <w:left w:val="none" w:color="FFFFFF" w:sz="0"/>
-              <w:bottom w:val="single" w:color="000000" w:sz="4"/>
-              <w:right w:val="none" w:color="FFFFFF" w:sz="0"/>
-            </w:tcBorders>
-            <w:tcMar>
-              <w:top w:type="dxa" w:w="40"/>
-              <w:left w:type="dxa" w:w="80"/>
-              <w:bottom w:type="dxa" w:w="40"/>
-              <w:right w:type="dxa" w:w="80"/>
-            </w:tcMar>
-            <w:vAlign w:val="center"/>
-          </w:tcPr>
-          <w:p>
-            <w:pPr>
-              <w:spacing w:after="0" w:before="0" w:line="252"/>
-              <w:jc w:val="center"/>
-            </w:pPr>
-            <w:r>
-              <w:rPr>
-                <w:rFonts w:ascii="Times New Roman" w:cs="Times New Roman" w:eastAsia="Times New Roman" w:hAnsi="Times New Roman"/>
-                <w:sz w:val="22"/>
-                <w:szCs w:val="22"/>
-              </w:rPr>
-              <w:t xml:space="preserve">Trung bình</w:t>
-            </w:r>
-          </w:p>
-        </w:tc>
-        <w:tc>
-          <w:tcPr>
-            <w:tcW w:type="dxa" w:w="1400"/>
-            <w:tcBorders>
-              <w:top w:val="none" w:color="FFFFFF" w:sz="0"/>
-              <w:left w:val="none" w:color="FFFFFF" w:sz="0"/>
-              <w:bottom w:val="single" w:color="000000" w:sz="4"/>
-              <w:right w:val="none" w:color="FFFFFF" w:sz="0"/>
-            </w:tcBorders>
-            <w:tcMar>
-              <w:top w:type="dxa" w:w="40"/>
-              <w:left w:type="dxa" w:w="80"/>
-              <w:bottom w:type="dxa" w:w="40"/>
-              <w:right w:type="dxa" w:w="80"/>
-            </w:tcMar>
-            <w:vAlign w:val="center"/>
-          </w:tcPr>
-          <w:p>
-            <w:pPr>
-              <w:spacing w:after="0" w:before="0" w:line="252"/>
-              <w:jc w:val="center"/>
-            </w:pPr>
-            <w:r>
-              <w:rPr>
-                <w:rFonts w:ascii="Times New Roman" w:cs="Times New Roman" w:eastAsia="Times New Roman" w:hAnsi="Times New Roman"/>
-                <w:sz w:val="22"/>
-                <w:szCs w:val="22"/>
-              </w:rPr>
-              <w:t xml:space="preserve">Độ lệch chuẩn</w:t>
-            </w:r>
-          </w:p>
-        </w:tc>
-        <w:tc>
-          <w:tcPr>
-            <w:tcW w:type="dxa" w:w="1400"/>
-            <w:tcBorders>
-              <w:top w:val="none" w:color="FFFFFF" w:sz="0"/>
-              <w:left w:val="none" w:color="FFFFFF" w:sz="0"/>
-              <w:bottom w:val="single" w:color="000000" w:sz="4"/>
-              <w:right w:val="none" w:color="FFFFFF" w:sz="0"/>
-            </w:tcBorders>
-            <w:tcMar>
-              <w:top w:type="dxa" w:w="40"/>
-              <w:left w:type="dxa" w:w="80"/>
-              <w:bottom w:type="dxa" w:w="40"/>
-              <w:right w:type="dxa" w:w="80"/>
-            </w:tcMar>
-            <w:vAlign w:val="center"/>
-          </w:tcPr>
-          <w:p>
-            <w:pPr>
-              <w:spacing w:after="0" w:before="0" w:line="252"/>
-              <w:jc w:val="center"/>
-            </w:pPr>
-            <w:r>
-              <w:rPr>
-                <w:rFonts w:ascii="Times New Roman" w:cs="Times New Roman" w:eastAsia="Times New Roman" w:hAnsi="Times New Roman"/>
-                <w:sz w:val="22"/>
-                <w:szCs w:val="22"/>
-              </w:rPr>
-              <w:t xml:space="preserve">Từ 6 điểm trở lên (%)</w:t>
-            </w:r>
-          </w:p>
-        </w:tc>
-      </w:tr>
-      <w:tr>
-        <w:trPr>
-          <w:cantSplit/>
-        </w:trPr>
-        <w:tc>
-          <w:tcPr>
-            <w:tcW w:type="dxa" w:w="4071"/>
-            <w:tcBorders>
-              <w:top w:val="none" w:color="FFFFFF" w:sz="0"/>
-              <w:left w:val="none" w:color="FFFFFF" w:sz="0"/>
-              <w:bottom w:val="none" w:color="FFFFFF" w:sz="0"/>
-              <w:right w:val="none" w:color="FFFFFF" w:sz="0"/>
-            </w:tcBorders>
-            <w:tcMar>
-              <w:top w:type="dxa" w:w="40"/>
-              <w:left w:type="dxa" w:w="80"/>
-              <w:bottom w:type="dxa" w:w="40"/>
-              <w:right w:type="dxa" w:w="80"/>
-            </w:tcMar>
-            <w:vAlign w:val="center"/>
-          </w:tcPr>
-          <w:p>
-            <w:pPr>
-              <w:spacing w:after="0" w:before="0" w:line="252"/>
-              <w:jc w:val="left"/>
-            </w:pPr>
-            <w:r>
-              <w:rPr>
-                <w:rFonts w:ascii="Times New Roman" w:cs="Times New Roman" w:eastAsia="Times New Roman" w:hAnsi="Times New Roman"/>
-                <w:sz w:val="22"/>
-                <w:szCs w:val="22"/>
-              </w:rPr>
-              <w:t xml:space="preserve">Non-LGBT</w:t>
-            </w:r>
-          </w:p>
-        </w:tc>
-        <w:tc>
-          <w:tcPr>
-            <w:tcW w:type="dxa" w:w="900"/>
-            <w:tcBorders>
-              <w:top w:val="none" w:color="FFFFFF" w:sz="0"/>
-              <w:left w:val="none" w:color="FFFFFF" w:sz="0"/>
-              <w:bottom w:val="none" w:color="FFFFFF" w:sz="0"/>
-              <w:right w:val="none" w:color="FFFFFF" w:sz="0"/>
-            </w:tcBorders>
-            <w:tcMar>
-              <w:top w:type="dxa" w:w="40"/>
-              <w:left w:type="dxa" w:w="80"/>
-              <w:bottom w:type="dxa" w:w="40"/>
-              <w:right w:type="dxa" w:w="80"/>
-            </w:tcMar>
-            <w:vAlign w:val="center"/>
-          </w:tcPr>
-          <w:p>
-            <w:pPr>
-              <w:spacing w:after="0" w:before="0" w:line="252"/>
-              <w:jc w:val="center"/>
-            </w:pPr>
-            <w:r>
-              <w:rPr>
-                <w:rFonts w:ascii="Times New Roman" w:cs="Times New Roman" w:eastAsia="Times New Roman" w:hAnsi="Times New Roman"/>
-                <w:sz w:val="22"/>
-                <w:szCs w:val="22"/>
-              </w:rPr>
-              <w:t xml:space="preserve">323</w:t>
-            </w:r>
-          </w:p>
-        </w:tc>
-        <w:tc>
-          <w:tcPr>
-            <w:tcW w:type="dxa" w:w="1300"/>
-            <w:tcBorders>
-              <w:top w:val="none" w:color="FFFFFF" w:sz="0"/>
-              <w:left w:val="none" w:color="FFFFFF" w:sz="0"/>
-              <w:bottom w:val="none" w:color="FFFFFF" w:sz="0"/>
-              <w:right w:val="none" w:color="FFFFFF" w:sz="0"/>
-            </w:tcBorders>
-            <w:tcMar>
-              <w:top w:type="dxa" w:w="40"/>
-              <w:left w:type="dxa" w:w="80"/>
-              <w:bottom w:type="dxa" w:w="40"/>
-              <w:right w:type="dxa" w:w="80"/>
-            </w:tcMar>
-            <w:vAlign w:val="center"/>
-          </w:tcPr>
-          <w:p>
-            <w:pPr>
-              <w:spacing w:after="0" w:before="0" w:line="252"/>
-              <w:jc w:val="center"/>
-            </w:pPr>
-            <w:r>
-              <w:rPr>
-                <w:rFonts w:ascii="Times New Roman" w:cs="Times New Roman" w:eastAsia="Times New Roman" w:hAnsi="Times New Roman"/>
-                <w:sz w:val="22"/>
-                <w:szCs w:val="22"/>
-              </w:rPr>
-              <w:t xml:space="preserve">3,27</w:t>
-            </w:r>
-          </w:p>
-        </w:tc>
-        <w:tc>
-          <w:tcPr>
-            <w:tcW w:type="dxa" w:w="1400"/>
-            <w:tcBorders>
-              <w:top w:val="none" w:color="FFFFFF" w:sz="0"/>
-              <w:left w:val="none" w:color="FFFFFF" w:sz="0"/>
-              <w:bottom w:val="none" w:color="FFFFFF" w:sz="0"/>
-              <w:right w:val="none" w:color="FFFFFF" w:sz="0"/>
-            </w:tcBorders>
-            <w:tcMar>
-              <w:top w:type="dxa" w:w="40"/>
-              <w:left w:type="dxa" w:w="80"/>
-              <w:bottom w:type="dxa" w:w="40"/>
-              <w:right w:type="dxa" w:w="80"/>
-            </w:tcMar>
-            <w:vAlign w:val="center"/>
-          </w:tcPr>
-          <w:p>
-            <w:pPr>
-              <w:spacing w:after="0" w:before="0" w:line="252"/>
-              <w:jc w:val="center"/>
-            </w:pPr>
-            <w:r>
-              <w:rPr>
-                <w:rFonts w:ascii="Times New Roman" w:cs="Times New Roman" w:eastAsia="Times New Roman" w:hAnsi="Times New Roman"/>
-                <w:sz w:val="22"/>
-                <w:szCs w:val="22"/>
-              </w:rPr>
-              <w:t xml:space="preserve">3,07</w:t>
-            </w:r>
-          </w:p>
-        </w:tc>
-        <w:tc>
-          <w:tcPr>
-            <w:tcW w:type="dxa" w:w="1400"/>
-            <w:tcBorders>
-              <w:top w:val="none" w:color="FFFFFF" w:sz="0"/>
-              <w:left w:val="none" w:color="FFFFFF" w:sz="0"/>
-              <w:bottom w:val="none" w:color="FFFFFF" w:sz="0"/>
-              <w:right w:val="none" w:color="FFFFFF" w:sz="0"/>
-            </w:tcBorders>
-            <w:tcMar>
-              <w:top w:type="dxa" w:w="40"/>
-              <w:left w:type="dxa" w:w="80"/>
-              <w:bottom w:type="dxa" w:w="40"/>
-              <w:right w:type="dxa" w:w="80"/>
-            </w:tcMar>
-            <w:vAlign w:val="center"/>
-          </w:tcPr>
-          <w:p>
-            <w:pPr>
-              <w:spacing w:after="0" w:before="0" w:line="252"/>
-              <w:jc w:val="center"/>
-            </w:pPr>
-            <w:r>
-              <w:rPr>
-                <w:rFonts w:ascii="Times New Roman" w:cs="Times New Roman" w:eastAsia="Times New Roman" w:hAnsi="Times New Roman"/>
-                <w:sz w:val="22"/>
-                <w:szCs w:val="22"/>
-              </w:rPr>
-              <w:t xml:space="preserve">22,9</w:t>
-            </w:r>
-          </w:p>
-        </w:tc>
-      </w:tr>
-      <w:tr>
-        <w:trPr>
-          <w:cantSplit/>
-        </w:trPr>
-        <w:tc>
-          <w:tcPr>
-            <w:tcW w:type="dxa" w:w="4071"/>
-            <w:tcBorders>
-              <w:top w:val="none" w:color="FFFFFF" w:sz="0"/>
-              <w:left w:val="none" w:color="FFFFFF" w:sz="0"/>
-              <w:bottom w:val="none" w:color="FFFFFF" w:sz="0"/>
-              <w:right w:val="none" w:color="FFFFFF" w:sz="0"/>
-            </w:tcBorders>
-            <w:tcMar>
-              <w:top w:type="dxa" w:w="40"/>
-              <w:left w:type="dxa" w:w="80"/>
-              <w:bottom w:type="dxa" w:w="40"/>
-              <w:right w:type="dxa" w:w="80"/>
-            </w:tcMar>
-            <w:vAlign w:val="center"/>
-          </w:tcPr>
-          <w:p>
-            <w:pPr>
-              <w:spacing w:after="0" w:before="0" w:line="252"/>
-              <w:jc w:val="left"/>
-            </w:pPr>
-            <w:r>
-              <w:rPr>
-                <w:rFonts w:ascii="Times New Roman" w:cs="Times New Roman" w:eastAsia="Times New Roman" w:hAnsi="Times New Roman"/>
-                <w:sz w:val="22"/>
-                <w:szCs w:val="22"/>
-              </w:rPr>
-              <w:t xml:space="preserve">LGBT, chưa gặp tình huống kỳ thị nào</w:t>
-            </w:r>
-          </w:p>
-        </w:tc>
-        <w:tc>
-          <w:tcPr>
-            <w:tcW w:type="dxa" w:w="900"/>
-            <w:tcBorders>
-              <w:top w:val="none" w:color="FFFFFF" w:sz="0"/>
-              <w:left w:val="none" w:color="FFFFFF" w:sz="0"/>
-              <w:bottom w:val="none" w:color="FFFFFF" w:sz="0"/>
-              <w:right w:val="none" w:color="FFFFFF" w:sz="0"/>
-            </w:tcBorders>
-            <w:tcMar>
-              <w:top w:type="dxa" w:w="40"/>
-              <w:left w:type="dxa" w:w="80"/>
-              <w:bottom w:type="dxa" w:w="40"/>
-              <w:right w:type="dxa" w:w="80"/>
-            </w:tcMar>
-            <w:vAlign w:val="center"/>
-          </w:tcPr>
-          <w:p>
-            <w:pPr>
-              <w:spacing w:after="0" w:before="0" w:line="252"/>
-              <w:jc w:val="center"/>
-            </w:pPr>
-            <w:r>
-              <w:rPr>
-                <w:rFonts w:ascii="Times New Roman" w:cs="Times New Roman" w:eastAsia="Times New Roman" w:hAnsi="Times New Roman"/>
-                <w:sz w:val="22"/>
-                <w:szCs w:val="22"/>
-              </w:rPr>
-              <w:t xml:space="preserve">125</w:t>
-            </w:r>
-          </w:p>
-        </w:tc>
-        <w:tc>
-          <w:tcPr>
-            <w:tcW w:type="dxa" w:w="1300"/>
-            <w:tcBorders>
-              <w:top w:val="none" w:color="FFFFFF" w:sz="0"/>
-              <w:left w:val="none" w:color="FFFFFF" w:sz="0"/>
-              <w:bottom w:val="none" w:color="FFFFFF" w:sz="0"/>
-              <w:right w:val="none" w:color="FFFFFF" w:sz="0"/>
-            </w:tcBorders>
-            <w:tcMar>
-              <w:top w:type="dxa" w:w="40"/>
-              <w:left w:type="dxa" w:w="80"/>
-              <w:bottom w:type="dxa" w:w="40"/>
-              <w:right w:type="dxa" w:w="80"/>
-            </w:tcMar>
-            <w:vAlign w:val="center"/>
-          </w:tcPr>
-          <w:p>
-            <w:pPr>
-              <w:spacing w:after="0" w:before="0" w:line="252"/>
-              <w:jc w:val="center"/>
-            </w:pPr>
-            <w:r>
-              <w:rPr>
-                <w:rFonts w:ascii="Times New Roman" w:cs="Times New Roman" w:eastAsia="Times New Roman" w:hAnsi="Times New Roman"/>
-                <w:sz w:val="22"/>
-                <w:szCs w:val="22"/>
-              </w:rPr>
-              <w:t xml:space="preserve">2,58</w:t>
-            </w:r>
-          </w:p>
-        </w:tc>
-        <w:tc>
-          <w:tcPr>
-            <w:tcW w:type="dxa" w:w="1400"/>
-            <w:tcBorders>
-              <w:top w:val="none" w:color="FFFFFF" w:sz="0"/>
-              <w:left w:val="none" w:color="FFFFFF" w:sz="0"/>
-              <w:bottom w:val="none" w:color="FFFFFF" w:sz="0"/>
-              <w:right w:val="none" w:color="FFFFFF" w:sz="0"/>
-            </w:tcBorders>
-            <w:tcMar>
-              <w:top w:type="dxa" w:w="40"/>
-              <w:left w:type="dxa" w:w="80"/>
-              <w:bottom w:type="dxa" w:w="40"/>
-              <w:right w:type="dxa" w:w="80"/>
-            </w:tcMar>
-            <w:vAlign w:val="center"/>
-          </w:tcPr>
-          <w:p>
-            <w:pPr>
-              <w:spacing w:after="0" w:before="0" w:line="252"/>
-              <w:jc w:val="center"/>
-            </w:pPr>
-            <w:r>
-              <w:rPr>
-                <w:rFonts w:ascii="Times New Roman" w:cs="Times New Roman" w:eastAsia="Times New Roman" w:hAnsi="Times New Roman"/>
-                <w:sz w:val="22"/>
-                <w:szCs w:val="22"/>
-              </w:rPr>
-              <w:t xml:space="preserve">2,85</w:t>
-            </w:r>
-          </w:p>
-        </w:tc>
-        <w:tc>
-          <w:tcPr>
-            <w:tcW w:type="dxa" w:w="1400"/>
-            <w:tcBorders>
-              <w:top w:val="none" w:color="FFFFFF" w:sz="0"/>
-              <w:left w:val="none" w:color="FFFFFF" w:sz="0"/>
-              <w:bottom w:val="none" w:color="FFFFFF" w:sz="0"/>
-              <w:right w:val="none" w:color="FFFFFF" w:sz="0"/>
-            </w:tcBorders>
-            <w:tcMar>
-              <w:top w:type="dxa" w:w="40"/>
-              <w:left w:type="dxa" w:w="80"/>
-              <w:bottom w:type="dxa" w:w="40"/>
-              <w:right w:type="dxa" w:w="80"/>
-            </w:tcMar>
-            <w:vAlign w:val="center"/>
-          </w:tcPr>
-          <w:p>
-            <w:pPr>
-              <w:spacing w:after="0" w:before="0" w:line="252"/>
-              <w:jc w:val="center"/>
-            </w:pPr>
-            <w:r>
-              <w:rPr>
-                <w:rFonts w:ascii="Times New Roman" w:cs="Times New Roman" w:eastAsia="Times New Roman" w:hAnsi="Times New Roman"/>
-                <w:sz w:val="22"/>
-                <w:szCs w:val="22"/>
-              </w:rPr>
-              <w:t xml:space="preserve">14,4</w:t>
-            </w:r>
-          </w:p>
-        </w:tc>
-      </w:tr>
-      <w:tr>
-        <w:trPr>
-          <w:cantSplit/>
-        </w:trPr>
-        <w:tc>
-          <w:tcPr>
-            <w:tcW w:type="dxa" w:w="4071"/>
-            <w:tcBorders>
-              <w:top w:val="none" w:color="FFFFFF" w:sz="0"/>
-              <w:left w:val="none" w:color="FFFFFF" w:sz="0"/>
-              <w:bottom w:val="none" w:color="FFFFFF" w:sz="0"/>
-              <w:right w:val="none" w:color="FFFFFF" w:sz="0"/>
-            </w:tcBorders>
-            <w:tcMar>
-              <w:top w:type="dxa" w:w="40"/>
-              <w:left w:type="dxa" w:w="80"/>
-              <w:bottom w:type="dxa" w:w="40"/>
-              <w:right w:type="dxa" w:w="80"/>
-            </w:tcMar>
-            <w:vAlign w:val="center"/>
-          </w:tcPr>
-          <w:p>
-            <w:pPr>
-              <w:spacing w:after="0" w:before="0" w:line="252"/>
-              <w:jc w:val="left"/>
-            </w:pPr>
-            <w:r>
-              <w:rPr>
-                <w:rFonts w:ascii="Times New Roman" w:cs="Times New Roman" w:eastAsia="Times New Roman" w:hAnsi="Times New Roman"/>
-                <w:sz w:val="22"/>
-                <w:szCs w:val="22"/>
-              </w:rPr>
-              <w:t xml:space="preserve">LGBT, gặp ít nhất một tình huống</w:t>
-            </w:r>
-          </w:p>
-        </w:tc>
-        <w:tc>
-          <w:tcPr>
-            <w:tcW w:type="dxa" w:w="900"/>
-            <w:tcBorders>
-              <w:top w:val="none" w:color="FFFFFF" w:sz="0"/>
-              <w:left w:val="none" w:color="FFFFFF" w:sz="0"/>
-              <w:bottom w:val="none" w:color="FFFFFF" w:sz="0"/>
-              <w:right w:val="none" w:color="FFFFFF" w:sz="0"/>
-            </w:tcBorders>
-            <w:tcMar>
-              <w:top w:type="dxa" w:w="40"/>
-              <w:left w:type="dxa" w:w="80"/>
-              <w:bottom w:type="dxa" w:w="40"/>
-              <w:right w:type="dxa" w:w="80"/>
-            </w:tcMar>
-            <w:vAlign w:val="center"/>
-          </w:tcPr>
-          <w:p>
-            <w:pPr>
-              <w:spacing w:after="0" w:before="0" w:line="252"/>
-              <w:jc w:val="center"/>
-            </w:pPr>
-            <w:r>
-              <w:rPr>
-                <w:rFonts w:ascii="Times New Roman" w:cs="Times New Roman" w:eastAsia="Times New Roman" w:hAnsi="Times New Roman"/>
-                <w:sz w:val="22"/>
-                <w:szCs w:val="22"/>
-              </w:rPr>
-              <w:t xml:space="preserve">153</w:t>
-            </w:r>
-          </w:p>
-        </w:tc>
-        <w:tc>
-          <w:tcPr>
-            <w:tcW w:type="dxa" w:w="1300"/>
-            <w:tcBorders>
-              <w:top w:val="none" w:color="FFFFFF" w:sz="0"/>
-              <w:left w:val="none" w:color="FFFFFF" w:sz="0"/>
-              <w:bottom w:val="none" w:color="FFFFFF" w:sz="0"/>
-              <w:right w:val="none" w:color="FFFFFF" w:sz="0"/>
-            </w:tcBorders>
-            <w:tcMar>
-              <w:top w:type="dxa" w:w="40"/>
-              <w:left w:type="dxa" w:w="80"/>
-              <w:bottom w:type="dxa" w:w="40"/>
-              <w:right w:type="dxa" w:w="80"/>
-            </w:tcMar>
-            <w:vAlign w:val="center"/>
-          </w:tcPr>
-          <w:p>
-            <w:pPr>
-              <w:spacing w:after="0" w:before="0" w:line="252"/>
-              <w:jc w:val="center"/>
-            </w:pPr>
-            <w:r>
-              <w:rPr>
-                <w:rFonts w:ascii="Times New Roman" w:cs="Times New Roman" w:eastAsia="Times New Roman" w:hAnsi="Times New Roman"/>
-                <w:sz w:val="22"/>
-                <w:szCs w:val="22"/>
-              </w:rPr>
-              <w:t xml:space="preserve">4,12</w:t>
-            </w:r>
-          </w:p>
-        </w:tc>
-        <w:tc>
-          <w:tcPr>
-            <w:tcW w:type="dxa" w:w="1400"/>
-            <w:tcBorders>
-              <w:top w:val="none" w:color="FFFFFF" w:sz="0"/>
-              <w:left w:val="none" w:color="FFFFFF" w:sz="0"/>
-              <w:bottom w:val="none" w:color="FFFFFF" w:sz="0"/>
-              <w:right w:val="none" w:color="FFFFFF" w:sz="0"/>
-            </w:tcBorders>
-            <w:tcMar>
-              <w:top w:type="dxa" w:w="40"/>
-              <w:left w:type="dxa" w:w="80"/>
-              <w:bottom w:type="dxa" w:w="40"/>
-              <w:right w:type="dxa" w:w="80"/>
-            </w:tcMar>
-            <w:vAlign w:val="center"/>
-          </w:tcPr>
-          <w:p>
-            <w:pPr>
-              <w:spacing w:after="0" w:before="0" w:line="252"/>
-              <w:jc w:val="center"/>
-            </w:pPr>
-            <w:r>
-              <w:rPr>
-                <w:rFonts w:ascii="Times New Roman" w:cs="Times New Roman" w:eastAsia="Times New Roman" w:hAnsi="Times New Roman"/>
-                <w:sz w:val="22"/>
-                <w:szCs w:val="22"/>
-              </w:rPr>
-              <w:t xml:space="preserve">3,42</w:t>
-            </w:r>
-          </w:p>
-        </w:tc>
-        <w:tc>
-          <w:tcPr>
-            <w:tcW w:type="dxa" w:w="1400"/>
-            <w:tcBorders>
-              <w:top w:val="none" w:color="FFFFFF" w:sz="0"/>
-              <w:left w:val="none" w:color="FFFFFF" w:sz="0"/>
-              <w:bottom w:val="none" w:color="FFFFFF" w:sz="0"/>
-              <w:right w:val="none" w:color="FFFFFF" w:sz="0"/>
-            </w:tcBorders>
-            <w:tcMar>
-              <w:top w:type="dxa" w:w="40"/>
-              <w:left w:type="dxa" w:w="80"/>
-              <w:bottom w:type="dxa" w:w="40"/>
-              <w:right w:type="dxa" w:w="80"/>
-            </w:tcMar>
-            <w:vAlign w:val="center"/>
-          </w:tcPr>
-          <w:p>
-            <w:pPr>
-              <w:spacing w:after="0" w:before="0" w:line="252"/>
-              <w:jc w:val="center"/>
-            </w:pPr>
-            <w:r>
-              <w:rPr>
-                <w:rFonts w:ascii="Times New Roman" w:cs="Times New Roman" w:eastAsia="Times New Roman" w:hAnsi="Times New Roman"/>
-                <w:sz w:val="22"/>
-                <w:szCs w:val="22"/>
-              </w:rPr>
-              <w:t xml:space="preserve">30,7</w:t>
-            </w:r>
-          </w:p>
-        </w:tc>
-      </w:tr>
-      <w:tr>
-        <w:trPr>
-          <w:cantSplit/>
-        </w:trPr>
-        <w:tc>
-          <w:tcPr>
-            <w:tcW w:type="dxa" w:w="4071"/>
-            <w:tcBorders>
-              <w:top w:val="none" w:color="FFFFFF" w:sz="0"/>
-              <w:left w:val="none" w:color="FFFFFF" w:sz="0"/>
-              <w:bottom w:val="single" w:color="000000" w:sz="4"/>
-              <w:right w:val="none" w:color="FFFFFF" w:sz="0"/>
-            </w:tcBorders>
-            <w:tcMar>
-              <w:top w:type="dxa" w:w="40"/>
-              <w:left w:type="dxa" w:w="80"/>
-              <w:bottom w:type="dxa" w:w="40"/>
-              <w:right w:type="dxa" w:w="80"/>
-            </w:tcMar>
-            <w:vAlign w:val="center"/>
-          </w:tcPr>
-          <w:p>
-            <w:pPr>
-              <w:spacing w:after="0" w:before="0" w:line="252"/>
-              <w:jc w:val="left"/>
-            </w:pPr>
-            <w:r>
-              <w:rPr>
-                <w:rFonts w:ascii="Times New Roman" w:cs="Times New Roman" w:eastAsia="Times New Roman" w:hAnsi="Times New Roman"/>
-                <w:sz w:val="22"/>
-                <w:szCs w:val="22"/>
-              </w:rPr>
-              <w:t xml:space="preserve">LGBT, toàn bộ mẫu chính</w:t>
-            </w:r>
-          </w:p>
-        </w:tc>
-        <w:tc>
-          <w:tcPr>
-            <w:tcW w:type="dxa" w:w="900"/>
-            <w:tcBorders>
-              <w:top w:val="none" w:color="FFFFFF" w:sz="0"/>
-              <w:left w:val="none" w:color="FFFFFF" w:sz="0"/>
-              <w:bottom w:val="single" w:color="000000" w:sz="4"/>
-              <w:right w:val="none" w:color="FFFFFF" w:sz="0"/>
-            </w:tcBorders>
-            <w:tcMar>
-              <w:top w:type="dxa" w:w="40"/>
-              <w:left w:type="dxa" w:w="80"/>
-              <w:bottom w:type="dxa" w:w="40"/>
-              <w:right w:type="dxa" w:w="80"/>
-            </w:tcMar>
-            <w:vAlign w:val="center"/>
-          </w:tcPr>
-          <w:p>
-            <w:pPr>
-              <w:spacing w:after="0" w:before="0" w:line="252"/>
-              <w:jc w:val="center"/>
-            </w:pPr>
-            <w:r>
-              <w:rPr>
-                <w:rFonts w:ascii="Times New Roman" w:cs="Times New Roman" w:eastAsia="Times New Roman" w:hAnsi="Times New Roman"/>
-                <w:sz w:val="22"/>
-                <w:szCs w:val="22"/>
-              </w:rPr>
-              <w:t xml:space="preserve">278</w:t>
-            </w:r>
-          </w:p>
-        </w:tc>
-        <w:tc>
-          <w:tcPr>
-            <w:tcW w:type="dxa" w:w="1300"/>
-            <w:tcBorders>
-              <w:top w:val="none" w:color="FFFFFF" w:sz="0"/>
-              <w:left w:val="none" w:color="FFFFFF" w:sz="0"/>
-              <w:bottom w:val="single" w:color="000000" w:sz="4"/>
-              <w:right w:val="none" w:color="FFFFFF" w:sz="0"/>
-            </w:tcBorders>
-            <w:tcMar>
-              <w:top w:type="dxa" w:w="40"/>
-              <w:left w:type="dxa" w:w="80"/>
-              <w:bottom w:type="dxa" w:w="40"/>
-              <w:right w:type="dxa" w:w="80"/>
-            </w:tcMar>
-            <w:vAlign w:val="center"/>
-          </w:tcPr>
-          <w:p>
-            <w:pPr>
-              <w:spacing w:after="0" w:before="0" w:line="252"/>
-              <w:jc w:val="center"/>
-            </w:pPr>
-            <w:r>
-              <w:rPr>
-                <w:rFonts w:ascii="Times New Roman" w:cs="Times New Roman" w:eastAsia="Times New Roman" w:hAnsi="Times New Roman"/>
-                <w:sz w:val="22"/>
-                <w:szCs w:val="22"/>
-              </w:rPr>
-              <w:t xml:space="preserve">3,43</w:t>
-            </w:r>
-          </w:p>
-        </w:tc>
-        <w:tc>
-          <w:tcPr>
-            <w:tcW w:type="dxa" w:w="1400"/>
-            <w:tcBorders>
-              <w:top w:val="none" w:color="FFFFFF" w:sz="0"/>
-              <w:left w:val="none" w:color="FFFFFF" w:sz="0"/>
-              <w:bottom w:val="single" w:color="000000" w:sz="4"/>
-              <w:right w:val="none" w:color="FFFFFF" w:sz="0"/>
-            </w:tcBorders>
-            <w:tcMar>
-              <w:top w:type="dxa" w:w="40"/>
-              <w:left w:type="dxa" w:w="80"/>
-              <w:bottom w:type="dxa" w:w="40"/>
-              <w:right w:type="dxa" w:w="80"/>
-            </w:tcMar>
-            <w:vAlign w:val="center"/>
-          </w:tcPr>
-          <w:p>
-            <w:pPr>
-              <w:spacing w:after="0" w:before="0" w:line="252"/>
-              <w:jc w:val="center"/>
-            </w:pPr>
-            <w:r>
-              <w:rPr>
-                <w:rFonts w:ascii="Times New Roman" w:cs="Times New Roman" w:eastAsia="Times New Roman" w:hAnsi="Times New Roman"/>
-                <w:sz w:val="22"/>
-                <w:szCs w:val="22"/>
-              </w:rPr>
-              <w:t xml:space="preserve">3,26</w:t>
-            </w:r>
-          </w:p>
-        </w:tc>
-        <w:tc>
-          <w:tcPr>
-            <w:tcW w:type="dxa" w:w="1400"/>
-            <w:tcBorders>
-              <w:top w:val="none" w:color="FFFFFF" w:sz="0"/>
-              <w:left w:val="none" w:color="FFFFFF" w:sz="0"/>
-              <w:bottom w:val="single" w:color="000000" w:sz="4"/>
-              <w:right w:val="none" w:color="FFFFFF" w:sz="0"/>
-            </w:tcBorders>
-            <w:tcMar>
-              <w:top w:type="dxa" w:w="40"/>
-              <w:left w:type="dxa" w:w="80"/>
-              <w:bottom w:type="dxa" w:w="40"/>
-              <w:right w:type="dxa" w:w="80"/>
-            </w:tcMar>
-            <w:vAlign w:val="center"/>
-          </w:tcPr>
-          <w:p>
-            <w:pPr>
-              <w:spacing w:after="0" w:before="0" w:line="252"/>
-              <w:jc w:val="center"/>
-            </w:pPr>
-            <w:r>
-              <w:rPr>
-                <w:rFonts w:ascii="Times New Roman" w:cs="Times New Roman" w:eastAsia="Times New Roman" w:hAnsi="Times New Roman"/>
-                <w:sz w:val="22"/>
-                <w:szCs w:val="22"/>
-              </w:rPr>
-              <w:t xml:space="preserve">23,4</w:t>
-            </w:r>
-          </w:p>
-        </w:tc>
-      </w:tr>
-    </w:tbl>
-    <w:p>
-      <w:pPr>
-        <w:spacing w:after="200" w:before="60" w:line="264"/>
-        <w:jc w:val="both"/>
-      </w:pPr>
-      <w:r>
-        <w:rPr>
-          <w:rFonts w:ascii="Times New Roman" w:cs="Times New Roman" w:eastAsia="Times New Roman" w:hAnsi="Times New Roman"/>
-          <w:i/>
-          <w:iCs/>
-          <w:sz w:val="22"/>
-          <w:szCs w:val="22"/>
-        </w:rPr>
-        <w:t xml:space="preserve">Ghi chú. </w:t>
-      </w:r>
-      <w:r>
-        <w:rPr>
-          <w:rFonts w:ascii="Times New Roman" w:cs="Times New Roman" w:eastAsia="Times New Roman" w:hAnsi="Times New Roman"/>
-          <w:sz w:val="22"/>
-          <w:szCs w:val="22"/>
-        </w:rPr>
-        <w:t xml:space="preserve">Không kiểm định thống kê giữa các nhóm.</w:t>
-      </w:r>
-    </w:p>
-    <w:p>
-      <w:pPr>
-        <w:spacing w:after="120" w:before="0" w:line="312"/>
-        <w:ind w:firstLine="567"/>
-        <w:jc w:val="both"/>
-      </w:pPr>
-      <w:r>
-        <w:rPr>
-          <w:rFonts w:ascii="Times New Roman" w:cs="Times New Roman" w:eastAsia="Times New Roman" w:hAnsi="Times New Roman"/>
-          <w:sz w:val="26"/>
-          <w:szCs w:val="26"/>
-        </w:rPr>
-        <w:t xml:space="preserve">Trong mẫu này, điểm trung bình của nhóm LGBT nói chung (3,43) gần bằng nhóm non-LGBT (3,27). Phép so sánh chỉ mang tính mô tả, vì hai nhóm được tiếp cận qua các kênh tuyển mẫu khác nhau và nhóm non-LGBT không được hỏi về trải nghiệm kỳ thị.</w:t>
+        <w:t xml:space="preserve">So với người chưa gặp kỳ thị, cả hai mức phơi nhiễm đều đi kèm điểm PHQ-4 cao hơn: 0,90 điểm ở nhóm gặp ít và 2,21 điểm ở nhóm gặp nhiều. Xét từng tình huống, mối liên hệ rõ nhất ở câu đùa xúc phạm và câu hỏi riêng tư không mong muốn, cũng là hai tình huống phổ biến nhất (25,3% và 32,7% người trong mẫu chính đã gặp). Hệ số của các tình huống còn lại đều dương nhưng chưa xác định, chủ yếu do ít người gặp.</w:t>
       </w:r>
     </w:p>
     <w:p>
@@ -8557,7 +8679,7 @@
           <w:sz w:val="26"/>
           <w:szCs w:val="26"/>
         </w:rPr>
-        <w:t xml:space="preserve">4. Độ bền và độ nhạy của kết quả chính</w:t>
+        <w:t xml:space="preserve">4. Độ bền và độ nhạy của kết quả H1</w:t>
       </w:r>
     </w:p>
     <w:p>
@@ -8573,7 +8695,7 @@
           <w:sz w:val="26"/>
           <w:szCs w:val="26"/>
         </w:rPr>
-        <w:t xml:space="preserve">Hình 1 trình bày hệ số của chỉ số kỳ thị trong mô hình chính, chín kiểm tra độ bền đã xác định trước và bốn mô hình bổ sung sau khi có kết quả. Mười ba ước lượng nằm trong khoảng 1,53–1,93 và đều có khoảng tin cậy loại trừ 0. Ước lượng không điều chỉnh (1,53) nhỏ hơn ước lượng chính, cho thấy các đặc điểm có trước phơi nhiễm không giải thích được mối liên hệ.</w:t>
+        <w:t xml:space="preserve">Hình 2 trình bày hệ số của chỉ số kỳ thị trong mô hình chính, tám kiểm tra độ bền đã xác định trước và bốn mô hình bổ sung sau khi có kết quả. Mười ba ước lượng nằm trong khoảng 1,53–1,93 và đều có khoảng tin cậy loại trừ 0. Ước lượng không điều chỉnh (1,53) nhỏ hơn ước lượng chính, cho thấy các đặc điểm có trước phơi nhiễm không giải thích được mối liên hệ.</w:t>
       </w:r>
     </w:p>
     <w:p>
@@ -8586,134 +8708,6 @@
         <w:drawing>
           <wp:inline distT="0" distB="0" distL="0" distR="0">
             <wp:extent cx="5715000" cy="4448175"/>
-            <wp:effectExtent t="0" r="0" b="0" l="0"/>
-            <wp:docPr id="1" name="" descr="" title=""/>
-            <wp:cNvGraphicFramePr>
-              <a:graphicFrameLocks xmlns:a="http://schemas.openxmlformats.org/drawingml/2006/main" noChangeAspect="1"/>
-            </wp:cNvGraphicFramePr>
-            <a:graphic xmlns:a="http://schemas.openxmlformats.org/drawingml/2006/main">
-              <a:graphicData uri="http://schemas.openxmlformats.org/drawingml/2006/picture">
-                <pic:pic xmlns:pic="http://schemas.openxmlformats.org/drawingml/2006/picture">
-                  <pic:nvPicPr>
-                    <pic:cNvPr id="0" name="" descr=""/>
-                    <pic:cNvPicPr>
-                      <a:picLocks noChangeAspect="1" noChangeArrowheads="1"/>
-                    </pic:cNvPicPr>
-                  </pic:nvPicPr>
-                  <pic:blipFill>
-                    <a:blip r:embed="rId8" cstate="none"/>
-                    <a:srcRect/>
-                    <a:stretch>
-                      <a:fillRect/>
-                    </a:stretch>
-                  </pic:blipFill>
-                  <pic:spPr bwMode="auto">
-                    <a:xfrm>
-                      <a:off x="0" y="0"/>
-                      <a:ext cx="5715000" cy="4448175"/>
-                    </a:xfrm>
-                    <a:prstGeom prst="rect">
-                      <a:avLst/>
-                    </a:prstGeom>
-                  </pic:spPr>
-                </pic:pic>
-              </a:graphicData>
-            </a:graphic>
-          </wp:inline>
-        </w:drawing>
-      </w:r>
-    </w:p>
-    <w:p>
-      <w:pPr>
-        <w:spacing w:after="60" w:before="60" w:line="276"/>
-        <w:jc w:val="center"/>
-      </w:pPr>
-      <w:r>
-        <w:rPr>
-          <w:rFonts w:ascii="Times New Roman" w:cs="Times New Roman" w:eastAsia="Times New Roman" w:hAnsi="Times New Roman"/>
-          <w:b/>
-          <w:bCs/>
-          <w:sz w:val="26"/>
-          <w:szCs w:val="26"/>
-        </w:rPr>
-        <w:t xml:space="preserve">Hình 1. </w:t>
-      </w:r>
-      <w:r>
-        <w:rPr>
-          <w:rFonts w:ascii="Times New Roman" w:cs="Times New Roman" w:eastAsia="Times New Roman" w:hAnsi="Times New Roman"/>
-          <w:i/>
-          <w:iCs/>
-          <w:sz w:val="26"/>
-          <w:szCs w:val="26"/>
-        </w:rPr>
-        <w:t xml:space="preserve">Hệ số của chỉ số kỳ thị đối với PHQ-4 qua các kiểm tra độ bền và độ nhạy</w:t>
-      </w:r>
-    </w:p>
-    <w:p>
-      <w:pPr>
-        <w:spacing w:after="200" w:before="60" w:line="264"/>
-        <w:jc w:val="both"/>
-      </w:pPr>
-      <w:r>
-        <w:rPr>
-          <w:rFonts w:ascii="Times New Roman" w:cs="Times New Roman" w:eastAsia="Times New Roman" w:hAnsi="Times New Roman"/>
-          <w:i/>
-          <w:iCs/>
-          <w:sz w:val="22"/>
-          <w:szCs w:val="22"/>
-        </w:rPr>
-        <w:t xml:space="preserve">Ghi chú. </w:t>
-      </w:r>
-      <w:r>
-        <w:rPr>
-          <w:rFonts w:ascii="Times New Roman" w:cs="Times New Roman" w:eastAsia="Times New Roman" w:hAnsi="Times New Roman"/>
-          <w:sz w:val="22"/>
-          <w:szCs w:val="22"/>
-        </w:rPr>
-        <w:t xml:space="preserve">Điểm là hệ số ước lượng, đoạn thẳng là khoảng tin cậy 95%; đường nét đứt là ước lượng của mô hình chính. Nhóm thứ ba gồm các mô hình bổ sung sau khi đã có kết quả chính. Số quan sát từ 225 đến 300.</w:t>
-      </w:r>
-    </w:p>
-    <w:p>
-      <w:pPr>
-        <w:spacing w:after="120" w:before="0" w:line="312"/>
-        <w:ind w:firstLine="567"/>
-        <w:jc w:val="both"/>
-      </w:pPr>
-      <w:r>
-        <w:rPr>
-          <w:rFonts w:ascii="Times New Roman" w:cs="Times New Roman" w:eastAsia="Times New Roman" w:hAnsi="Times New Roman"/>
-          <w:sz w:val="26"/>
-          <w:szCs w:val="26"/>
-        </w:rPr>
-        <w:t xml:space="preserve">Hai kiểm tra không thể hiện trên Hình 1 vì khác thang đo. Spline bậc ba không cho thấy quan hệ phi tuyến (p = 0,231). Khi tách S thành hai thành phần “có gặp hay không” và “cường độ ở người đã gặp”, mỗi thành phần riêng đều có khoảng tin cậy chứa 0 (0,75 [−0,27; 1,76] và 1,22 [−0,07; 2,50]), nên dữ liệu chưa phân biệt được hai thành phần này.</w:t>
-      </w:r>
-    </w:p>
-    <w:p>
-      <w:pPr>
-        <w:keepNext/>
-        <w:spacing w:after="120" w:before="0" w:line="312"/>
-        <w:ind w:firstLine="567"/>
-        <w:jc w:val="both"/>
-      </w:pPr>
-      <w:r>
-        <w:rPr>
-          <w:rFonts w:ascii="Times New Roman" w:cs="Times New Roman" w:eastAsia="Times New Roman" w:hAnsi="Times New Roman"/>
-          <w:sz w:val="26"/>
-          <w:szCs w:val="26"/>
-        </w:rPr>
-        <w:t xml:space="preserve">Đường cong đặc tả gồm 32 cách phân tích (Hình 2). Cả 32 ước lượng đều dương, quy đổi từ 0,65 đến 1,11 điểm PHQ-4 trên một độ lệch chuẩn; 29 ước lượng có khoảng tin cậy loại trừ 0. Ba ngoại lệ đều kết hợp hai lựa chọn: chỉ giữ người trả lời đủ bảy tình huống và điều chỉnh thêm đặc điểm công việc, khiến mẫu chỉ còn 118–136 người.</w:t>
-      </w:r>
-    </w:p>
-    <w:p>
-      <w:pPr>
-        <w:keepNext/>
-        <w:spacing w:after="60" w:before="120"/>
-        <w:jc w:val="center"/>
-      </w:pPr>
-      <w:r>
-        <w:drawing>
-          <wp:inline distT="0" distB="0" distL="0" distR="0">
-            <wp:extent cx="5715000" cy="4000500"/>
             <wp:effectExtent t="0" r="0" b="0" l="0"/>
             <wp:docPr id="1" name="" descr="" title=""/>
             <wp:cNvGraphicFramePr>
@@ -8738,6 +8732,134 @@
                   <pic:spPr bwMode="auto">
                     <a:xfrm>
                       <a:off x="0" y="0"/>
+                      <a:ext cx="5715000" cy="4448175"/>
+                    </a:xfrm>
+                    <a:prstGeom prst="rect">
+                      <a:avLst/>
+                    </a:prstGeom>
+                  </pic:spPr>
+                </pic:pic>
+              </a:graphicData>
+            </a:graphic>
+          </wp:inline>
+        </w:drawing>
+      </w:r>
+    </w:p>
+    <w:p>
+      <w:pPr>
+        <w:spacing w:after="60" w:before="60" w:line="276"/>
+        <w:jc w:val="center"/>
+      </w:pPr>
+      <w:r>
+        <w:rPr>
+          <w:rFonts w:ascii="Times New Roman" w:cs="Times New Roman" w:eastAsia="Times New Roman" w:hAnsi="Times New Roman"/>
+          <w:b/>
+          <w:bCs/>
+          <w:sz w:val="26"/>
+          <w:szCs w:val="26"/>
+        </w:rPr>
+        <w:t xml:space="preserve">Hình 2. </w:t>
+      </w:r>
+      <w:r>
+        <w:rPr>
+          <w:rFonts w:ascii="Times New Roman" w:cs="Times New Roman" w:eastAsia="Times New Roman" w:hAnsi="Times New Roman"/>
+          <w:i/>
+          <w:iCs/>
+          <w:sz w:val="26"/>
+          <w:szCs w:val="26"/>
+        </w:rPr>
+        <w:t xml:space="preserve">Hệ số của chỉ số kỳ thị đối với PHQ-4 qua các kiểm tra độ bền và độ nhạy</w:t>
+      </w:r>
+    </w:p>
+    <w:p>
+      <w:pPr>
+        <w:spacing w:after="200" w:before="60" w:line="264"/>
+        <w:jc w:val="both"/>
+      </w:pPr>
+      <w:r>
+        <w:rPr>
+          <w:rFonts w:ascii="Times New Roman" w:cs="Times New Roman" w:eastAsia="Times New Roman" w:hAnsi="Times New Roman"/>
+          <w:i/>
+          <w:iCs/>
+          <w:sz w:val="22"/>
+          <w:szCs w:val="22"/>
+        </w:rPr>
+        <w:t xml:space="preserve">Ghi chú. </w:t>
+      </w:r>
+      <w:r>
+        <w:rPr>
+          <w:rFonts w:ascii="Times New Roman" w:cs="Times New Roman" w:eastAsia="Times New Roman" w:hAnsi="Times New Roman"/>
+          <w:sz w:val="22"/>
+          <w:szCs w:val="22"/>
+        </w:rPr>
+        <w:t xml:space="preserve">Điểm là hệ số ước lượng, đoạn thẳng là khoảng tin cậy 95%; đường nét đứt là ước lượng của mô hình chính. Nhóm thứ ba gồm các mô hình bổ sung sau khi đã có kết quả chính. Số quan sát từ 225 đến 300.</w:t>
+      </w:r>
+    </w:p>
+    <w:p>
+      <w:pPr>
+        <w:spacing w:after="120" w:before="0" w:line="312"/>
+        <w:ind w:firstLine="567"/>
+        <w:jc w:val="both"/>
+      </w:pPr>
+      <w:r>
+        <w:rPr>
+          <w:rFonts w:ascii="Times New Roman" w:cs="Times New Roman" w:eastAsia="Times New Roman" w:hAnsi="Times New Roman"/>
+          <w:sz w:val="26"/>
+          <w:szCs w:val="26"/>
+        </w:rPr>
+        <w:t xml:space="preserve">Hai kiểm tra không thể hiện trên Hình 2 vì khác thang đo. Spline bậc ba không cho thấy quan hệ phi tuyến (p = 0,231). Khi tách S thành hai thành phần “có gặp hay không” và “cường độ ở người đã gặp”, mỗi thành phần riêng đều có khoảng tin cậy chứa 0 (0,75 [−0,27; 1,76] và 1,22 [−0,07; 2,50]), nên dữ liệu chưa phân biệt được hai thành phần này.</w:t>
+      </w:r>
+    </w:p>
+    <w:p>
+      <w:pPr>
+        <w:keepNext/>
+        <w:spacing w:after="120" w:before="0" w:line="312"/>
+        <w:ind w:firstLine="567"/>
+        <w:jc w:val="both"/>
+      </w:pPr>
+      <w:r>
+        <w:rPr>
+          <w:rFonts w:ascii="Times New Roman" w:cs="Times New Roman" w:eastAsia="Times New Roman" w:hAnsi="Times New Roman"/>
+          <w:sz w:val="26"/>
+          <w:szCs w:val="26"/>
+        </w:rPr>
+        <w:t xml:space="preserve">Đường cong đặc tả gồm 32 cách phân tích (Hình 3). Cả 32 ước lượng đều dương, quy đổi từ 0,65 đến 1,11 điểm PHQ-4 trên một độ lệch chuẩn; 29 ước lượng có khoảng tin cậy loại trừ 0. Ba ngoại lệ đều kết hợp hai lựa chọn: chỉ giữ người trả lời đủ bảy tình huống và điều chỉnh thêm đặc điểm công việc, khiến mẫu chỉ còn 118–136 người.</w:t>
+      </w:r>
+    </w:p>
+    <w:p>
+      <w:pPr>
+        <w:keepNext/>
+        <w:spacing w:after="60" w:before="120"/>
+        <w:jc w:val="center"/>
+      </w:pPr>
+      <w:r>
+        <w:drawing>
+          <wp:inline distT="0" distB="0" distL="0" distR="0">
+            <wp:extent cx="5715000" cy="4000500"/>
+            <wp:effectExtent t="0" r="0" b="0" l="0"/>
+            <wp:docPr id="1" name="" descr="" title=""/>
+            <wp:cNvGraphicFramePr>
+              <a:graphicFrameLocks xmlns:a="http://schemas.openxmlformats.org/drawingml/2006/main" noChangeAspect="1"/>
+            </wp:cNvGraphicFramePr>
+            <a:graphic xmlns:a="http://schemas.openxmlformats.org/drawingml/2006/main">
+              <a:graphicData uri="http://schemas.openxmlformats.org/drawingml/2006/picture">
+                <pic:pic xmlns:pic="http://schemas.openxmlformats.org/drawingml/2006/picture">
+                  <pic:nvPicPr>
+                    <pic:cNvPr id="0" name="" descr=""/>
+                    <pic:cNvPicPr>
+                      <a:picLocks noChangeAspect="1" noChangeArrowheads="1"/>
+                    </pic:cNvPicPr>
+                  </pic:nvPicPr>
+                  <pic:blipFill>
+                    <a:blip r:embed="rId10" cstate="none"/>
+                    <a:srcRect/>
+                    <a:stretch>
+                      <a:fillRect/>
+                    </a:stretch>
+                  </pic:blipFill>
+                  <pic:spPr bwMode="auto">
+                    <a:xfrm>
+                      <a:off x="0" y="0"/>
                       <a:ext cx="5715000" cy="4000500"/>
                     </a:xfrm>
                     <a:prstGeom prst="rect">
@@ -8764,7 +8886,7 @@
           <w:sz w:val="26"/>
           <w:szCs w:val="26"/>
         </w:rPr>
-        <w:t xml:space="preserve">Hình 2. </w:t>
+        <w:t xml:space="preserve">Hình 3. </w:t>
       </w:r>
       <w:r>
         <w:rPr>
@@ -8845,7 +8967,7 @@
           <w:sz w:val="26"/>
           <w:szCs w:val="26"/>
         </w:rPr>
-        <w:t xml:space="preserve">Trong mẫu người lao động LGBT này, những người gặp kỳ thị tại nơi làm việc nhiều hơn cũng báo cáo nhiều triệu chứng lo âu và trầm cảm hơn. Mức liên hệ nhỏ đến vừa, ổn định qua các kiểm tra độ bền và không được giải thích bởi các đặc điểm đã đo. Mối liên hệ rõ nhất ở các hành vi giữa người với người, như câu đùa xúc phạm và câu hỏi riêng tư, là những hành vi Bộ luật Lao động hiện chưa điều chỉnh. Dữ liệu không xác nhận đường dẫn qua che giấu danh tính và chưa cho biết mối liên hệ có khác nhau giữa các nhóm hay không.</w:t>
+        <w:t xml:space="preserve">Nghiên cứu có bốn phát hiện chính. Thứ nhất, người lao động LGBT gặp kỳ thị tại nơi làm việc nhiều hơn báo cáo nhiều triệu chứng lo âu và trầm cảm hơn. Mức liên hệ nhỏ đến vừa (0,82 điểm PHQ-4 trên một độ lệch chuẩn của chỉ số kỳ thị), ổn định qua các kiểm tra độ bền và không được giải thích bởi các đặc điểm đã đo. Đây là kết quả rõ ràng và đáng tin cậy nhất của nghiên cứu.</w:t>
       </w:r>
     </w:p>
     <w:p>
@@ -8860,7 +8982,52 @@
           <w:sz w:val="26"/>
           <w:szCs w:val="26"/>
         </w:rPr>
-        <w:t xml:space="preserve">Các kết quả cần được đọc trong một số giới hạn. Thứ nhất, thiết kế cắt ngang và tự báo cáo không xác lập được chiều nhân quả; phần câu hỏi về kỳ thị đặt ngay trước PHQ-4, nên cách nhớ lại và thứ tự câu hỏi có thể góp phần vào mối liên hệ. Thứ hai, mẫu thuận tiện tập trung ở đô thị và người có học vấn cao, và không bao gồm người đã rời bỏ công việc. Thứ ba, thang đo kỳ thị do nhóm nghiên cứu xây dựng và bản PHQ-4 tiếng Việt chưa được thẩm định. Thứ tư, nhóm chuyển giới và phi nhị nguyên chỉ có 13 người nên không được phân tích riêng. Cuối cùng, kế hoạch phân tích được chốt trước khi ước lượng nhưng được đăng ký sau, nên nghiên cứu được trình bày như một nghiên cứu khám phá.</w:t>
+        <w:t xml:space="preserve">Thứ hai, trong ba nhóm tình huống, chỉ kỳ thị trong giao tiếp hằng ngày có mối liên hệ được xác định rõ với triệu chứng. Đáng chú ý là những hành vi tưởng như nhỏ nhặt, như câu đùa xúc phạm và câu hỏi riêng tư không mong muốn, lại có mối liên hệ rõ nhất. Dữ liệu chưa đủ để khẳng định nhóm này có mối liên hệ mạnh hơn kỳ thị liên quan đến nghề nghiệp hay thể hiện giới.</w:t>
+      </w:r>
+    </w:p>
+    <w:p>
+      <w:pPr>
+        <w:spacing w:after="120" w:before="0" w:line="312"/>
+        <w:ind w:firstLine="567"/>
+        <w:jc w:val="both"/>
+      </w:pPr>
+      <w:r>
+        <w:rPr>
+          <w:rFonts w:ascii="Times New Roman" w:cs="Times New Roman" w:eastAsia="Times New Roman" w:hAnsi="Times New Roman"/>
+          <w:sz w:val="26"/>
+          <w:szCs w:val="26"/>
+        </w:rPr>
+        <w:t xml:space="preserve">Thứ ba, dữ liệu chưa xác nhận che giấu danh tính là cơ chế trung gian của mối liên hệ. Cả hai nhánh của đường dẫn đều mang dấu như kỳ vọng nhưng chưa xác định, nên cũng không thể kết luận che giấu danh tính không có vai trò.</w:t>
+      </w:r>
+    </w:p>
+    <w:p>
+      <w:pPr>
+        <w:spacing w:after="120" w:before="0" w:line="312"/>
+        <w:ind w:firstLine="567"/>
+        <w:jc w:val="both"/>
+      </w:pPr>
+      <w:r>
+        <w:rPr>
+          <w:rFonts w:ascii="Times New Roman" w:cs="Times New Roman" w:eastAsia="Times New Roman" w:hAnsi="Times New Roman"/>
+          <w:sz w:val="26"/>
+          <w:szCs w:val="26"/>
+        </w:rPr>
+        <w:t xml:space="preserve">Thứ tư, mối liên hệ giữa kỳ thị và triệu chứng yếu dần khi người lao động đánh giá việc thực thi DEI tốt hơn. Xu hướng này phù hợp với vai trò làm dịu của môi trường hòa nhập, nhưng ước lượng chưa đủ chính xác để kết luận. Ngay cả ở nơi DEI được đánh giá cao, kỳ thị vẫn đi kèm nhiều triệu chứng hơn.</w:t>
+      </w:r>
+    </w:p>
+    <w:p>
+      <w:pPr>
+        <w:spacing w:after="120" w:before="0" w:line="312"/>
+        <w:ind w:firstLine="567"/>
+        <w:jc w:val="both"/>
+      </w:pPr>
+      <w:r>
+        <w:rPr>
+          <w:rFonts w:ascii="Times New Roman" w:cs="Times New Roman" w:eastAsia="Times New Roman" w:hAnsi="Times New Roman"/>
+          <w:sz w:val="26"/>
+          <w:szCs w:val="26"/>
+        </w:rPr>
+        <w:t xml:space="preserve">Các kết quả cần được đọc trong một số giới hạn. Thứ nhất, thiết kế cắt ngang và tự báo cáo không xác lập được chiều nhân quả; phần câu hỏi về kỳ thị đặt ngay trước PHQ-4, nên cách nhớ lại và thứ tự câu hỏi có thể góp phần vào mối liên hệ. Thứ hai, mẫu thuận tiện tập trung ở đô thị và người có học vấn cao, và không bao gồm người đã rời bỏ công việc. Thứ ba, thang đo kỳ thị do nhóm nghiên cứu xây dựng và bản PHQ-4 tiếng Việt chưa được thẩm định. Thứ tư, nhóm chuyển giới và phi nhị nguyên chỉ có 13 người nên không được phân tích riêng. Thứ năm, cỡ mẫu đủ để ước lượng mối liên hệ chính, nhưng các ước lượng về cơ chế và điều tiết có khoảng tin cậy rộng. Cuối cùng, RQ1 là câu hỏi thăm dò được xác định sau khi có kết quả chính, nên kết quả của RQ1 cần được kiểm chứng ở các nghiên cứu sau.</w:t>
       </w:r>
     </w:p>
     <w:p>
@@ -8893,7 +9060,7 @@
           <w:sz w:val="26"/>
           <w:szCs w:val="26"/>
         </w:rPr>
-        <w:t xml:space="preserve">Trước khi chỉnh sửa bài báo, nhóm nghiên cứu đề nghị giảng viên cho ý kiến về bốn nội dung sau.</w:t>
+        <w:t xml:space="preserve">Trước khi chỉnh sửa bài báo, nhóm nghiên cứu đề nghị giảng viên cho ý kiến về năm nội dung sau.</w:t>
       </w:r>
     </w:p>
     <w:p>
@@ -8908,7 +9075,7 @@
           <w:sz w:val="26"/>
           <w:szCs w:val="26"/>
         </w:rPr>
-        <w:t xml:space="preserve">(1) Cách trình bày độ lớn của mối liên hệ: “0,82 điểm PHQ-4 trên một độ lệch chuẩn của chỉ số kỳ thị, mức nhỏ đến vừa”, không mô tả là mối liên hệ lớn hay có ý nghĩa lâm sàng.</w:t>
+        <w:t xml:space="preserve">(1) Cách viết phát hiện 2: nhóm đề xuất viết “nhóm duy nhất có mối liên hệ được xác định rõ”, không viết “nhóm có mối liên hệ mạnh nhất”, vì hiệu giữa các nhóm chưa xác định. Ví dụ minh họa dùng câu đùa xúc phạm và câu hỏi riêng tư; tình huống bị tiết lộ danh tính không được dùng làm ví dụ vì hệ số riêng của tình huống này chưa xác định.</w:t>
       </w:r>
     </w:p>
     <w:p>
@@ -8923,7 +9090,7 @@
           <w:sz w:val="26"/>
           <w:szCs w:val="26"/>
         </w:rPr>
-        <w:t xml:space="preserve">(2) Cách trình bày kết quả E3: nhóm LGBT nói chung không có điểm PHQ-4 cao hơn nhóm non-LGBT (3,43 so với 3,27). Nhóm đề xuất nêu rõ kết quả này trong bài và giải thích bằng khác biệt về kênh tuyển mẫu, không kiểm định thống kê.</w:t>
+        <w:t xml:space="preserve">(2) Cách viết phát hiện 4: nhóm đề xuất mô tả xu hướng hệ số giảm dần theo mức DEI, đồng thời nêu rõ ước lượng chưa đủ chính xác để kết luận (p Holm = 0,211) và nhấn mạnh mối liên hệ vẫn còn ở mức DEI cao, như cách viết ở mục 5.</w:t>
       </w:r>
     </w:p>
     <w:p>
@@ -8938,7 +9105,7 @@
           <w:sz w:val="26"/>
           <w:szCs w:val="26"/>
         </w:rPr>
-        <w:t xml:space="preserve">(3) Việc đưa bốn mô hình độ nhạy bổ sung sau khi có kết quả (hệ số từ 1,53 đến 1,81) vào phụ lục, kèm ghi chú rõ đây là phân tích thực hiện sau khi có kết quả chính.</w:t>
+        <w:t xml:space="preserve">(3) Độ tin cậy thấp của hai nhóm tình huống (α = 0,51 và 0,40): nhóm đề xuất giải thích trong bài rằng thang đo là danh mục sự kiện, nên hệ số α không phải tiêu chí phù hợp để đánh giá chất lượng đo.</w:t>
       </w:r>
     </w:p>
     <w:p>
@@ -8953,7 +9120,22 @@
           <w:sz w:val="26"/>
           <w:szCs w:val="26"/>
         </w:rPr>
-        <w:t xml:space="preserve">(4) Tiêu đề bài báo: giữ câu hỏi “Pathology or Prejudice?” và đổi phụ đề thành “A Within-Group Test of Workplace Stigma and Anxiety and Depressive Symptoms among LGBT Workers in Vietnam”.</w:t>
+        <w:t xml:space="preserve">(4) Cách trình bày RQ1: RQ1 được trình bày là câu hỏi thăm dò, và bài báo không mô tả các phân tích là đã đăng ký trước.</w:t>
+      </w:r>
+    </w:p>
+    <w:p>
+      <w:pPr>
+        <w:spacing w:after="120" w:before="0" w:line="312"/>
+        <w:ind w:firstLine="0"/>
+        <w:jc w:val="both"/>
+      </w:pPr>
+      <w:r>
+        <w:rPr>
+          <w:rFonts w:ascii="Times New Roman" w:cs="Times New Roman" w:eastAsia="Times New Roman" w:hAnsi="Times New Roman"/>
+          <w:sz w:val="26"/>
+          <w:szCs w:val="26"/>
+        </w:rPr>
+        <w:t xml:space="preserve">(5) Tiêu đề bài báo: “Pathology or Prejudice? A Within-Group Test of Workplace Stigma and Anxiety and Depressive Symptoms among LGBT Workers in Vietnam”.</w:t>
       </w:r>
     </w:p>
     <w:p>
@@ -8968,7 +9150,7 @@
           <w:sz w:val="26"/>
           <w:szCs w:val="26"/>
         </w:rPr>
-        <w:t xml:space="preserve">Mọi thay đổi về phân tích sau khi thống nhất sẽ được ghi vào nhật ký điều chỉnh kế hoạch trước khi chạy lại mô hình.</w:t>
+        <w:t xml:space="preserve">Sau khi giảng viên cho ý kiến, nhóm sẽ chỉnh sửa bài báo theo cấu trúc trên.</w:t>
       </w:r>
     </w:p>
     <w:sectPr>
